--- a/p12-rt-ad-personalization-platform/docs/1. Problem Definition.docx
+++ b/p12-rt-ad-personalization-platform/docs/1. Problem Definition.docx
@@ -9,6 +9,13 @@
     </w:p>
     <w:sdt>
       <w:sdtPr>
+        <w:rPr>
+          <w:rFonts w:asciiTheme="minorHAnsi" w:eastAsiaTheme="minorHAnsi" w:hAnsiTheme="minorHAnsi" w:cstheme="minorBidi"/>
+          <w:color w:val="auto"/>
+          <w:sz w:val="28"/>
+          <w:szCs w:val="28"/>
+          <w:lang w:val="en-IN"/>
+        </w:rPr>
         <w:id w:val="387156477"/>
         <w:docPartObj>
           <w:docPartGallery w:val="Table of Contents"/>
@@ -17,14 +24,9 @@
       </w:sdtPr>
       <w:sdtEndPr>
         <w:rPr>
-          <w:rFonts w:asciiTheme="minorHAnsi" w:eastAsiaTheme="minorHAnsi" w:hAnsiTheme="minorHAnsi" w:cstheme="minorBidi"/>
           <w:b/>
           <w:bCs/>
           <w:noProof/>
-          <w:color w:val="auto"/>
-          <w:sz w:val="28"/>
-          <w:szCs w:val="28"/>
-          <w:lang w:val="en-IN"/>
         </w:rPr>
       </w:sdtEndPr>
       <w:sdtContent>
@@ -450,25 +452,7 @@
     </w:p>
     <w:p>
       <w:r>
-        <w:t>To understand w</w:t>
-      </w:r>
-      <w:r>
-        <w:t xml:space="preserve">hy this </w:t>
-      </w:r>
-      <w:r>
-        <w:t>p</w:t>
-      </w:r>
-      <w:r>
-        <w:t xml:space="preserve">roblem </w:t>
-      </w:r>
-      <w:r>
-        <w:t>m</w:t>
-      </w:r>
-      <w:r>
-        <w:t>atters</w:t>
-      </w:r>
-      <w:r>
-        <w:t xml:space="preserve">, let us understand the business impact of different components of the above problem statement. </w:t>
+        <w:t xml:space="preserve">To understand why this problem matters, let us understand the business impact of different components of the above problem statement. </w:t>
       </w:r>
     </w:p>
     <w:p>
@@ -608,31 +592,4567 @@
       </w:r>
     </w:p>
     <w:p>
-      <w:r>
+      <w:pPr>
+        <w:rPr>
+          <w:b/>
+          <w:bCs/>
+        </w:rPr>
+      </w:pPr>
+      <w:r>
+        <w:rPr>
+          <w:b/>
+          <w:bCs/>
+        </w:rPr>
         <w:br w:type="page"/>
       </w:r>
     </w:p>
     <w:p>
+      <w:pPr>
+        <w:pStyle w:val="Heading1"/>
+      </w:pPr>
       <w:r>
         <w:lastRenderedPageBreak/>
-        <w:t>4. Real-World Constraints</w:t>
-      </w:r>
-    </w:p>
-    <w:p>
-      <w:r>
-        <w:t xml:space="preserve">We need to look at the performance of the recommendation system as NOT just “maximize accuracy at any cost”. There </w:t>
-      </w:r>
-      <w:proofErr w:type="gramStart"/>
-      <w:r>
-        <w:t>are</w:t>
-      </w:r>
-      <w:proofErr w:type="gramEnd"/>
-      <w:r>
-        <w:t xml:space="preserve"> other </w:t>
+        <w:t xml:space="preserve">4. </w:t>
+      </w:r>
+      <w:r>
+        <w:t>Real-World Constraints</w:t>
+      </w:r>
+    </w:p>
+    <w:p>
+      <w:r>
+        <w:t xml:space="preserve">We need to look at the performance of the recommendation system as NOT just “maximize accuracy at any cost”. There are other </w:t>
+      </w:r>
+      <w:r>
+        <w:t>factors to considers in terms of the performance that will play a role in user experience.</w:t>
+      </w:r>
+    </w:p>
+    <w:tbl>
+      <w:tblPr>
+        <w:tblW w:w="0" w:type="auto"/>
+        <w:tblCellSpacing w:w="15" w:type="dxa"/>
+        <w:tblCellMar>
+          <w:top w:w="15" w:type="dxa"/>
+          <w:left w:w="15" w:type="dxa"/>
+          <w:bottom w:w="15" w:type="dxa"/>
+          <w:right w:w="15" w:type="dxa"/>
+        </w:tblCellMar>
+        <w:tblLook w:val="04A0" w:firstRow="1" w:lastRow="0" w:firstColumn="1" w:lastColumn="0" w:noHBand="0" w:noVBand="1"/>
+      </w:tblPr>
+      <w:tblGrid>
+        <w:gridCol w:w="2103"/>
+        <w:gridCol w:w="4042"/>
+      </w:tblGrid>
+      <w:tr>
+        <w:trPr>
+          <w:tblHeader/>
+          <w:tblCellSpacing w:w="15" w:type="dxa"/>
+        </w:trPr>
+        <w:tc>
+          <w:tcPr>
+            <w:tcW w:w="0" w:type="auto"/>
+            <w:vAlign w:val="center"/>
+            <w:hideMark/>
+          </w:tcPr>
+          <w:p>
+            <w:pPr>
+              <w:spacing w:after="0"/>
+              <w:rPr>
+                <w:b/>
+                <w:bCs/>
+              </w:rPr>
+            </w:pPr>
+            <w:r>
+              <w:rPr>
+                <w:b/>
+                <w:bCs/>
+              </w:rPr>
+              <w:t>Constraint</w:t>
+            </w:r>
+          </w:p>
+        </w:tc>
+        <w:tc>
+          <w:tcPr>
+            <w:tcW w:w="0" w:type="auto"/>
+            <w:vAlign w:val="center"/>
+            <w:hideMark/>
+          </w:tcPr>
+          <w:p>
+            <w:pPr>
+              <w:spacing w:after="0"/>
+              <w:rPr>
+                <w:b/>
+                <w:bCs/>
+              </w:rPr>
+            </w:pPr>
+            <w:r>
+              <w:rPr>
+                <w:b/>
+                <w:bCs/>
+              </w:rPr>
+              <w:t>Why It Matters</w:t>
+            </w:r>
+          </w:p>
+        </w:tc>
+      </w:tr>
+      <w:tr>
+        <w:trPr>
+          <w:tblCellSpacing w:w="15" w:type="dxa"/>
+        </w:trPr>
+        <w:tc>
+          <w:tcPr>
+            <w:tcW w:w="0" w:type="auto"/>
+            <w:vAlign w:val="center"/>
+            <w:hideMark/>
+          </w:tcPr>
+          <w:p>
+            <w:pPr>
+              <w:spacing w:after="0"/>
+            </w:pPr>
+            <w:r>
+              <w:t>Low latency</w:t>
+            </w:r>
+          </w:p>
+        </w:tc>
+        <w:tc>
+          <w:tcPr>
+            <w:tcW w:w="0" w:type="auto"/>
+            <w:vAlign w:val="center"/>
+            <w:hideMark/>
+          </w:tcPr>
+          <w:p>
+            <w:pPr>
+              <w:spacing w:after="0"/>
+            </w:pPr>
+            <w:r>
+              <w:t>Users abandon slow pages</w:t>
+            </w:r>
+          </w:p>
+        </w:tc>
+      </w:tr>
+      <w:tr>
+        <w:trPr>
+          <w:tblCellSpacing w:w="15" w:type="dxa"/>
+        </w:trPr>
+        <w:tc>
+          <w:tcPr>
+            <w:tcW w:w="0" w:type="auto"/>
+            <w:vAlign w:val="center"/>
+            <w:hideMark/>
+          </w:tcPr>
+          <w:p>
+            <w:pPr>
+              <w:spacing w:after="0"/>
+            </w:pPr>
+            <w:r>
+              <w:t>High throughput</w:t>
+            </w:r>
+          </w:p>
+        </w:tc>
+        <w:tc>
+          <w:tcPr>
+            <w:tcW w:w="0" w:type="auto"/>
+            <w:vAlign w:val="center"/>
+            <w:hideMark/>
+          </w:tcPr>
+          <w:p>
+            <w:pPr>
+              <w:spacing w:after="0"/>
+            </w:pPr>
+            <w:r>
+              <w:t>Millions of requests/</w:t>
+            </w:r>
+            <w:proofErr w:type="gramStart"/>
+            <w:r>
+              <w:t>day</w:t>
+            </w:r>
+            <w:proofErr w:type="gramEnd"/>
+          </w:p>
+        </w:tc>
+      </w:tr>
+      <w:tr>
+        <w:trPr>
+          <w:tblCellSpacing w:w="15" w:type="dxa"/>
+        </w:trPr>
+        <w:tc>
+          <w:tcPr>
+            <w:tcW w:w="0" w:type="auto"/>
+            <w:vAlign w:val="center"/>
+            <w:hideMark/>
+          </w:tcPr>
+          <w:p>
+            <w:pPr>
+              <w:spacing w:after="0"/>
+            </w:pPr>
+            <w:r>
+              <w:t>Feature freshness</w:t>
+            </w:r>
+          </w:p>
+        </w:tc>
+        <w:tc>
+          <w:tcPr>
+            <w:tcW w:w="0" w:type="auto"/>
+            <w:vAlign w:val="center"/>
+            <w:hideMark/>
+          </w:tcPr>
+          <w:p>
+            <w:pPr>
+              <w:spacing w:after="0"/>
+            </w:pPr>
+            <w:r>
+              <w:t>User intent changes quickly</w:t>
+            </w:r>
+          </w:p>
+        </w:tc>
+      </w:tr>
+      <w:tr>
+        <w:trPr>
+          <w:tblCellSpacing w:w="15" w:type="dxa"/>
+        </w:trPr>
+        <w:tc>
+          <w:tcPr>
+            <w:tcW w:w="0" w:type="auto"/>
+            <w:vAlign w:val="center"/>
+            <w:hideMark/>
+          </w:tcPr>
+          <w:p>
+            <w:pPr>
+              <w:spacing w:after="0"/>
+            </w:pPr>
+            <w:r>
+              <w:t>Cold start</w:t>
+            </w:r>
+          </w:p>
+        </w:tc>
+        <w:tc>
+          <w:tcPr>
+            <w:tcW w:w="0" w:type="auto"/>
+            <w:vAlign w:val="center"/>
+            <w:hideMark/>
+          </w:tcPr>
+          <w:p>
+            <w:pPr>
+              <w:spacing w:after="0"/>
+            </w:pPr>
+            <w:r>
+              <w:t>New users/products</w:t>
+            </w:r>
+          </w:p>
+        </w:tc>
+      </w:tr>
+      <w:tr>
+        <w:trPr>
+          <w:tblCellSpacing w:w="15" w:type="dxa"/>
+        </w:trPr>
+        <w:tc>
+          <w:tcPr>
+            <w:tcW w:w="0" w:type="auto"/>
+            <w:vAlign w:val="center"/>
+            <w:hideMark/>
+          </w:tcPr>
+          <w:p>
+            <w:pPr>
+              <w:spacing w:after="0"/>
+            </w:pPr>
+            <w:r>
+              <w:t>Ranking fairness</w:t>
+            </w:r>
+          </w:p>
+        </w:tc>
+        <w:tc>
+          <w:tcPr>
+            <w:tcW w:w="0" w:type="auto"/>
+            <w:vAlign w:val="center"/>
+            <w:hideMark/>
+          </w:tcPr>
+          <w:p>
+            <w:pPr>
+              <w:spacing w:after="0"/>
+            </w:pPr>
+            <w:r>
+              <w:t>Avoid repetitive ads</w:t>
+            </w:r>
+          </w:p>
+        </w:tc>
+      </w:tr>
+      <w:tr>
+        <w:trPr>
+          <w:tblCellSpacing w:w="15" w:type="dxa"/>
+        </w:trPr>
+        <w:tc>
+          <w:tcPr>
+            <w:tcW w:w="0" w:type="auto"/>
+            <w:vAlign w:val="center"/>
+            <w:hideMark/>
+          </w:tcPr>
+          <w:p>
+            <w:pPr>
+              <w:spacing w:after="0"/>
+            </w:pPr>
+            <w:r>
+              <w:t>Cost efficiency</w:t>
+            </w:r>
+          </w:p>
+        </w:tc>
+        <w:tc>
+          <w:tcPr>
+            <w:tcW w:w="0" w:type="auto"/>
+            <w:vAlign w:val="center"/>
+            <w:hideMark/>
+          </w:tcPr>
+          <w:p>
+            <w:pPr>
+              <w:spacing w:after="0"/>
+            </w:pPr>
+            <w:r>
+              <w:t>Infrastructure constraints</w:t>
+            </w:r>
+          </w:p>
+        </w:tc>
+      </w:tr>
+      <w:tr>
+        <w:trPr>
+          <w:tblCellSpacing w:w="15" w:type="dxa"/>
+        </w:trPr>
+        <w:tc>
+          <w:tcPr>
+            <w:tcW w:w="0" w:type="auto"/>
+            <w:vAlign w:val="center"/>
+            <w:hideMark/>
+          </w:tcPr>
+          <w:p>
+            <w:pPr>
+              <w:spacing w:after="0"/>
+            </w:pPr>
+            <w:r>
+              <w:t>Reliability</w:t>
+            </w:r>
+          </w:p>
+        </w:tc>
+        <w:tc>
+          <w:tcPr>
+            <w:tcW w:w="0" w:type="auto"/>
+            <w:vAlign w:val="center"/>
+            <w:hideMark/>
+          </w:tcPr>
+          <w:p>
+            <w:pPr>
+              <w:spacing w:after="0"/>
+            </w:pPr>
+            <w:r>
+              <w:t>Recommendation API must not fail</w:t>
+            </w:r>
+          </w:p>
+        </w:tc>
+      </w:tr>
+      <w:tr>
+        <w:trPr>
+          <w:tblCellSpacing w:w="15" w:type="dxa"/>
+        </w:trPr>
+        <w:tc>
+          <w:tcPr>
+            <w:tcW w:w="0" w:type="auto"/>
+            <w:vAlign w:val="center"/>
+            <w:hideMark/>
+          </w:tcPr>
+          <w:p>
+            <w:pPr>
+              <w:spacing w:after="0"/>
+            </w:pPr>
+            <w:r>
+              <w:t>Scalability</w:t>
+            </w:r>
+          </w:p>
+        </w:tc>
+        <w:tc>
+          <w:tcPr>
+            <w:tcW w:w="0" w:type="auto"/>
+            <w:vAlign w:val="center"/>
+            <w:hideMark/>
+          </w:tcPr>
+          <w:p>
+            <w:pPr>
+              <w:spacing w:after="0"/>
+            </w:pPr>
+            <w:r>
+              <w:t>Traffic spikes during campaigns</w:t>
+            </w:r>
+          </w:p>
+        </w:tc>
+      </w:tr>
+    </w:tbl>
+    <w:p>
+      <w:pPr>
+        <w:rPr>
+          <w:b/>
+          <w:bCs/>
+        </w:rPr>
+      </w:pPr>
+    </w:p>
+    <w:p>
+      <w:pPr>
+        <w:rPr>
+          <w:rFonts w:asciiTheme="majorHAnsi" w:eastAsiaTheme="majorEastAsia" w:hAnsiTheme="majorHAnsi" w:cstheme="majorBidi"/>
+          <w:color w:val="2F5496" w:themeColor="accent1" w:themeShade="BF"/>
+          <w:sz w:val="40"/>
+          <w:szCs w:val="40"/>
+        </w:rPr>
+      </w:pPr>
+      <w:r>
+        <w:br w:type="page"/>
+      </w:r>
+    </w:p>
+    <w:p>
+      <w:pPr>
+        <w:pStyle w:val="Heading1"/>
+      </w:pPr>
+      <w:r>
+        <w:lastRenderedPageBreak/>
+        <w:t>5</w:t>
+      </w:r>
+      <w:r>
+        <w:t>. Business KPIs</w:t>
+      </w:r>
+    </w:p>
+    <w:p>
+      <w:r>
+        <w:t>The KPIs the system should aim to optimize measurable metrics.</w:t>
+      </w:r>
+    </w:p>
+    <w:p>
+      <w:pPr>
+        <w:rPr>
+          <w:b/>
+          <w:bCs/>
+        </w:rPr>
+      </w:pPr>
+      <w:r>
+        <w:rPr>
+          <w:b/>
+          <w:bCs/>
+        </w:rPr>
+        <w:t>Primary KPIs</w:t>
+      </w:r>
+    </w:p>
+    <w:tbl>
+      <w:tblPr>
+        <w:tblW w:w="0" w:type="auto"/>
+        <w:tblCellSpacing w:w="15" w:type="dxa"/>
+        <w:tblCellMar>
+          <w:top w:w="15" w:type="dxa"/>
+          <w:left w:w="15" w:type="dxa"/>
+          <w:bottom w:w="15" w:type="dxa"/>
+          <w:right w:w="15" w:type="dxa"/>
+        </w:tblCellMar>
+        <w:tblLook w:val="04A0" w:firstRow="1" w:lastRow="0" w:firstColumn="1" w:lastColumn="0" w:noHBand="0" w:noVBand="1"/>
+      </w:tblPr>
+      <w:tblGrid>
+        <w:gridCol w:w="3119"/>
+        <w:gridCol w:w="4111"/>
+      </w:tblGrid>
+      <w:tr>
+        <w:trPr>
+          <w:tblHeader/>
+          <w:tblCellSpacing w:w="15" w:type="dxa"/>
+        </w:trPr>
+        <w:tc>
+          <w:tcPr>
+            <w:tcW w:w="3074" w:type="dxa"/>
+            <w:vAlign w:val="center"/>
+            <w:hideMark/>
+          </w:tcPr>
+          <w:p>
+            <w:pPr>
+              <w:spacing w:after="0"/>
+              <w:rPr>
+                <w:b/>
+                <w:bCs/>
+              </w:rPr>
+            </w:pPr>
+            <w:r>
+              <w:rPr>
+                <w:b/>
+                <w:bCs/>
+              </w:rPr>
+              <w:t>KPI</w:t>
+            </w:r>
+          </w:p>
+        </w:tc>
+        <w:tc>
+          <w:tcPr>
+            <w:tcW w:w="4066" w:type="dxa"/>
+            <w:vAlign w:val="center"/>
+            <w:hideMark/>
+          </w:tcPr>
+          <w:p>
+            <w:pPr>
+              <w:spacing w:after="0"/>
+              <w:rPr>
+                <w:b/>
+                <w:bCs/>
+              </w:rPr>
+            </w:pPr>
+            <w:r>
+              <w:rPr>
+                <w:b/>
+                <w:bCs/>
+              </w:rPr>
+              <w:t>Meaning</w:t>
+            </w:r>
+          </w:p>
+        </w:tc>
+      </w:tr>
+      <w:tr>
+        <w:trPr>
+          <w:tblCellSpacing w:w="15" w:type="dxa"/>
+        </w:trPr>
+        <w:tc>
+          <w:tcPr>
+            <w:tcW w:w="3074" w:type="dxa"/>
+            <w:vAlign w:val="center"/>
+            <w:hideMark/>
+          </w:tcPr>
+          <w:p>
+            <w:pPr>
+              <w:spacing w:after="0"/>
+            </w:pPr>
+            <w:r>
+              <w:t>CTR</w:t>
+            </w:r>
+          </w:p>
+        </w:tc>
+        <w:tc>
+          <w:tcPr>
+            <w:tcW w:w="4066" w:type="dxa"/>
+            <w:vAlign w:val="center"/>
+            <w:hideMark/>
+          </w:tcPr>
+          <w:p>
+            <w:pPr>
+              <w:spacing w:after="0"/>
+            </w:pPr>
+            <w:r>
+              <w:t>Click Through Rate</w:t>
+            </w:r>
+          </w:p>
+        </w:tc>
+      </w:tr>
+      <w:tr>
+        <w:trPr>
+          <w:tblCellSpacing w:w="15" w:type="dxa"/>
+        </w:trPr>
+        <w:tc>
+          <w:tcPr>
+            <w:tcW w:w="3074" w:type="dxa"/>
+            <w:vAlign w:val="center"/>
+            <w:hideMark/>
+          </w:tcPr>
+          <w:p>
+            <w:pPr>
+              <w:spacing w:after="0"/>
+            </w:pPr>
+            <w:r>
+              <w:t>CVR</w:t>
+            </w:r>
+          </w:p>
+        </w:tc>
+        <w:tc>
+          <w:tcPr>
+            <w:tcW w:w="4066" w:type="dxa"/>
+            <w:vAlign w:val="center"/>
+            <w:hideMark/>
+          </w:tcPr>
+          <w:p>
+            <w:pPr>
+              <w:spacing w:after="0"/>
+            </w:pPr>
+            <w:r>
+              <w:t>Conversion Rate</w:t>
+            </w:r>
+          </w:p>
+        </w:tc>
+      </w:tr>
+      <w:tr>
+        <w:trPr>
+          <w:tblCellSpacing w:w="15" w:type="dxa"/>
+        </w:trPr>
+        <w:tc>
+          <w:tcPr>
+            <w:tcW w:w="3074" w:type="dxa"/>
+            <w:vAlign w:val="center"/>
+            <w:hideMark/>
+          </w:tcPr>
+          <w:p>
+            <w:pPr>
+              <w:spacing w:after="0"/>
+            </w:pPr>
+            <w:r>
+              <w:t>Revenue Per Mille (RPM)</w:t>
+            </w:r>
+          </w:p>
+        </w:tc>
+        <w:tc>
+          <w:tcPr>
+            <w:tcW w:w="4066" w:type="dxa"/>
+            <w:vAlign w:val="center"/>
+            <w:hideMark/>
+          </w:tcPr>
+          <w:p>
+            <w:pPr>
+              <w:spacing w:after="0"/>
+            </w:pPr>
+            <w:r>
+              <w:t>Revenue per 1000 impressions</w:t>
+            </w:r>
+          </w:p>
+        </w:tc>
+      </w:tr>
+      <w:tr>
+        <w:trPr>
+          <w:tblCellSpacing w:w="15" w:type="dxa"/>
+        </w:trPr>
+        <w:tc>
+          <w:tcPr>
+            <w:tcW w:w="3074" w:type="dxa"/>
+            <w:vAlign w:val="center"/>
+            <w:hideMark/>
+          </w:tcPr>
+          <w:p>
+            <w:pPr>
+              <w:spacing w:after="0"/>
+            </w:pPr>
+            <w:r>
+              <w:t>Engagement Time</w:t>
+            </w:r>
+          </w:p>
+        </w:tc>
+        <w:tc>
+          <w:tcPr>
+            <w:tcW w:w="4066" w:type="dxa"/>
+            <w:vAlign w:val="center"/>
+            <w:hideMark/>
+          </w:tcPr>
+          <w:p>
+            <w:pPr>
+              <w:spacing w:after="0"/>
+            </w:pPr>
+            <w:r>
+              <w:t>Time spent interacting</w:t>
+            </w:r>
+          </w:p>
+        </w:tc>
+      </w:tr>
+      <w:tr>
+        <w:trPr>
+          <w:tblCellSpacing w:w="15" w:type="dxa"/>
+        </w:trPr>
+        <w:tc>
+          <w:tcPr>
+            <w:tcW w:w="3074" w:type="dxa"/>
+            <w:vAlign w:val="center"/>
+            <w:hideMark/>
+          </w:tcPr>
+          <w:p>
+            <w:pPr>
+              <w:spacing w:after="0"/>
+            </w:pPr>
+            <w:r>
+              <w:t>Latency P95</w:t>
+            </w:r>
+          </w:p>
+        </w:tc>
+        <w:tc>
+          <w:tcPr>
+            <w:tcW w:w="4066" w:type="dxa"/>
+            <w:vAlign w:val="center"/>
+            <w:hideMark/>
+          </w:tcPr>
+          <w:p>
+            <w:pPr>
+              <w:spacing w:after="0"/>
+            </w:pPr>
+            <w:r>
+              <w:t>Tail latency</w:t>
+            </w:r>
+          </w:p>
+        </w:tc>
+      </w:tr>
+      <w:tr>
+        <w:trPr>
+          <w:tblCellSpacing w:w="15" w:type="dxa"/>
+        </w:trPr>
+        <w:tc>
+          <w:tcPr>
+            <w:tcW w:w="3074" w:type="dxa"/>
+            <w:vAlign w:val="center"/>
+            <w:hideMark/>
+          </w:tcPr>
+          <w:p>
+            <w:pPr>
+              <w:spacing w:after="0"/>
+            </w:pPr>
+            <w:r>
+              <w:t>Ad Fill Rate</w:t>
+            </w:r>
+          </w:p>
+        </w:tc>
+        <w:tc>
+          <w:tcPr>
+            <w:tcW w:w="4066" w:type="dxa"/>
+            <w:vAlign w:val="center"/>
+            <w:hideMark/>
+          </w:tcPr>
+          <w:p>
+            <w:pPr>
+              <w:spacing w:after="0"/>
+            </w:pPr>
+            <w:r>
+              <w:t>% requests served</w:t>
+            </w:r>
+          </w:p>
+        </w:tc>
+      </w:tr>
+    </w:tbl>
+    <w:p>
+      <w:pPr>
+        <w:rPr>
+          <w:b/>
+          <w:bCs/>
+        </w:rPr>
+      </w:pPr>
+      <w:r>
+        <w:rPr>
+          <w:b/>
+          <w:bCs/>
+        </w:rPr>
+        <w:t>Secondary KPIs</w:t>
+      </w:r>
+    </w:p>
+    <w:tbl>
+      <w:tblPr>
+        <w:tblW w:w="0" w:type="auto"/>
+        <w:tblCellSpacing w:w="15" w:type="dxa"/>
+        <w:tblCellMar>
+          <w:top w:w="15" w:type="dxa"/>
+          <w:left w:w="15" w:type="dxa"/>
+          <w:bottom w:w="15" w:type="dxa"/>
+          <w:right w:w="15" w:type="dxa"/>
+        </w:tblCellMar>
+        <w:tblLook w:val="04A0" w:firstRow="1" w:lastRow="0" w:firstColumn="1" w:lastColumn="0" w:noHBand="0" w:noVBand="1"/>
+      </w:tblPr>
+      <w:tblGrid>
+        <w:gridCol w:w="2805"/>
+        <w:gridCol w:w="30"/>
+        <w:gridCol w:w="3969"/>
+      </w:tblGrid>
+      <w:tr>
+        <w:trPr>
+          <w:tblHeader/>
+          <w:tblCellSpacing w:w="15" w:type="dxa"/>
+        </w:trPr>
+        <w:tc>
+          <w:tcPr>
+            <w:tcW w:w="0" w:type="auto"/>
+            <w:vAlign w:val="center"/>
+            <w:hideMark/>
+          </w:tcPr>
+          <w:p>
+            <w:pPr>
+              <w:spacing w:after="0"/>
+              <w:rPr>
+                <w:b/>
+                <w:bCs/>
+              </w:rPr>
+            </w:pPr>
+            <w:r>
+              <w:rPr>
+                <w:b/>
+                <w:bCs/>
+              </w:rPr>
+              <w:t>KPI</w:t>
+            </w:r>
+          </w:p>
+        </w:tc>
+        <w:tc>
+          <w:tcPr>
+            <w:tcW w:w="3954" w:type="dxa"/>
+            <w:gridSpan w:val="2"/>
+            <w:vAlign w:val="center"/>
+            <w:hideMark/>
+          </w:tcPr>
+          <w:p>
+            <w:pPr>
+              <w:spacing w:after="0"/>
+              <w:rPr>
+                <w:b/>
+                <w:bCs/>
+              </w:rPr>
+            </w:pPr>
+            <w:r>
+              <w:rPr>
+                <w:b/>
+                <w:bCs/>
+              </w:rPr>
+              <w:t>Meaning</w:t>
+            </w:r>
+          </w:p>
+        </w:tc>
+      </w:tr>
+      <w:tr>
+        <w:trPr>
+          <w:tblCellSpacing w:w="15" w:type="dxa"/>
+        </w:trPr>
+        <w:tc>
+          <w:tcPr>
+            <w:tcW w:w="2790" w:type="dxa"/>
+            <w:gridSpan w:val="2"/>
+            <w:vAlign w:val="center"/>
+            <w:hideMark/>
+          </w:tcPr>
+          <w:p>
+            <w:pPr>
+              <w:spacing w:after="0"/>
+            </w:pPr>
+            <w:r>
+              <w:t>Diversity Score</w:t>
+            </w:r>
+          </w:p>
+        </w:tc>
+        <w:tc>
+          <w:tcPr>
+            <w:tcW w:w="3924" w:type="dxa"/>
+            <w:vAlign w:val="center"/>
+            <w:hideMark/>
+          </w:tcPr>
+          <w:p>
+            <w:pPr>
+              <w:spacing w:after="0"/>
+            </w:pPr>
+            <w:r>
+              <w:t>Avoid repetitive ads</w:t>
+            </w:r>
+          </w:p>
+        </w:tc>
+      </w:tr>
+      <w:tr>
+        <w:trPr>
+          <w:tblCellSpacing w:w="15" w:type="dxa"/>
+        </w:trPr>
+        <w:tc>
+          <w:tcPr>
+            <w:tcW w:w="2790" w:type="dxa"/>
+            <w:gridSpan w:val="2"/>
+            <w:vAlign w:val="center"/>
+            <w:hideMark/>
+          </w:tcPr>
+          <w:p>
+            <w:pPr>
+              <w:spacing w:after="0"/>
+            </w:pPr>
+            <w:r>
+              <w:t>Personalization Lift</w:t>
+            </w:r>
+          </w:p>
+        </w:tc>
+        <w:tc>
+          <w:tcPr>
+            <w:tcW w:w="3924" w:type="dxa"/>
+            <w:vAlign w:val="center"/>
+            <w:hideMark/>
+          </w:tcPr>
+          <w:p>
+            <w:pPr>
+              <w:spacing w:after="0"/>
+            </w:pPr>
+            <w:r>
+              <w:t>Improvement over baseline</w:t>
+            </w:r>
+          </w:p>
+        </w:tc>
+      </w:tr>
+      <w:tr>
+        <w:trPr>
+          <w:tblCellSpacing w:w="15" w:type="dxa"/>
+        </w:trPr>
+        <w:tc>
+          <w:tcPr>
+            <w:tcW w:w="2790" w:type="dxa"/>
+            <w:gridSpan w:val="2"/>
+            <w:vAlign w:val="center"/>
+            <w:hideMark/>
+          </w:tcPr>
+          <w:p>
+            <w:pPr>
+              <w:spacing w:after="0"/>
+            </w:pPr>
+            <w:r>
+              <w:t>Cache Hit Ratio</w:t>
+            </w:r>
+          </w:p>
+        </w:tc>
+        <w:tc>
+          <w:tcPr>
+            <w:tcW w:w="3924" w:type="dxa"/>
+            <w:vAlign w:val="center"/>
+            <w:hideMark/>
+          </w:tcPr>
+          <w:p>
+            <w:pPr>
+              <w:spacing w:after="0"/>
+            </w:pPr>
+            <w:r>
+              <w:t>Serving efficiency</w:t>
+            </w:r>
+          </w:p>
+        </w:tc>
+      </w:tr>
+      <w:tr>
+        <w:trPr>
+          <w:tblCellSpacing w:w="15" w:type="dxa"/>
+        </w:trPr>
+        <w:tc>
+          <w:tcPr>
+            <w:tcW w:w="2790" w:type="dxa"/>
+            <w:gridSpan w:val="2"/>
+            <w:vAlign w:val="center"/>
+            <w:hideMark/>
+          </w:tcPr>
+          <w:p>
+            <w:pPr>
+              <w:spacing w:after="0"/>
+            </w:pPr>
+            <w:r>
+              <w:t>Feature Freshness SLA</w:t>
+            </w:r>
+          </w:p>
+        </w:tc>
+        <w:tc>
+          <w:tcPr>
+            <w:tcW w:w="3924" w:type="dxa"/>
+            <w:vAlign w:val="center"/>
+            <w:hideMark/>
+          </w:tcPr>
+          <w:p>
+            <w:pPr>
+              <w:spacing w:after="0"/>
+            </w:pPr>
+            <w:r>
+              <w:t>Online feature validity</w:t>
+            </w:r>
+          </w:p>
+        </w:tc>
+      </w:tr>
+    </w:tbl>
+    <w:p>
+      <w:pPr>
+        <w:rPr>
+          <w:b/>
+          <w:bCs/>
+        </w:rPr>
+      </w:pPr>
+    </w:p>
+    <w:p>
+      <w:pPr>
+        <w:rPr>
+          <w:b/>
+          <w:bCs/>
+        </w:rPr>
+      </w:pPr>
+      <w:r>
+        <w:rPr>
+          <w:b/>
+          <w:bCs/>
+        </w:rPr>
+        <w:br w:type="page"/>
+      </w:r>
+    </w:p>
+    <w:p>
+      <w:pPr>
+        <w:pStyle w:val="Heading1"/>
+      </w:pPr>
+      <w:r>
+        <w:lastRenderedPageBreak/>
+        <w:t xml:space="preserve">6. </w:t>
+      </w:r>
+      <w:r>
+        <w:t>Functional Requirements</w:t>
+      </w:r>
+    </w:p>
+    <w:p>
+      <w:pPr>
+        <w:spacing w:after="0"/>
+        <w:rPr>
+          <w:b/>
+          <w:bCs/>
+        </w:rPr>
+      </w:pPr>
+      <w:r>
+        <w:rPr>
+          <w:b/>
+          <w:bCs/>
+        </w:rPr>
+        <w:t>Functional Requirements</w:t>
+      </w:r>
+    </w:p>
+    <w:p>
+      <w:pPr>
+        <w:spacing w:after="0"/>
+        <w:rPr>
+          <w:b/>
+          <w:bCs/>
+        </w:rPr>
+      </w:pPr>
+      <w:r>
+        <w:rPr>
+          <w:b/>
+          <w:bCs/>
+        </w:rPr>
+        <w:t>FR-1 User Event Collection</w:t>
+      </w:r>
+    </w:p>
+    <w:p>
+      <w:pPr>
+        <w:spacing w:after="0"/>
+      </w:pPr>
+      <w:r>
+        <w:t>Capture:</w:t>
+      </w:r>
+    </w:p>
+    <w:p>
+      <w:pPr>
+        <w:numPr>
+          <w:ilvl w:val="0"/>
+          <w:numId w:val="4"/>
+        </w:numPr>
+        <w:spacing w:after="0"/>
+      </w:pPr>
+      <w:r>
+        <w:t xml:space="preserve">impressions </w:t>
+      </w:r>
+    </w:p>
+    <w:p>
+      <w:pPr>
+        <w:numPr>
+          <w:ilvl w:val="0"/>
+          <w:numId w:val="4"/>
+        </w:numPr>
+        <w:spacing w:after="0"/>
+      </w:pPr>
+      <w:r>
+        <w:t xml:space="preserve">clicks </w:t>
+      </w:r>
+    </w:p>
+    <w:p>
+      <w:pPr>
+        <w:numPr>
+          <w:ilvl w:val="0"/>
+          <w:numId w:val="4"/>
+        </w:numPr>
+        <w:spacing w:after="0"/>
+      </w:pPr>
+      <w:r>
+        <w:t xml:space="preserve">cart events </w:t>
+      </w:r>
+    </w:p>
+    <w:p>
+      <w:pPr>
+        <w:numPr>
+          <w:ilvl w:val="0"/>
+          <w:numId w:val="4"/>
+        </w:numPr>
+        <w:spacing w:after="0"/>
+      </w:pPr>
+      <w:r>
+        <w:t xml:space="preserve">purchases </w:t>
+      </w:r>
+    </w:p>
+    <w:p>
+      <w:pPr>
+        <w:spacing w:after="0"/>
+        <w:rPr>
+          <w:b/>
+          <w:bCs/>
+        </w:rPr>
+      </w:pPr>
+      <w:r>
+        <w:rPr>
+          <w:b/>
+          <w:bCs/>
+        </w:rPr>
+        <w:t>FR-2 Candidate Retrieval</w:t>
+      </w:r>
+    </w:p>
+    <w:p>
+      <w:pPr>
+        <w:spacing w:after="0"/>
+      </w:pPr>
+      <w:r>
+        <w:t>Retrieve:</w:t>
+      </w:r>
+    </w:p>
+    <w:p>
+      <w:pPr>
+        <w:numPr>
+          <w:ilvl w:val="0"/>
+          <w:numId w:val="5"/>
+        </w:numPr>
+        <w:spacing w:after="0"/>
+      </w:pPr>
+      <w:r>
+        <w:t xml:space="preserve">top-N candidate ads </w:t>
+      </w:r>
+    </w:p>
+    <w:p>
+      <w:pPr>
+        <w:spacing w:after="0"/>
+      </w:pPr>
+      <w:r>
+        <w:t>Based on:</w:t>
+      </w:r>
+    </w:p>
+    <w:p>
+      <w:pPr>
+        <w:numPr>
+          <w:ilvl w:val="0"/>
+          <w:numId w:val="6"/>
+        </w:numPr>
+        <w:spacing w:after="0"/>
+      </w:pPr>
+      <w:r>
+        <w:t xml:space="preserve">user preferences </w:t>
+      </w:r>
+    </w:p>
+    <w:p>
+      <w:pPr>
+        <w:numPr>
+          <w:ilvl w:val="0"/>
+          <w:numId w:val="6"/>
+        </w:numPr>
+        <w:spacing w:after="0"/>
+      </w:pPr>
+      <w:r>
+        <w:t xml:space="preserve">category affinity </w:t>
+      </w:r>
+    </w:p>
+    <w:p>
+      <w:pPr>
+        <w:numPr>
+          <w:ilvl w:val="0"/>
+          <w:numId w:val="6"/>
+        </w:numPr>
+        <w:spacing w:after="0"/>
+      </w:pPr>
+      <w:r>
+        <w:t xml:space="preserve">semantic similarity </w:t>
+      </w:r>
+    </w:p>
+    <w:p>
+      <w:pPr>
+        <w:numPr>
+          <w:ilvl w:val="0"/>
+          <w:numId w:val="6"/>
+        </w:numPr>
+        <w:spacing w:after="0"/>
+      </w:pPr>
+      <w:r>
+        <w:t xml:space="preserve">popularity </w:t>
+      </w:r>
+    </w:p>
+    <w:p>
+      <w:pPr>
+        <w:spacing w:after="0"/>
+        <w:rPr>
+          <w:b/>
+          <w:bCs/>
+        </w:rPr>
+      </w:pPr>
+      <w:r>
+        <w:rPr>
+          <w:b/>
+          <w:bCs/>
+        </w:rPr>
+        <w:t>FR-3 Personalized Ranking</w:t>
+      </w:r>
+    </w:p>
+    <w:p>
+      <w:pPr>
+        <w:spacing w:after="0"/>
+      </w:pPr>
+      <w:r>
+        <w:t>Rank ads using:</w:t>
+      </w:r>
+    </w:p>
+    <w:p>
+      <w:pPr>
+        <w:numPr>
+          <w:ilvl w:val="0"/>
+          <w:numId w:val="7"/>
+        </w:numPr>
+        <w:spacing w:after="0"/>
+      </w:pPr>
+      <w:r>
+        <w:t xml:space="preserve">behavioral signals </w:t>
+      </w:r>
+    </w:p>
+    <w:p>
+      <w:pPr>
+        <w:numPr>
+          <w:ilvl w:val="0"/>
+          <w:numId w:val="7"/>
+        </w:numPr>
+        <w:spacing w:after="0"/>
+      </w:pPr>
+      <w:r>
+        <w:t xml:space="preserve">contextual features </w:t>
+      </w:r>
+    </w:p>
+    <w:p>
+      <w:pPr>
+        <w:numPr>
+          <w:ilvl w:val="0"/>
+          <w:numId w:val="7"/>
+        </w:numPr>
+        <w:spacing w:after="0"/>
+      </w:pPr>
+      <w:r>
+        <w:t xml:space="preserve">engagement probability </w:t>
+      </w:r>
+    </w:p>
+    <w:p>
+      <w:pPr>
+        <w:spacing w:after="0"/>
+        <w:rPr>
+          <w:b/>
+          <w:bCs/>
+        </w:rPr>
+      </w:pPr>
+      <w:r>
+        <w:rPr>
+          <w:b/>
+          <w:bCs/>
+        </w:rPr>
+        <w:t>FR-4 Real-Time Serving</w:t>
+      </w:r>
+    </w:p>
+    <w:p>
+      <w:pPr>
+        <w:spacing w:after="0"/>
+      </w:pPr>
+      <w:r>
+        <w:t>Serve recommendations:</w:t>
+      </w:r>
+    </w:p>
+    <w:p>
+      <w:pPr>
+        <w:numPr>
+          <w:ilvl w:val="0"/>
+          <w:numId w:val="8"/>
+        </w:numPr>
+        <w:spacing w:after="0"/>
+      </w:pPr>
+      <w:r>
+        <w:t xml:space="preserve">within latency budget </w:t>
+      </w:r>
+    </w:p>
+    <w:p>
+      <w:pPr>
+        <w:spacing w:after="0"/>
+        <w:rPr>
+          <w:b/>
+          <w:bCs/>
+        </w:rPr>
+      </w:pPr>
+      <w:r>
+        <w:rPr>
+          <w:b/>
+          <w:bCs/>
+        </w:rPr>
+        <w:t>FR-5 Feedback Loop</w:t>
+      </w:r>
+    </w:p>
+    <w:p>
+      <w:pPr>
+        <w:spacing w:after="0"/>
+      </w:pPr>
+      <w:r>
+        <w:t>Capture:</w:t>
+      </w:r>
+    </w:p>
+    <w:p>
+      <w:pPr>
+        <w:numPr>
+          <w:ilvl w:val="0"/>
+          <w:numId w:val="9"/>
+        </w:numPr>
+        <w:spacing w:after="0"/>
+      </w:pPr>
+      <w:r>
+        <w:t xml:space="preserve">user interactions </w:t>
+      </w:r>
+    </w:p>
+    <w:p>
+      <w:pPr>
+        <w:numPr>
+          <w:ilvl w:val="0"/>
+          <w:numId w:val="9"/>
+        </w:numPr>
+        <w:spacing w:after="0"/>
+      </w:pPr>
+      <w:r>
+        <w:t xml:space="preserve">for future model improvement </w:t>
+      </w:r>
+    </w:p>
+    <w:p>
+      <w:pPr>
+        <w:spacing w:after="0"/>
+        <w:rPr>
+          <w:b/>
+          <w:bCs/>
+        </w:rPr>
+      </w:pPr>
+      <w:r>
+        <w:rPr>
+          <w:b/>
+          <w:bCs/>
+        </w:rPr>
+        <w:t>FR-6 Monitoring</w:t>
+      </w:r>
+    </w:p>
+    <w:p>
+      <w:pPr>
+        <w:spacing w:after="0"/>
+      </w:pPr>
+      <w:r>
+        <w:t>Track:</w:t>
+      </w:r>
+    </w:p>
+    <w:p>
+      <w:pPr>
+        <w:numPr>
+          <w:ilvl w:val="0"/>
+          <w:numId w:val="10"/>
+        </w:numPr>
+        <w:spacing w:after="0"/>
+      </w:pPr>
+      <w:r>
+        <w:t xml:space="preserve">latency </w:t>
+      </w:r>
+    </w:p>
+    <w:p>
+      <w:pPr>
+        <w:numPr>
+          <w:ilvl w:val="0"/>
+          <w:numId w:val="10"/>
+        </w:numPr>
+        <w:spacing w:after="0"/>
+      </w:pPr>
+      <w:r>
+        <w:t xml:space="preserve">CTR </w:t>
+      </w:r>
+    </w:p>
+    <w:p>
+      <w:pPr>
+        <w:numPr>
+          <w:ilvl w:val="0"/>
+          <w:numId w:val="10"/>
+        </w:numPr>
+        <w:spacing w:after="0"/>
+      </w:pPr>
+      <w:r>
+        <w:t xml:space="preserve">feature drift </w:t>
+      </w:r>
+    </w:p>
+    <w:p>
+      <w:pPr>
+        <w:numPr>
+          <w:ilvl w:val="0"/>
+          <w:numId w:val="10"/>
+        </w:numPr>
+        <w:spacing w:after="0"/>
+      </w:pPr>
+      <w:r>
+        <w:t>model degradation</w:t>
       </w:r>
     </w:p>
     <w:p/>
     <w:p/>
+    <w:p>
+      <w:pPr>
+        <w:pStyle w:val="Heading1"/>
+      </w:pPr>
+      <w:r>
+        <w:lastRenderedPageBreak/>
+        <w:t xml:space="preserve">7. </w:t>
+      </w:r>
+      <w:r>
+        <w:t>Non-Functional Requirements (VERY Important)</w:t>
+      </w:r>
+    </w:p>
+    <w:p>
+      <w:r>
+        <w:t>Principal interviews care deeply about these.</w:t>
+      </w:r>
+    </w:p>
+    <w:p>
+      <w:pPr>
+        <w:rPr>
+          <w:b/>
+          <w:bCs/>
+        </w:rPr>
+      </w:pPr>
+      <w:r>
+        <w:rPr>
+          <w:b/>
+          <w:bCs/>
+        </w:rPr>
+        <w:t>NFRs</w:t>
+      </w:r>
+    </w:p>
+    <w:tbl>
+      <w:tblPr>
+        <w:tblW w:w="0" w:type="auto"/>
+        <w:tblCellSpacing w:w="15" w:type="dxa"/>
+        <w:tblCellMar>
+          <w:top w:w="15" w:type="dxa"/>
+          <w:left w:w="15" w:type="dxa"/>
+          <w:bottom w:w="15" w:type="dxa"/>
+          <w:right w:w="15" w:type="dxa"/>
+        </w:tblCellMar>
+        <w:tblLook w:val="04A0" w:firstRow="1" w:lastRow="0" w:firstColumn="1" w:lastColumn="0" w:noHBand="0" w:noVBand="1"/>
+      </w:tblPr>
+      <w:tblGrid>
+        <w:gridCol w:w="1797"/>
+        <w:gridCol w:w="2820"/>
+      </w:tblGrid>
+      <w:tr>
+        <w:trPr>
+          <w:tblHeader/>
+          <w:tblCellSpacing w:w="15" w:type="dxa"/>
+        </w:trPr>
+        <w:tc>
+          <w:tcPr>
+            <w:tcW w:w="0" w:type="auto"/>
+            <w:vAlign w:val="center"/>
+            <w:hideMark/>
+          </w:tcPr>
+          <w:p>
+            <w:pPr>
+              <w:rPr>
+                <w:b/>
+                <w:bCs/>
+              </w:rPr>
+            </w:pPr>
+            <w:r>
+              <w:rPr>
+                <w:b/>
+                <w:bCs/>
+              </w:rPr>
+              <w:t>Requirement</w:t>
+            </w:r>
+          </w:p>
+        </w:tc>
+        <w:tc>
+          <w:tcPr>
+            <w:tcW w:w="0" w:type="auto"/>
+            <w:vAlign w:val="center"/>
+            <w:hideMark/>
+          </w:tcPr>
+          <w:p>
+            <w:pPr>
+              <w:rPr>
+                <w:b/>
+                <w:bCs/>
+              </w:rPr>
+            </w:pPr>
+            <w:r>
+              <w:rPr>
+                <w:b/>
+                <w:bCs/>
+              </w:rPr>
+              <w:t>Target</w:t>
+            </w:r>
+          </w:p>
+        </w:tc>
+      </w:tr>
+      <w:tr>
+        <w:trPr>
+          <w:tblCellSpacing w:w="15" w:type="dxa"/>
+        </w:trPr>
+        <w:tc>
+          <w:tcPr>
+            <w:tcW w:w="0" w:type="auto"/>
+            <w:vAlign w:val="center"/>
+            <w:hideMark/>
+          </w:tcPr>
+          <w:p>
+            <w:r>
+              <w:t>API latency</w:t>
+            </w:r>
+          </w:p>
+        </w:tc>
+        <w:tc>
+          <w:tcPr>
+            <w:tcW w:w="0" w:type="auto"/>
+            <w:vAlign w:val="center"/>
+            <w:hideMark/>
+          </w:tcPr>
+          <w:p>
+            <w:r>
+              <w:t>&lt;100ms</w:t>
+            </w:r>
+          </w:p>
+        </w:tc>
+      </w:tr>
+      <w:tr>
+        <w:trPr>
+          <w:tblCellSpacing w:w="15" w:type="dxa"/>
+        </w:trPr>
+        <w:tc>
+          <w:tcPr>
+            <w:tcW w:w="0" w:type="auto"/>
+            <w:vAlign w:val="center"/>
+            <w:hideMark/>
+          </w:tcPr>
+          <w:p>
+            <w:r>
+              <w:t>Availability</w:t>
+            </w:r>
+          </w:p>
+        </w:tc>
+        <w:tc>
+          <w:tcPr>
+            <w:tcW w:w="0" w:type="auto"/>
+            <w:vAlign w:val="center"/>
+            <w:hideMark/>
+          </w:tcPr>
+          <w:p>
+            <w:r>
+              <w:t>99.9%</w:t>
+            </w:r>
+          </w:p>
+        </w:tc>
+      </w:tr>
+      <w:tr>
+        <w:trPr>
+          <w:tblCellSpacing w:w="15" w:type="dxa"/>
+        </w:trPr>
+        <w:tc>
+          <w:tcPr>
+            <w:tcW w:w="0" w:type="auto"/>
+            <w:vAlign w:val="center"/>
+            <w:hideMark/>
+          </w:tcPr>
+          <w:p>
+            <w:r>
+              <w:t>Scalability</w:t>
+            </w:r>
+          </w:p>
+        </w:tc>
+        <w:tc>
+          <w:tcPr>
+            <w:tcW w:w="0" w:type="auto"/>
+            <w:vAlign w:val="center"/>
+            <w:hideMark/>
+          </w:tcPr>
+          <w:p>
+            <w:r>
+              <w:t>Horizontal</w:t>
+            </w:r>
+          </w:p>
+        </w:tc>
+      </w:tr>
+      <w:tr>
+        <w:trPr>
+          <w:tblCellSpacing w:w="15" w:type="dxa"/>
+        </w:trPr>
+        <w:tc>
+          <w:tcPr>
+            <w:tcW w:w="0" w:type="auto"/>
+            <w:vAlign w:val="center"/>
+            <w:hideMark/>
+          </w:tcPr>
+          <w:p>
+            <w:r>
+              <w:t>Throughput</w:t>
+            </w:r>
+          </w:p>
+        </w:tc>
+        <w:tc>
+          <w:tcPr>
+            <w:tcW w:w="0" w:type="auto"/>
+            <w:vAlign w:val="center"/>
+            <w:hideMark/>
+          </w:tcPr>
+          <w:p>
+            <w:r>
+              <w:t xml:space="preserve">1000 </w:t>
+            </w:r>
+            <w:proofErr w:type="spellStart"/>
+            <w:r>
+              <w:t>req</w:t>
+            </w:r>
+            <w:proofErr w:type="spellEnd"/>
+            <w:r>
+              <w:t>/min simulated</w:t>
+            </w:r>
+          </w:p>
+        </w:tc>
+      </w:tr>
+      <w:tr>
+        <w:trPr>
+          <w:tblCellSpacing w:w="15" w:type="dxa"/>
+        </w:trPr>
+        <w:tc>
+          <w:tcPr>
+            <w:tcW w:w="0" w:type="auto"/>
+            <w:vAlign w:val="center"/>
+            <w:hideMark/>
+          </w:tcPr>
+          <w:p>
+            <w:r>
+              <w:t>Fault tolerance</w:t>
+            </w:r>
+          </w:p>
+        </w:tc>
+        <w:tc>
+          <w:tcPr>
+            <w:tcW w:w="0" w:type="auto"/>
+            <w:vAlign w:val="center"/>
+            <w:hideMark/>
+          </w:tcPr>
+          <w:p>
+            <w:r>
+              <w:t>Graceful fallback</w:t>
+            </w:r>
+          </w:p>
+        </w:tc>
+      </w:tr>
+      <w:tr>
+        <w:trPr>
+          <w:tblCellSpacing w:w="15" w:type="dxa"/>
+        </w:trPr>
+        <w:tc>
+          <w:tcPr>
+            <w:tcW w:w="0" w:type="auto"/>
+            <w:vAlign w:val="center"/>
+            <w:hideMark/>
+          </w:tcPr>
+          <w:p>
+            <w:r>
+              <w:t>Observability</w:t>
+            </w:r>
+          </w:p>
+        </w:tc>
+        <w:tc>
+          <w:tcPr>
+            <w:tcW w:w="0" w:type="auto"/>
+            <w:vAlign w:val="center"/>
+            <w:hideMark/>
+          </w:tcPr>
+          <w:p>
+            <w:r>
+              <w:t>Metrics + logs</w:t>
+            </w:r>
+          </w:p>
+        </w:tc>
+      </w:tr>
+      <w:tr>
+        <w:trPr>
+          <w:tblCellSpacing w:w="15" w:type="dxa"/>
+        </w:trPr>
+        <w:tc>
+          <w:tcPr>
+            <w:tcW w:w="0" w:type="auto"/>
+            <w:vAlign w:val="center"/>
+            <w:hideMark/>
+          </w:tcPr>
+          <w:p>
+            <w:r>
+              <w:t>Reproducibility</w:t>
+            </w:r>
+          </w:p>
+        </w:tc>
+        <w:tc>
+          <w:tcPr>
+            <w:tcW w:w="0" w:type="auto"/>
+            <w:vAlign w:val="center"/>
+            <w:hideMark/>
+          </w:tcPr>
+          <w:p>
+            <w:r>
+              <w:t>Versioned models</w:t>
+            </w:r>
+          </w:p>
+        </w:tc>
+      </w:tr>
+      <w:tr>
+        <w:trPr>
+          <w:tblCellSpacing w:w="15" w:type="dxa"/>
+        </w:trPr>
+        <w:tc>
+          <w:tcPr>
+            <w:tcW w:w="0" w:type="auto"/>
+            <w:vAlign w:val="center"/>
+            <w:hideMark/>
+          </w:tcPr>
+          <w:p>
+            <w:r>
+              <w:t>CI/CD</w:t>
+            </w:r>
+          </w:p>
+        </w:tc>
+        <w:tc>
+          <w:tcPr>
+            <w:tcW w:w="0" w:type="auto"/>
+            <w:vAlign w:val="center"/>
+            <w:hideMark/>
+          </w:tcPr>
+          <w:p>
+            <w:r>
+              <w:t>Automated deployment</w:t>
+            </w:r>
+          </w:p>
+        </w:tc>
+      </w:tr>
+    </w:tbl>
+    <w:p/>
+    <w:p>
+      <w:r>
+        <w:br w:type="page"/>
+      </w:r>
+    </w:p>
+    <w:p>
+      <w:pPr>
+        <w:pStyle w:val="Heading1"/>
+      </w:pPr>
+      <w:r>
+        <w:lastRenderedPageBreak/>
+        <w:t xml:space="preserve">8. </w:t>
+      </w:r>
+      <w:r>
+        <w:t>Recommendation Strategy</w:t>
+      </w:r>
+    </w:p>
+    <w:p>
+      <w:r>
+        <w:t>Your system should explicitly use:</w:t>
+      </w:r>
+    </w:p>
+    <w:p>
+      <w:pPr>
+        <w:rPr>
+          <w:b/>
+          <w:bCs/>
+        </w:rPr>
+      </w:pPr>
+      <w:r>
+        <w:rPr>
+          <w:b/>
+          <w:bCs/>
+        </w:rPr>
+        <w:t>Multi-Stage Recommendation Architecture</w:t>
+      </w:r>
+    </w:p>
+    <w:p>
+      <w:r>
+        <w:t>This is realistic.</w:t>
+      </w:r>
+    </w:p>
+    <w:p>
+      <w:r>
+        <w:pict w14:anchorId="0B9E50C8">
+          <v:rect id="_x0000_i1111" style="width:0;height:1.5pt" o:hralign="center" o:hrstd="t" o:hr="t" fillcolor="#a0a0a0" stroked="f"/>
+        </w:pict>
+      </w:r>
+    </w:p>
+    <w:p>
+      <w:pPr>
+        <w:rPr>
+          <w:b/>
+          <w:bCs/>
+        </w:rPr>
+      </w:pPr>
+      <w:r>
+        <w:rPr>
+          <w:b/>
+          <w:bCs/>
+        </w:rPr>
+        <w:t>Stage 1 — Candidate Retrieval</w:t>
+      </w:r>
+    </w:p>
+    <w:p>
+      <w:r>
+        <w:t>Goal:</w:t>
+      </w:r>
+    </w:p>
+    <w:p>
+      <w:pPr>
+        <w:numPr>
+          <w:ilvl w:val="0"/>
+          <w:numId w:val="11"/>
+        </w:numPr>
+      </w:pPr>
+      <w:r>
+        <w:t xml:space="preserve">retrieve 100 possible ads quickly </w:t>
+      </w:r>
+    </w:p>
+    <w:p>
+      <w:r>
+        <w:t>Methods:</w:t>
+      </w:r>
+    </w:p>
+    <w:p>
+      <w:pPr>
+        <w:numPr>
+          <w:ilvl w:val="0"/>
+          <w:numId w:val="12"/>
+        </w:numPr>
+      </w:pPr>
+      <w:r>
+        <w:t xml:space="preserve">embedding similarity </w:t>
+      </w:r>
+    </w:p>
+    <w:p>
+      <w:pPr>
+        <w:numPr>
+          <w:ilvl w:val="0"/>
+          <w:numId w:val="12"/>
+        </w:numPr>
+      </w:pPr>
+      <w:r>
+        <w:t xml:space="preserve">category filtering </w:t>
+      </w:r>
+    </w:p>
+    <w:p>
+      <w:pPr>
+        <w:numPr>
+          <w:ilvl w:val="0"/>
+          <w:numId w:val="12"/>
+        </w:numPr>
+      </w:pPr>
+      <w:r>
+        <w:t xml:space="preserve">popularity heuristics </w:t>
+      </w:r>
+    </w:p>
+    <w:p>
+      <w:pPr>
+        <w:numPr>
+          <w:ilvl w:val="0"/>
+          <w:numId w:val="12"/>
+        </w:numPr>
+      </w:pPr>
+      <w:r>
+        <w:t xml:space="preserve">collaborative filtering-lite </w:t>
+      </w:r>
+    </w:p>
+    <w:p>
+      <w:r>
+        <w:t>Focus:</w:t>
+      </w:r>
+    </w:p>
+    <w:p>
+      <w:pPr>
+        <w:numPr>
+          <w:ilvl w:val="0"/>
+          <w:numId w:val="13"/>
+        </w:numPr>
+      </w:pPr>
+      <w:r>
+        <w:t xml:space="preserve">speed </w:t>
+      </w:r>
+    </w:p>
+    <w:p>
+      <w:r>
+        <w:pict w14:anchorId="538DB623">
+          <v:rect id="_x0000_i1112" style="width:0;height:1.5pt" o:hralign="center" o:hrstd="t" o:hr="t" fillcolor="#a0a0a0" stroked="f"/>
+        </w:pict>
+      </w:r>
+    </w:p>
+    <w:p>
+      <w:pPr>
+        <w:rPr>
+          <w:b/>
+          <w:bCs/>
+        </w:rPr>
+      </w:pPr>
+      <w:r>
+        <w:rPr>
+          <w:b/>
+          <w:bCs/>
+        </w:rPr>
+        <w:t>Stage 2 — Ranking</w:t>
+      </w:r>
+    </w:p>
+    <w:p>
+      <w:r>
+        <w:t>Goal:</w:t>
+      </w:r>
+    </w:p>
+    <w:p>
+      <w:pPr>
+        <w:numPr>
+          <w:ilvl w:val="0"/>
+          <w:numId w:val="14"/>
+        </w:numPr>
+      </w:pPr>
+      <w:r>
+        <w:t xml:space="preserve">predict engagement probability </w:t>
+      </w:r>
+    </w:p>
+    <w:p>
+      <w:r>
+        <w:t>Features:</w:t>
+      </w:r>
+    </w:p>
+    <w:p>
+      <w:pPr>
+        <w:numPr>
+          <w:ilvl w:val="0"/>
+          <w:numId w:val="15"/>
+        </w:numPr>
+      </w:pPr>
+      <w:r>
+        <w:t xml:space="preserve">user </w:t>
+      </w:r>
+      <w:proofErr w:type="spellStart"/>
+      <w:r>
+        <w:t>behavior</w:t>
+      </w:r>
+      <w:proofErr w:type="spellEnd"/>
+      <w:r>
+        <w:t xml:space="preserve"> </w:t>
+      </w:r>
+    </w:p>
+    <w:p>
+      <w:pPr>
+        <w:numPr>
+          <w:ilvl w:val="0"/>
+          <w:numId w:val="15"/>
+        </w:numPr>
+      </w:pPr>
+      <w:r>
+        <w:t xml:space="preserve">session context </w:t>
+      </w:r>
+    </w:p>
+    <w:p>
+      <w:pPr>
+        <w:numPr>
+          <w:ilvl w:val="0"/>
+          <w:numId w:val="15"/>
+        </w:numPr>
+      </w:pPr>
+      <w:r>
+        <w:t xml:space="preserve">recency </w:t>
+      </w:r>
+    </w:p>
+    <w:p>
+      <w:pPr>
+        <w:numPr>
+          <w:ilvl w:val="0"/>
+          <w:numId w:val="15"/>
+        </w:numPr>
+      </w:pPr>
+      <w:r>
+        <w:t xml:space="preserve">category affinity </w:t>
+      </w:r>
+    </w:p>
+    <w:p>
+      <w:pPr>
+        <w:numPr>
+          <w:ilvl w:val="0"/>
+          <w:numId w:val="15"/>
+        </w:numPr>
+      </w:pPr>
+      <w:r>
+        <w:t xml:space="preserve">popularity </w:t>
+      </w:r>
+    </w:p>
+    <w:p>
+      <w:pPr>
+        <w:numPr>
+          <w:ilvl w:val="0"/>
+          <w:numId w:val="15"/>
+        </w:numPr>
+      </w:pPr>
+      <w:r>
+        <w:t xml:space="preserve">price sensitivity </w:t>
+      </w:r>
+    </w:p>
+    <w:p>
+      <w:r>
+        <w:lastRenderedPageBreak/>
+        <w:t>Focus:</w:t>
+      </w:r>
+    </w:p>
+    <w:p>
+      <w:pPr>
+        <w:numPr>
+          <w:ilvl w:val="0"/>
+          <w:numId w:val="16"/>
+        </w:numPr>
+      </w:pPr>
+      <w:r>
+        <w:t xml:space="preserve">relevance </w:t>
+      </w:r>
+    </w:p>
+    <w:p>
+      <w:r>
+        <w:pict w14:anchorId="7E91405E">
+          <v:rect id="_x0000_i1113" style="width:0;height:1.5pt" o:hralign="center" o:hrstd="t" o:hr="t" fillcolor="#a0a0a0" stroked="f"/>
+        </w:pict>
+      </w:r>
+    </w:p>
+    <w:p>
+      <w:pPr>
+        <w:rPr>
+          <w:b/>
+          <w:bCs/>
+        </w:rPr>
+      </w:pPr>
+      <w:r>
+        <w:rPr>
+          <w:b/>
+          <w:bCs/>
+        </w:rPr>
+        <w:t>Stage 3 — Re-ranking</w:t>
+      </w:r>
+    </w:p>
+    <w:p>
+      <w:r>
+        <w:t>Goal:</w:t>
+      </w:r>
+      <w:r>
+        <w:br/>
+        <w:t>Apply business rules:</w:t>
+      </w:r>
+    </w:p>
+    <w:p>
+      <w:pPr>
+        <w:numPr>
+          <w:ilvl w:val="0"/>
+          <w:numId w:val="17"/>
+        </w:numPr>
+      </w:pPr>
+      <w:r>
+        <w:t xml:space="preserve">diversity </w:t>
+      </w:r>
+    </w:p>
+    <w:p>
+      <w:pPr>
+        <w:numPr>
+          <w:ilvl w:val="0"/>
+          <w:numId w:val="17"/>
+        </w:numPr>
+      </w:pPr>
+      <w:r>
+        <w:t xml:space="preserve">sponsored boost </w:t>
+      </w:r>
+    </w:p>
+    <w:p>
+      <w:pPr>
+        <w:numPr>
+          <w:ilvl w:val="0"/>
+          <w:numId w:val="17"/>
+        </w:numPr>
+      </w:pPr>
+      <w:r>
+        <w:t xml:space="preserve">inventory balancing </w:t>
+      </w:r>
+    </w:p>
+    <w:p>
+      <w:pPr>
+        <w:numPr>
+          <w:ilvl w:val="0"/>
+          <w:numId w:val="17"/>
+        </w:numPr>
+      </w:pPr>
+      <w:r>
+        <w:t xml:space="preserve">deduplication </w:t>
+      </w:r>
+    </w:p>
+    <w:p>
+      <w:r>
+        <w:t>Focus:</w:t>
+      </w:r>
+    </w:p>
+    <w:p>
+      <w:pPr>
+        <w:numPr>
+          <w:ilvl w:val="0"/>
+          <w:numId w:val="18"/>
+        </w:numPr>
+      </w:pPr>
+      <w:r>
+        <w:t>business optimization</w:t>
+      </w:r>
+    </w:p>
+    <w:p>
+      <w:r>
+        <w:br w:type="page"/>
+      </w:r>
+    </w:p>
+    <w:p>
+      <w:pPr>
+        <w:pStyle w:val="Heading1"/>
+      </w:pPr>
+      <w:r>
+        <w:lastRenderedPageBreak/>
+        <w:t xml:space="preserve">9. </w:t>
+      </w:r>
+      <w:r>
+        <w:t>Online vs Offline Architecture</w:t>
+      </w:r>
+    </w:p>
+    <w:p>
+      <w:r>
+        <w:t>VERY important concept.</w:t>
+      </w:r>
+    </w:p>
+    <w:p>
+      <w:r>
+        <w:pict w14:anchorId="17628DF7">
+          <v:rect id="_x0000_i1135" style="width:0;height:1.5pt" o:hralign="center" o:hrstd="t" o:hr="t" fillcolor="#a0a0a0" stroked="f"/>
+        </w:pict>
+      </w:r>
+    </w:p>
+    <w:p>
+      <w:pPr>
+        <w:rPr>
+          <w:b/>
+          <w:bCs/>
+        </w:rPr>
+      </w:pPr>
+      <w:r>
+        <w:rPr>
+          <w:b/>
+          <w:bCs/>
+        </w:rPr>
+        <w:t>Offline Components</w:t>
+      </w:r>
+    </w:p>
+    <w:p>
+      <w:r>
+        <w:t>Batch pipelines:</w:t>
+      </w:r>
+    </w:p>
+    <w:p>
+      <w:pPr>
+        <w:numPr>
+          <w:ilvl w:val="0"/>
+          <w:numId w:val="19"/>
+        </w:numPr>
+      </w:pPr>
+      <w:r>
+        <w:t xml:space="preserve">model training </w:t>
+      </w:r>
+    </w:p>
+    <w:p>
+      <w:pPr>
+        <w:numPr>
+          <w:ilvl w:val="0"/>
+          <w:numId w:val="19"/>
+        </w:numPr>
+      </w:pPr>
+      <w:r>
+        <w:t xml:space="preserve">feature generation </w:t>
+      </w:r>
+    </w:p>
+    <w:p>
+      <w:pPr>
+        <w:numPr>
+          <w:ilvl w:val="0"/>
+          <w:numId w:val="19"/>
+        </w:numPr>
+      </w:pPr>
+      <w:r>
+        <w:t xml:space="preserve">embeddings generation </w:t>
+      </w:r>
+    </w:p>
+    <w:p>
+      <w:pPr>
+        <w:numPr>
+          <w:ilvl w:val="0"/>
+          <w:numId w:val="19"/>
+        </w:numPr>
+      </w:pPr>
+      <w:r>
+        <w:t xml:space="preserve">analytics </w:t>
+      </w:r>
+    </w:p>
+    <w:p>
+      <w:r>
+        <w:pict w14:anchorId="3AECEDBC">
+          <v:rect id="_x0000_i1136" style="width:0;height:1.5pt" o:hralign="center" o:hrstd="t" o:hr="t" fillcolor="#a0a0a0" stroked="f"/>
+        </w:pict>
+      </w:r>
+    </w:p>
+    <w:p>
+      <w:pPr>
+        <w:rPr>
+          <w:b/>
+          <w:bCs/>
+        </w:rPr>
+      </w:pPr>
+      <w:r>
+        <w:rPr>
+          <w:b/>
+          <w:bCs/>
+        </w:rPr>
+        <w:t>Online Components</w:t>
+      </w:r>
+    </w:p>
+    <w:p>
+      <w:r>
+        <w:t>Real-time:</w:t>
+      </w:r>
+    </w:p>
+    <w:p>
+      <w:pPr>
+        <w:numPr>
+          <w:ilvl w:val="0"/>
+          <w:numId w:val="20"/>
+        </w:numPr>
+      </w:pPr>
+      <w:r>
+        <w:t xml:space="preserve">feature lookup </w:t>
+      </w:r>
+    </w:p>
+    <w:p>
+      <w:pPr>
+        <w:numPr>
+          <w:ilvl w:val="0"/>
+          <w:numId w:val="20"/>
+        </w:numPr>
+      </w:pPr>
+      <w:r>
+        <w:t xml:space="preserve">retrieval </w:t>
+      </w:r>
+    </w:p>
+    <w:p>
+      <w:pPr>
+        <w:numPr>
+          <w:ilvl w:val="0"/>
+          <w:numId w:val="20"/>
+        </w:numPr>
+      </w:pPr>
+      <w:r>
+        <w:t xml:space="preserve">ranking </w:t>
+      </w:r>
+    </w:p>
+    <w:p>
+      <w:pPr>
+        <w:numPr>
+          <w:ilvl w:val="0"/>
+          <w:numId w:val="20"/>
+        </w:numPr>
+      </w:pPr>
+      <w:r>
+        <w:t xml:space="preserve">serving </w:t>
+      </w:r>
+    </w:p>
+    <w:p>
+      <w:r>
+        <w:pict w14:anchorId="2E691732">
+          <v:rect id="_x0000_i1137" style="width:0;height:1.5pt" o:hralign="center" o:hrstd="t" o:hr="t" fillcolor="#a0a0a0" stroked="f"/>
+        </w:pict>
+      </w:r>
+    </w:p>
+    <w:p>
+      <w:pPr>
+        <w:rPr>
+          <w:b/>
+          <w:bCs/>
+        </w:rPr>
+      </w:pPr>
+      <w:r>
+        <w:rPr>
+          <w:b/>
+          <w:bCs/>
+        </w:rPr>
+        <w:t>Why Split Matters</w:t>
+      </w:r>
+    </w:p>
+    <w:tbl>
+      <w:tblPr>
+        <w:tblW w:w="0" w:type="auto"/>
+        <w:tblCellSpacing w:w="15" w:type="dxa"/>
+        <w:tblCellMar>
+          <w:top w:w="15" w:type="dxa"/>
+          <w:left w:w="15" w:type="dxa"/>
+          <w:bottom w:w="15" w:type="dxa"/>
+          <w:right w:w="15" w:type="dxa"/>
+        </w:tblCellMar>
+        <w:tblLook w:val="04A0" w:firstRow="1" w:lastRow="0" w:firstColumn="1" w:lastColumn="0" w:noHBand="0" w:noVBand="1"/>
+      </w:tblPr>
+      <w:tblGrid>
+        <w:gridCol w:w="1830"/>
+        <w:gridCol w:w="2259"/>
+      </w:tblGrid>
+      <w:tr>
+        <w:trPr>
+          <w:tblHeader/>
+          <w:tblCellSpacing w:w="15" w:type="dxa"/>
+        </w:trPr>
+        <w:tc>
+          <w:tcPr>
+            <w:tcW w:w="0" w:type="auto"/>
+            <w:vAlign w:val="center"/>
+            <w:hideMark/>
+          </w:tcPr>
+          <w:p>
+            <w:pPr>
+              <w:rPr>
+                <w:b/>
+                <w:bCs/>
+              </w:rPr>
+            </w:pPr>
+            <w:r>
+              <w:rPr>
+                <w:b/>
+                <w:bCs/>
+              </w:rPr>
+              <w:t>Offline</w:t>
+            </w:r>
+          </w:p>
+        </w:tc>
+        <w:tc>
+          <w:tcPr>
+            <w:tcW w:w="0" w:type="auto"/>
+            <w:vAlign w:val="center"/>
+            <w:hideMark/>
+          </w:tcPr>
+          <w:p>
+            <w:pPr>
+              <w:rPr>
+                <w:b/>
+                <w:bCs/>
+              </w:rPr>
+            </w:pPr>
+            <w:r>
+              <w:rPr>
+                <w:b/>
+                <w:bCs/>
+              </w:rPr>
+              <w:t>Online</w:t>
+            </w:r>
+          </w:p>
+        </w:tc>
+      </w:tr>
+      <w:tr>
+        <w:trPr>
+          <w:tblCellSpacing w:w="15" w:type="dxa"/>
+        </w:trPr>
+        <w:tc>
+          <w:tcPr>
+            <w:tcW w:w="0" w:type="auto"/>
+            <w:vAlign w:val="center"/>
+            <w:hideMark/>
+          </w:tcPr>
+          <w:p>
+            <w:r>
+              <w:t>heavy compute</w:t>
+            </w:r>
+          </w:p>
+        </w:tc>
+        <w:tc>
+          <w:tcPr>
+            <w:tcW w:w="0" w:type="auto"/>
+            <w:vAlign w:val="center"/>
+            <w:hideMark/>
+          </w:tcPr>
+          <w:p>
+            <w:r>
+              <w:t>low latency</w:t>
+            </w:r>
+          </w:p>
+        </w:tc>
+      </w:tr>
+      <w:tr>
+        <w:trPr>
+          <w:tblCellSpacing w:w="15" w:type="dxa"/>
+        </w:trPr>
+        <w:tc>
+          <w:tcPr>
+            <w:tcW w:w="0" w:type="auto"/>
+            <w:vAlign w:val="center"/>
+            <w:hideMark/>
+          </w:tcPr>
+          <w:p>
+            <w:r>
+              <w:t>large data</w:t>
+            </w:r>
+          </w:p>
+        </w:tc>
+        <w:tc>
+          <w:tcPr>
+            <w:tcW w:w="0" w:type="auto"/>
+            <w:vAlign w:val="center"/>
+            <w:hideMark/>
+          </w:tcPr>
+          <w:p>
+            <w:r>
+              <w:t>real-time inference</w:t>
+            </w:r>
+          </w:p>
+        </w:tc>
+      </w:tr>
+      <w:tr>
+        <w:trPr>
+          <w:tblCellSpacing w:w="15" w:type="dxa"/>
+        </w:trPr>
+        <w:tc>
+          <w:tcPr>
+            <w:tcW w:w="0" w:type="auto"/>
+            <w:vAlign w:val="center"/>
+            <w:hideMark/>
+          </w:tcPr>
+          <w:p>
+            <w:r>
+              <w:t>periodic</w:t>
+            </w:r>
+          </w:p>
+        </w:tc>
+        <w:tc>
+          <w:tcPr>
+            <w:tcW w:w="0" w:type="auto"/>
+            <w:vAlign w:val="center"/>
+            <w:hideMark/>
+          </w:tcPr>
+          <w:p>
+            <w:r>
+              <w:t>request-time</w:t>
+            </w:r>
+          </w:p>
+        </w:tc>
+      </w:tr>
+      <w:tr>
+        <w:trPr>
+          <w:tblCellSpacing w:w="15" w:type="dxa"/>
+        </w:trPr>
+        <w:tc>
+          <w:tcPr>
+            <w:tcW w:w="0" w:type="auto"/>
+            <w:vAlign w:val="center"/>
+            <w:hideMark/>
+          </w:tcPr>
+          <w:p>
+            <w:r>
+              <w:t>cheaper</w:t>
+            </w:r>
+          </w:p>
+        </w:tc>
+        <w:tc>
+          <w:tcPr>
+            <w:tcW w:w="0" w:type="auto"/>
+            <w:vAlign w:val="center"/>
+            <w:hideMark/>
+          </w:tcPr>
+          <w:p>
+            <w:r>
+              <w:t>expensive</w:t>
+            </w:r>
+          </w:p>
+        </w:tc>
+      </w:tr>
+    </w:tbl>
+    <w:p/>
+    <w:p>
+      <w:r>
+        <w:br w:type="page"/>
+      </w:r>
+    </w:p>
+    <w:p>
+      <w:pPr>
+        <w:pStyle w:val="Heading1"/>
+        <w:rPr>
+          <w:rFonts w:eastAsiaTheme="minorHAnsi"/>
+        </w:rPr>
+      </w:pPr>
+      <w:r>
+        <w:lastRenderedPageBreak/>
+        <w:t xml:space="preserve">10. </w:t>
+      </w:r>
+      <w:r>
+        <w:rPr>
+          <w:rFonts w:eastAsiaTheme="minorHAnsi"/>
+        </w:rPr>
+        <w:t>System Boundaries (Critical)</w:t>
+      </w:r>
+    </w:p>
+    <w:p>
+      <w:r>
+        <w:t>You MUST define what is OUT OF SCOPE.</w:t>
+      </w:r>
+    </w:p>
+    <w:p>
+      <w:r>
+        <w:t>This demonstrates maturity.</w:t>
+      </w:r>
+    </w:p>
+    <w:p>
+      <w:r>
+        <w:pict w14:anchorId="2B80EAB1">
+          <v:rect id="_x0000_i1153" style="width:0;height:1.5pt" o:hralign="center" o:hrstd="t" o:hr="t" fillcolor="#a0a0a0" stroked="f"/>
+        </w:pict>
+      </w:r>
+    </w:p>
+    <w:p>
+      <w:pPr>
+        <w:rPr>
+          <w:b/>
+          <w:bCs/>
+        </w:rPr>
+      </w:pPr>
+      <w:r>
+        <w:rPr>
+          <w:b/>
+          <w:bCs/>
+        </w:rPr>
+        <w:t>In Scope</w:t>
+      </w:r>
+    </w:p>
+    <w:p>
+      <w:r>
+        <w:rPr>
+          <w:rFonts w:ascii="Segoe UI Emoji" w:hAnsi="Segoe UI Emoji" w:cs="Segoe UI Emoji"/>
+        </w:rPr>
+        <w:t>✅</w:t>
+      </w:r>
+      <w:r>
+        <w:t xml:space="preserve"> Recommendation API</w:t>
+      </w:r>
+      <w:r>
+        <w:br/>
+      </w:r>
+      <w:r>
+        <w:rPr>
+          <w:rFonts w:ascii="Segoe UI Emoji" w:hAnsi="Segoe UI Emoji" w:cs="Segoe UI Emoji"/>
+        </w:rPr>
+        <w:t>✅</w:t>
+      </w:r>
+      <w:r>
+        <w:t xml:space="preserve"> Candidate retrieval</w:t>
+      </w:r>
+      <w:r>
+        <w:br/>
+      </w:r>
+      <w:r>
+        <w:rPr>
+          <w:rFonts w:ascii="Segoe UI Emoji" w:hAnsi="Segoe UI Emoji" w:cs="Segoe UI Emoji"/>
+        </w:rPr>
+        <w:t>✅</w:t>
+      </w:r>
+      <w:r>
+        <w:t xml:space="preserve"> Ranking model</w:t>
+      </w:r>
+      <w:r>
+        <w:br/>
+      </w:r>
+      <w:r>
+        <w:rPr>
+          <w:rFonts w:ascii="Segoe UI Emoji" w:hAnsi="Segoe UI Emoji" w:cs="Segoe UI Emoji"/>
+        </w:rPr>
+        <w:t>✅</w:t>
+      </w:r>
+      <w:r>
+        <w:t xml:space="preserve"> Feature engineering</w:t>
+      </w:r>
+      <w:r>
+        <w:br/>
+      </w:r>
+      <w:r>
+        <w:rPr>
+          <w:rFonts w:ascii="Segoe UI Emoji" w:hAnsi="Segoe UI Emoji" w:cs="Segoe UI Emoji"/>
+        </w:rPr>
+        <w:t>✅</w:t>
+      </w:r>
+      <w:r>
+        <w:t xml:space="preserve"> Feature freshness simulation</w:t>
+      </w:r>
+      <w:r>
+        <w:br/>
+      </w:r>
+      <w:r>
+        <w:rPr>
+          <w:rFonts w:ascii="Segoe UI Emoji" w:hAnsi="Segoe UI Emoji" w:cs="Segoe UI Emoji"/>
+        </w:rPr>
+        <w:t>✅</w:t>
+      </w:r>
+      <w:r>
+        <w:t xml:space="preserve"> Monitoring</w:t>
+      </w:r>
+      <w:r>
+        <w:br/>
+      </w:r>
+      <w:r>
+        <w:rPr>
+          <w:rFonts w:ascii="Segoe UI Emoji" w:hAnsi="Segoe UI Emoji" w:cs="Segoe UI Emoji"/>
+        </w:rPr>
+        <w:t>✅</w:t>
+      </w:r>
+      <w:r>
+        <w:t xml:space="preserve"> CI/CD</w:t>
+      </w:r>
+      <w:r>
+        <w:br/>
+      </w:r>
+      <w:r>
+        <w:rPr>
+          <w:rFonts w:ascii="Segoe UI Emoji" w:hAnsi="Segoe UI Emoji" w:cs="Segoe UI Emoji"/>
+        </w:rPr>
+        <w:t>✅</w:t>
+      </w:r>
+      <w:r>
+        <w:t xml:space="preserve"> Real-time serving</w:t>
+      </w:r>
+      <w:r>
+        <w:br/>
+      </w:r>
+      <w:r>
+        <w:rPr>
+          <w:rFonts w:ascii="Segoe UI Emoji" w:hAnsi="Segoe UI Emoji" w:cs="Segoe UI Emoji"/>
+        </w:rPr>
+        <w:t>✅</w:t>
+      </w:r>
+      <w:r>
+        <w:t xml:space="preserve"> Basic experimentation framework</w:t>
+      </w:r>
+    </w:p>
+    <w:p>
+      <w:r>
+        <w:pict w14:anchorId="0BB845AC">
+          <v:rect id="_x0000_i1154" style="width:0;height:1.5pt" o:hralign="center" o:hrstd="t" o:hr="t" fillcolor="#a0a0a0" stroked="f"/>
+        </w:pict>
+      </w:r>
+    </w:p>
+    <w:p>
+      <w:pPr>
+        <w:rPr>
+          <w:b/>
+          <w:bCs/>
+        </w:rPr>
+      </w:pPr>
+      <w:r>
+        <w:rPr>
+          <w:b/>
+          <w:bCs/>
+        </w:rPr>
+        <w:t>Out of Scope</w:t>
+      </w:r>
+    </w:p>
+    <w:p>
+      <w:r>
+        <w:rPr>
+          <w:rFonts w:ascii="Segoe UI Emoji" w:hAnsi="Segoe UI Emoji" w:cs="Segoe UI Emoji"/>
+        </w:rPr>
+        <w:t>❌</w:t>
+      </w:r>
+      <w:r>
+        <w:t xml:space="preserve"> Deep learning ranking transformers</w:t>
+      </w:r>
+      <w:r>
+        <w:br/>
+      </w:r>
+      <w:r>
+        <w:rPr>
+          <w:rFonts w:ascii="Segoe UI Emoji" w:hAnsi="Segoe UI Emoji" w:cs="Segoe UI Emoji"/>
+        </w:rPr>
+        <w:t>❌</w:t>
+      </w:r>
+      <w:r>
+        <w:t xml:space="preserve"> </w:t>
+      </w:r>
+      <w:proofErr w:type="gramStart"/>
+      <w:r>
+        <w:t>Multi-region</w:t>
+      </w:r>
+      <w:proofErr w:type="gramEnd"/>
+      <w:r>
+        <w:t xml:space="preserve"> deployment</w:t>
+      </w:r>
+      <w:r>
+        <w:br/>
+      </w:r>
+      <w:r>
+        <w:rPr>
+          <w:rFonts w:ascii="Segoe UI Emoji" w:hAnsi="Segoe UI Emoji" w:cs="Segoe UI Emoji"/>
+        </w:rPr>
+        <w:t>❌</w:t>
+      </w:r>
+      <w:r>
+        <w:t xml:space="preserve"> Distributed training clusters</w:t>
+      </w:r>
+      <w:r>
+        <w:br/>
+      </w:r>
+      <w:r>
+        <w:rPr>
+          <w:rFonts w:ascii="Segoe UI Emoji" w:hAnsi="Segoe UI Emoji" w:cs="Segoe UI Emoji"/>
+        </w:rPr>
+        <w:t>❌</w:t>
+      </w:r>
+      <w:r>
+        <w:t xml:space="preserve"> Kubernetes orchestration</w:t>
+      </w:r>
+      <w:r>
+        <w:br/>
+      </w:r>
+      <w:r>
+        <w:rPr>
+          <w:rFonts w:ascii="Segoe UI Emoji" w:hAnsi="Segoe UI Emoji" w:cs="Segoe UI Emoji"/>
+        </w:rPr>
+        <w:t>❌</w:t>
+      </w:r>
+      <w:r>
+        <w:t xml:space="preserve"> Reinforcement learning optimization</w:t>
+      </w:r>
+      <w:r>
+        <w:br/>
+      </w:r>
+      <w:r>
+        <w:rPr>
+          <w:rFonts w:ascii="Segoe UI Emoji" w:hAnsi="Segoe UI Emoji" w:cs="Segoe UI Emoji"/>
+        </w:rPr>
+        <w:t>❌</w:t>
+      </w:r>
+      <w:r>
+        <w:t xml:space="preserve"> Real-time online learning</w:t>
+      </w:r>
+      <w:r>
+        <w:br/>
+      </w:r>
+      <w:r>
+        <w:rPr>
+          <w:rFonts w:ascii="Segoe UI Emoji" w:hAnsi="Segoe UI Emoji" w:cs="Segoe UI Emoji"/>
+        </w:rPr>
+        <w:t>❌</w:t>
+      </w:r>
+      <w:r>
+        <w:t xml:space="preserve"> Billion-scale vector search</w:t>
+      </w:r>
+    </w:p>
+    <w:p>
+      <w:r>
+        <w:br w:type="page"/>
+      </w:r>
+    </w:p>
+    <w:p>
+      <w:pPr>
+        <w:pStyle w:val="Heading1"/>
+      </w:pPr>
+      <w:r>
+        <w:lastRenderedPageBreak/>
+        <w:t>1</w:t>
+      </w:r>
+      <w:r>
+        <w:t>1</w:t>
+      </w:r>
+      <w:r>
+        <w:t>. Proposed User Journey</w:t>
+      </w:r>
+    </w:p>
+    <w:p>
+      <w:r>
+        <w:t>This helps tie business → architecture.</w:t>
+      </w:r>
+    </w:p>
+    <w:p>
+      <w:r>
+        <w:pict w14:anchorId="4F1BE573">
+          <v:rect id="_x0000_i1205" style="width:0;height:1.5pt" o:hralign="center" o:hrstd="t" o:hr="t" fillcolor="#a0a0a0" stroked="f"/>
+        </w:pict>
+      </w:r>
+    </w:p>
+    <w:p>
+      <w:pPr>
+        <w:rPr>
+          <w:b/>
+          <w:bCs/>
+        </w:rPr>
+      </w:pPr>
+      <w:r>
+        <w:rPr>
+          <w:b/>
+          <w:bCs/>
+        </w:rPr>
+        <w:t>Example Flow</w:t>
+      </w:r>
+    </w:p>
+    <w:p>
+      <w:pPr>
+        <w:rPr>
+          <w:b/>
+          <w:bCs/>
+        </w:rPr>
+      </w:pPr>
+      <w:r>
+        <w:rPr>
+          <w:b/>
+          <w:bCs/>
+        </w:rPr>
+        <w:t>User Journey</w:t>
+      </w:r>
+    </w:p>
+    <w:p>
+      <w:pPr>
+        <w:rPr>
+          <w:b/>
+          <w:bCs/>
+        </w:rPr>
+      </w:pPr>
+      <w:r>
+        <w:rPr>
+          <w:b/>
+          <w:bCs/>
+        </w:rPr>
+        <w:t>Step 1</w:t>
+      </w:r>
+    </w:p>
+    <w:p>
+      <w:r>
+        <w:t>User browses:</w:t>
+      </w:r>
+    </w:p>
+    <w:p>
+      <w:r>
+        <w:t>“Running Shoes”</w:t>
+      </w:r>
+    </w:p>
+    <w:p>
+      <w:r>
+        <w:pict w14:anchorId="7C3E45F0">
+          <v:rect id="_x0000_i1206" style="width:0;height:1.5pt" o:hralign="center" o:hrstd="t" o:hr="t" fillcolor="#a0a0a0" stroked="f"/>
+        </w:pict>
+      </w:r>
+    </w:p>
+    <w:p>
+      <w:pPr>
+        <w:rPr>
+          <w:b/>
+          <w:bCs/>
+        </w:rPr>
+      </w:pPr>
+      <w:r>
+        <w:rPr>
+          <w:b/>
+          <w:bCs/>
+        </w:rPr>
+        <w:t>Step 2</w:t>
+      </w:r>
+    </w:p>
+    <w:p>
+      <w:r>
+        <w:t>Frontend calls:</w:t>
+      </w:r>
+    </w:p>
+    <w:p>
+      <w:r>
+        <w:t>GET /recommendations</w:t>
+      </w:r>
+    </w:p>
+    <w:p>
+      <w:r>
+        <w:t>with:</w:t>
+      </w:r>
+    </w:p>
+    <w:p>
+      <w:pPr>
+        <w:numPr>
+          <w:ilvl w:val="0"/>
+          <w:numId w:val="21"/>
+        </w:numPr>
+      </w:pPr>
+      <w:proofErr w:type="spellStart"/>
+      <w:r>
+        <w:t>user_id</w:t>
+      </w:r>
+      <w:proofErr w:type="spellEnd"/>
+      <w:r>
+        <w:t xml:space="preserve"> </w:t>
+      </w:r>
+    </w:p>
+    <w:p>
+      <w:pPr>
+        <w:numPr>
+          <w:ilvl w:val="0"/>
+          <w:numId w:val="21"/>
+        </w:numPr>
+      </w:pPr>
+      <w:proofErr w:type="spellStart"/>
+      <w:r>
+        <w:t>session_id</w:t>
+      </w:r>
+      <w:proofErr w:type="spellEnd"/>
+      <w:r>
+        <w:t xml:space="preserve"> </w:t>
+      </w:r>
+    </w:p>
+    <w:p>
+      <w:pPr>
+        <w:numPr>
+          <w:ilvl w:val="0"/>
+          <w:numId w:val="21"/>
+        </w:numPr>
+      </w:pPr>
+      <w:r>
+        <w:t xml:space="preserve">context </w:t>
+      </w:r>
+    </w:p>
+    <w:p>
+      <w:r>
+        <w:pict w14:anchorId="7C0E0E3B">
+          <v:rect id="_x0000_i1207" style="width:0;height:1.5pt" o:hralign="center" o:hrstd="t" o:hr="t" fillcolor="#a0a0a0" stroked="f"/>
+        </w:pict>
+      </w:r>
+    </w:p>
+    <w:p>
+      <w:pPr>
+        <w:rPr>
+          <w:b/>
+          <w:bCs/>
+        </w:rPr>
+      </w:pPr>
+      <w:r>
+        <w:rPr>
+          <w:b/>
+          <w:bCs/>
+        </w:rPr>
+        <w:t>Step 3</w:t>
+      </w:r>
+    </w:p>
+    <w:p>
+      <w:r>
+        <w:t>Retrieval service:</w:t>
+      </w:r>
+    </w:p>
+    <w:p>
+      <w:pPr>
+        <w:numPr>
+          <w:ilvl w:val="0"/>
+          <w:numId w:val="22"/>
+        </w:numPr>
+      </w:pPr>
+      <w:r>
+        <w:t xml:space="preserve">fetches candidate ads </w:t>
+      </w:r>
+    </w:p>
+    <w:p>
+      <w:r>
+        <w:pict w14:anchorId="4244EBFD">
+          <v:rect id="_x0000_i1208" style="width:0;height:1.5pt" o:hralign="center" o:hrstd="t" o:hr="t" fillcolor="#a0a0a0" stroked="f"/>
+        </w:pict>
+      </w:r>
+    </w:p>
+    <w:p>
+      <w:pPr>
+        <w:rPr>
+          <w:b/>
+          <w:bCs/>
+        </w:rPr>
+      </w:pPr>
+      <w:r>
+        <w:rPr>
+          <w:b/>
+          <w:bCs/>
+        </w:rPr>
+        <w:t>Step 4</w:t>
+      </w:r>
+    </w:p>
+    <w:p>
+      <w:r>
+        <w:t>Ranking service:</w:t>
+      </w:r>
+    </w:p>
+    <w:p>
+      <w:pPr>
+        <w:numPr>
+          <w:ilvl w:val="0"/>
+          <w:numId w:val="23"/>
+        </w:numPr>
+      </w:pPr>
+      <w:r>
+        <w:t xml:space="preserve">scores ads </w:t>
+      </w:r>
+    </w:p>
+    <w:p>
+      <w:r>
+        <w:pict w14:anchorId="691E1ACE">
+          <v:rect id="_x0000_i1209" style="width:0;height:1.5pt" o:hralign="center" o:hrstd="t" o:hr="t" fillcolor="#a0a0a0" stroked="f"/>
+        </w:pict>
+      </w:r>
+    </w:p>
+    <w:p>
+      <w:pPr>
+        <w:rPr>
+          <w:b/>
+          <w:bCs/>
+        </w:rPr>
+      </w:pPr>
+      <w:r>
+        <w:rPr>
+          <w:b/>
+          <w:bCs/>
+        </w:rPr>
+        <w:t>Step 5</w:t>
+      </w:r>
+    </w:p>
+    <w:p>
+      <w:r>
+        <w:lastRenderedPageBreak/>
+        <w:t>Re-ranking:</w:t>
+      </w:r>
+    </w:p>
+    <w:p>
+      <w:pPr>
+        <w:numPr>
+          <w:ilvl w:val="0"/>
+          <w:numId w:val="24"/>
+        </w:numPr>
+      </w:pPr>
+      <w:r>
+        <w:t xml:space="preserve">applies diversity/business logic </w:t>
+      </w:r>
+    </w:p>
+    <w:p>
+      <w:r>
+        <w:pict w14:anchorId="42F73F21">
+          <v:rect id="_x0000_i1210" style="width:0;height:1.5pt" o:hralign="center" o:hrstd="t" o:hr="t" fillcolor="#a0a0a0" stroked="f"/>
+        </w:pict>
+      </w:r>
+    </w:p>
+    <w:p>
+      <w:pPr>
+        <w:rPr>
+          <w:b/>
+          <w:bCs/>
+        </w:rPr>
+      </w:pPr>
+      <w:r>
+        <w:rPr>
+          <w:b/>
+          <w:bCs/>
+        </w:rPr>
+        <w:t>Step 6</w:t>
+      </w:r>
+    </w:p>
+    <w:p>
+      <w:r>
+        <w:t>Top ads returned:</w:t>
+      </w:r>
+    </w:p>
+    <w:p>
+      <w:r>
+        <w:t>[</w:t>
+      </w:r>
+      <w:r>
+        <w:br/>
+        <w:t xml:space="preserve">  "Nike Pegasus",</w:t>
+      </w:r>
+      <w:r>
+        <w:br/>
+        <w:t xml:space="preserve">  "Adidas </w:t>
+      </w:r>
+      <w:proofErr w:type="spellStart"/>
+      <w:r>
+        <w:t>Ultraboost</w:t>
+      </w:r>
+      <w:proofErr w:type="spellEnd"/>
+      <w:r>
+        <w:t>",</w:t>
+      </w:r>
+      <w:r>
+        <w:br/>
+        <w:t xml:space="preserve">  "Puma Velocity"</w:t>
+      </w:r>
+      <w:r>
+        <w:br/>
+        <w:t>]</w:t>
+      </w:r>
+    </w:p>
+    <w:p>
+      <w:r>
+        <w:pict w14:anchorId="223DBD37">
+          <v:rect id="_x0000_i1211" style="width:0;height:1.5pt" o:hralign="center" o:hrstd="t" o:hr="t" fillcolor="#a0a0a0" stroked="f"/>
+        </w:pict>
+      </w:r>
+    </w:p>
+    <w:p>
+      <w:pPr>
+        <w:rPr>
+          <w:b/>
+          <w:bCs/>
+        </w:rPr>
+      </w:pPr>
+      <w:r>
+        <w:rPr>
+          <w:b/>
+          <w:bCs/>
+        </w:rPr>
+        <w:t>Step 7</w:t>
+      </w:r>
+    </w:p>
+    <w:p>
+      <w:r>
+        <w:t>Clicks/impressions captured</w:t>
+      </w:r>
+    </w:p>
+    <w:p>
+      <w:r>
+        <w:pict w14:anchorId="3590B3DC">
+          <v:rect id="_x0000_i1212" style="width:0;height:1.5pt" o:hralign="center" o:hrstd="t" o:hr="t" fillcolor="#a0a0a0" stroked="f"/>
+        </w:pict>
+      </w:r>
+    </w:p>
+    <w:p>
+      <w:pPr>
+        <w:rPr>
+          <w:b/>
+          <w:bCs/>
+        </w:rPr>
+      </w:pPr>
+      <w:r>
+        <w:rPr>
+          <w:b/>
+          <w:bCs/>
+        </w:rPr>
+        <w:t>Step 8</w:t>
+      </w:r>
+    </w:p>
+    <w:p>
+      <w:r>
+        <w:t>Events stored for retraining</w:t>
+      </w:r>
+    </w:p>
+    <w:p>
+      <w:r>
+        <w:br w:type="page"/>
+      </w:r>
+    </w:p>
+    <w:p>
+      <w:pPr>
+        <w:pStyle w:val="Heading1"/>
+        <w:rPr>
+          <w:rFonts w:eastAsiaTheme="minorHAnsi"/>
+        </w:rPr>
+      </w:pPr>
+      <w:r>
+        <w:lastRenderedPageBreak/>
+        <w:t xml:space="preserve">12. </w:t>
+      </w:r>
+      <w:r>
+        <w:rPr>
+          <w:rFonts w:eastAsiaTheme="minorHAnsi"/>
+        </w:rPr>
+        <w:t>Example Business Trade-Offs</w:t>
+      </w:r>
+    </w:p>
+    <w:p>
+      <w:r>
+        <w:t>THIS SECTION IS GOLD in interviews.</w:t>
+      </w:r>
+    </w:p>
+    <w:p>
+      <w:r>
+        <w:pict w14:anchorId="31504EE3">
+          <v:rect id="_x0000_i1227" style="width:0;height:1.5pt" o:hralign="center" o:hrstd="t" o:hr="t" fillcolor="#a0a0a0" stroked="f"/>
+        </w:pict>
+      </w:r>
+    </w:p>
+    <w:p>
+      <w:pPr>
+        <w:rPr>
+          <w:b/>
+          <w:bCs/>
+        </w:rPr>
+      </w:pPr>
+      <w:r>
+        <w:rPr>
+          <w:b/>
+          <w:bCs/>
+        </w:rPr>
+        <w:t>Trade-Off Examples</w:t>
+      </w:r>
+    </w:p>
+    <w:tbl>
+      <w:tblPr>
+        <w:tblW w:w="0" w:type="auto"/>
+        <w:tblCellSpacing w:w="15" w:type="dxa"/>
+        <w:tblCellMar>
+          <w:top w:w="15" w:type="dxa"/>
+          <w:left w:w="15" w:type="dxa"/>
+          <w:bottom w:w="15" w:type="dxa"/>
+          <w:right w:w="15" w:type="dxa"/>
+        </w:tblCellMar>
+        <w:tblLook w:val="04A0" w:firstRow="1" w:lastRow="0" w:firstColumn="1" w:lastColumn="0" w:noHBand="0" w:noVBand="1"/>
+      </w:tblPr>
+      <w:tblGrid>
+        <w:gridCol w:w="3081"/>
+        <w:gridCol w:w="4036"/>
+      </w:tblGrid>
+      <w:tr>
+        <w:trPr>
+          <w:tblHeader/>
+          <w:tblCellSpacing w:w="15" w:type="dxa"/>
+        </w:trPr>
+        <w:tc>
+          <w:tcPr>
+            <w:tcW w:w="0" w:type="auto"/>
+            <w:vAlign w:val="center"/>
+            <w:hideMark/>
+          </w:tcPr>
+          <w:p>
+            <w:pPr>
+              <w:rPr>
+                <w:b/>
+                <w:bCs/>
+              </w:rPr>
+            </w:pPr>
+            <w:r>
+              <w:rPr>
+                <w:b/>
+                <w:bCs/>
+              </w:rPr>
+              <w:t>Decision</w:t>
+            </w:r>
+          </w:p>
+        </w:tc>
+        <w:tc>
+          <w:tcPr>
+            <w:tcW w:w="0" w:type="auto"/>
+            <w:vAlign w:val="center"/>
+            <w:hideMark/>
+          </w:tcPr>
+          <w:p>
+            <w:pPr>
+              <w:rPr>
+                <w:b/>
+                <w:bCs/>
+              </w:rPr>
+            </w:pPr>
+            <w:r>
+              <w:rPr>
+                <w:b/>
+                <w:bCs/>
+              </w:rPr>
+              <w:t>Trade-Off</w:t>
+            </w:r>
+          </w:p>
+        </w:tc>
+      </w:tr>
+      <w:tr>
+        <w:trPr>
+          <w:tblCellSpacing w:w="15" w:type="dxa"/>
+        </w:trPr>
+        <w:tc>
+          <w:tcPr>
+            <w:tcW w:w="0" w:type="auto"/>
+            <w:vAlign w:val="center"/>
+            <w:hideMark/>
+          </w:tcPr>
+          <w:p>
+            <w:r>
+              <w:t>Precomputed embeddings</w:t>
+            </w:r>
+          </w:p>
+        </w:tc>
+        <w:tc>
+          <w:tcPr>
+            <w:tcW w:w="0" w:type="auto"/>
+            <w:vAlign w:val="center"/>
+            <w:hideMark/>
+          </w:tcPr>
+          <w:p>
+            <w:r>
+              <w:t>Faster serving vs stale features</w:t>
+            </w:r>
+          </w:p>
+        </w:tc>
+      </w:tr>
+      <w:tr>
+        <w:trPr>
+          <w:tblCellSpacing w:w="15" w:type="dxa"/>
+        </w:trPr>
+        <w:tc>
+          <w:tcPr>
+            <w:tcW w:w="0" w:type="auto"/>
+            <w:vAlign w:val="center"/>
+            <w:hideMark/>
+          </w:tcPr>
+          <w:p>
+            <w:r>
+              <w:t>Lightweight ranker</w:t>
+            </w:r>
+          </w:p>
+        </w:tc>
+        <w:tc>
+          <w:tcPr>
+            <w:tcW w:w="0" w:type="auto"/>
+            <w:vAlign w:val="center"/>
+            <w:hideMark/>
+          </w:tcPr>
+          <w:p>
+            <w:r>
+              <w:t>Lower latency vs lower accuracy</w:t>
+            </w:r>
+          </w:p>
+        </w:tc>
+      </w:tr>
+      <w:tr>
+        <w:trPr>
+          <w:tblCellSpacing w:w="15" w:type="dxa"/>
+        </w:trPr>
+        <w:tc>
+          <w:tcPr>
+            <w:tcW w:w="0" w:type="auto"/>
+            <w:vAlign w:val="center"/>
+            <w:hideMark/>
+          </w:tcPr>
+          <w:p>
+            <w:r>
+              <w:t>Cached recommendations</w:t>
+            </w:r>
+          </w:p>
+        </w:tc>
+        <w:tc>
+          <w:tcPr>
+            <w:tcW w:w="0" w:type="auto"/>
+            <w:vAlign w:val="center"/>
+            <w:hideMark/>
+          </w:tcPr>
+          <w:p>
+            <w:r>
+              <w:t>Speed vs personalization freshness</w:t>
+            </w:r>
+          </w:p>
+        </w:tc>
+      </w:tr>
+      <w:tr>
+        <w:trPr>
+          <w:tblCellSpacing w:w="15" w:type="dxa"/>
+        </w:trPr>
+        <w:tc>
+          <w:tcPr>
+            <w:tcW w:w="0" w:type="auto"/>
+            <w:vAlign w:val="center"/>
+            <w:hideMark/>
+          </w:tcPr>
+          <w:p>
+            <w:r>
+              <w:t>Smaller candidate pool</w:t>
+            </w:r>
+          </w:p>
+        </w:tc>
+        <w:tc>
+          <w:tcPr>
+            <w:tcW w:w="0" w:type="auto"/>
+            <w:vAlign w:val="center"/>
+            <w:hideMark/>
+          </w:tcPr>
+          <w:p>
+            <w:r>
+              <w:t>Faster ranking vs recall</w:t>
+            </w:r>
+          </w:p>
+        </w:tc>
+      </w:tr>
+      <w:tr>
+        <w:trPr>
+          <w:tblCellSpacing w:w="15" w:type="dxa"/>
+        </w:trPr>
+        <w:tc>
+          <w:tcPr>
+            <w:tcW w:w="0" w:type="auto"/>
+            <w:vAlign w:val="center"/>
+            <w:hideMark/>
+          </w:tcPr>
+          <w:p>
+            <w:r>
+              <w:t>Batch retraining</w:t>
+            </w:r>
+          </w:p>
+        </w:tc>
+        <w:tc>
+          <w:tcPr>
+            <w:tcW w:w="0" w:type="auto"/>
+            <w:vAlign w:val="center"/>
+            <w:hideMark/>
+          </w:tcPr>
+          <w:p>
+            <w:r>
+              <w:t>Stability vs freshness</w:t>
+            </w:r>
+          </w:p>
+        </w:tc>
+      </w:tr>
+    </w:tbl>
+    <w:p/>
+    <w:p>
+      <w:r>
+        <w:br w:type="page"/>
+      </w:r>
+    </w:p>
+    <w:p>
+      <w:pPr>
+        <w:pStyle w:val="Heading1"/>
+      </w:pPr>
+      <w:r>
+        <w:lastRenderedPageBreak/>
+        <w:t>14. Initial Dataset Strategy</w:t>
+      </w:r>
+    </w:p>
+    <w:p>
+      <w:pPr>
+        <w:rPr>
+          <w:b/>
+          <w:bCs/>
+        </w:rPr>
+      </w:pPr>
+      <w:r>
+        <w:rPr>
+          <w:b/>
+          <w:bCs/>
+        </w:rPr>
+        <w:t>Recommended Dataset</w:t>
+      </w:r>
+    </w:p>
+    <w:p>
+      <w:pPr>
+        <w:rPr>
+          <w:b/>
+          <w:bCs/>
+        </w:rPr>
+      </w:pPr>
+      <w:r>
+        <w:rPr>
+          <w:b/>
+          <w:bCs/>
+        </w:rPr>
+        <w:t>Option 1 (Recommended)</w:t>
+      </w:r>
+    </w:p>
+    <w:p>
+      <w:pPr>
+        <w:rPr>
+          <w:b/>
+          <w:bCs/>
+        </w:rPr>
+      </w:pPr>
+      <w:r>
+        <w:rPr>
+          <w:b/>
+          <w:bCs/>
+        </w:rPr>
+        <w:t>H&amp;M Personalized Fashion Recommendations Dataset</w:t>
+      </w:r>
+    </w:p>
+    <w:p>
+      <w:r>
+        <w:t>Why:</w:t>
+      </w:r>
+    </w:p>
+    <w:p>
+      <w:pPr>
+        <w:numPr>
+          <w:ilvl w:val="0"/>
+          <w:numId w:val="25"/>
+        </w:numPr>
+      </w:pPr>
+      <w:r>
+        <w:t xml:space="preserve">fashion domain </w:t>
+      </w:r>
+    </w:p>
+    <w:p>
+      <w:pPr>
+        <w:numPr>
+          <w:ilvl w:val="0"/>
+          <w:numId w:val="25"/>
+        </w:numPr>
+      </w:pPr>
+      <w:r>
+        <w:t xml:space="preserve">user-item interactions </w:t>
+      </w:r>
+    </w:p>
+    <w:p>
+      <w:pPr>
+        <w:numPr>
+          <w:ilvl w:val="0"/>
+          <w:numId w:val="25"/>
+        </w:numPr>
+      </w:pPr>
+      <w:r>
+        <w:t xml:space="preserve">realistic </w:t>
+      </w:r>
+    </w:p>
+    <w:p>
+      <w:pPr>
+        <w:numPr>
+          <w:ilvl w:val="0"/>
+          <w:numId w:val="25"/>
+        </w:numPr>
+      </w:pPr>
+      <w:r>
+        <w:t xml:space="preserve">aligned with Zalando </w:t>
+      </w:r>
+    </w:p>
+    <w:p>
+      <w:r>
+        <w:pict w14:anchorId="0E3AA22F">
+          <v:rect id="_x0000_i1235" style="width:0;height:1.5pt" o:hralign="center" o:hrstd="t" o:hr="t" fillcolor="#a0a0a0" stroked="f"/>
+        </w:pict>
+      </w:r>
+    </w:p>
+    <w:p>
+      <w:pPr>
+        <w:rPr>
+          <w:b/>
+          <w:bCs/>
+        </w:rPr>
+      </w:pPr>
+      <w:r>
+        <w:rPr>
+          <w:b/>
+          <w:bCs/>
+        </w:rPr>
+        <w:t>Synthetic Ad Layer</w:t>
+      </w:r>
+    </w:p>
+    <w:p>
+      <w:r>
+        <w:t>You will augment:</w:t>
+      </w:r>
+    </w:p>
+    <w:p>
+      <w:pPr>
+        <w:numPr>
+          <w:ilvl w:val="0"/>
+          <w:numId w:val="26"/>
+        </w:numPr>
+      </w:pPr>
+      <w:r>
+        <w:t xml:space="preserve">products → sponsored ads </w:t>
+      </w:r>
+    </w:p>
+    <w:p>
+      <w:pPr>
+        <w:numPr>
+          <w:ilvl w:val="0"/>
+          <w:numId w:val="26"/>
+        </w:numPr>
+      </w:pPr>
+      <w:r>
+        <w:t xml:space="preserve">impressions </w:t>
+      </w:r>
+    </w:p>
+    <w:p>
+      <w:pPr>
+        <w:numPr>
+          <w:ilvl w:val="0"/>
+          <w:numId w:val="26"/>
+        </w:numPr>
+      </w:pPr>
+      <w:r>
+        <w:t xml:space="preserve">clicks </w:t>
+      </w:r>
+    </w:p>
+    <w:p>
+      <w:pPr>
+        <w:numPr>
+          <w:ilvl w:val="0"/>
+          <w:numId w:val="26"/>
+        </w:numPr>
+      </w:pPr>
+      <w:r>
+        <w:t xml:space="preserve">sessions </w:t>
+      </w:r>
+    </w:p>
+    <w:p>
+      <w:r>
+        <w:t>This is realistic enough.</w:t>
+      </w:r>
+    </w:p>
+    <w:p>
+      <w:r>
+        <w:br w:type="page"/>
+      </w:r>
+    </w:p>
+    <w:p>
+      <w:pPr>
+        <w:rPr>
+          <w:b/>
+          <w:bCs/>
+        </w:rPr>
+      </w:pPr>
+      <w:r>
+        <w:rPr>
+          <w:b/>
+          <w:bCs/>
+        </w:rPr>
+        <w:lastRenderedPageBreak/>
+        <w:t>15. MVP Definition</w:t>
+      </w:r>
+    </w:p>
+    <w:p>
+      <w:r>
+        <w:t>This is extremely important.</w:t>
+      </w:r>
+    </w:p>
+    <w:p>
+      <w:r>
+        <w:pict w14:anchorId="3E24DCE7">
+          <v:rect id="_x0000_i1273" style="width:0;height:1.5pt" o:hralign="center" o:hrstd="t" o:hr="t" fillcolor="#a0a0a0" stroked="f"/>
+        </w:pict>
+      </w:r>
+    </w:p>
+    <w:p>
+      <w:pPr>
+        <w:rPr>
+          <w:b/>
+          <w:bCs/>
+        </w:rPr>
+      </w:pPr>
+      <w:r>
+        <w:rPr>
+          <w:b/>
+          <w:bCs/>
+        </w:rPr>
+        <w:t>MVP Goal</w:t>
+      </w:r>
+    </w:p>
+    <w:p>
+      <w:r>
+        <w:t>Serve personalized sponsored fashion product recommendations through a low-latency API using a multi-stage recommendation pipeline.</w:t>
+      </w:r>
+    </w:p>
+    <w:p>
+      <w:r>
+        <w:pict w14:anchorId="273B5659">
+          <v:rect id="_x0000_i1274" style="width:0;height:1.5pt" o:hralign="center" o:hrstd="t" o:hr="t" fillcolor="#a0a0a0" stroked="f"/>
+        </w:pict>
+      </w:r>
+    </w:p>
+    <w:p>
+      <w:pPr>
+        <w:rPr>
+          <w:b/>
+          <w:bCs/>
+        </w:rPr>
+      </w:pPr>
+      <w:r>
+        <w:rPr>
+          <w:b/>
+          <w:bCs/>
+        </w:rPr>
+        <w:t>MVP Features</w:t>
+      </w:r>
+    </w:p>
+    <w:tbl>
+      <w:tblPr>
+        <w:tblW w:w="0" w:type="auto"/>
+        <w:tblCellSpacing w:w="15" w:type="dxa"/>
+        <w:tblCellMar>
+          <w:top w:w="15" w:type="dxa"/>
+          <w:left w:w="15" w:type="dxa"/>
+          <w:bottom w:w="15" w:type="dxa"/>
+          <w:right w:w="15" w:type="dxa"/>
+        </w:tblCellMar>
+        <w:tblLook w:val="04A0" w:firstRow="1" w:lastRow="0" w:firstColumn="1" w:lastColumn="0" w:noHBand="0" w:noVBand="1"/>
+      </w:tblPr>
+      <w:tblGrid>
+        <w:gridCol w:w="1626"/>
+        <w:gridCol w:w="1218"/>
+      </w:tblGrid>
+      <w:tr>
+        <w:trPr>
+          <w:tblHeader/>
+          <w:tblCellSpacing w:w="15" w:type="dxa"/>
+        </w:trPr>
+        <w:tc>
+          <w:tcPr>
+            <w:tcW w:w="0" w:type="auto"/>
+            <w:vAlign w:val="center"/>
+            <w:hideMark/>
+          </w:tcPr>
+          <w:p>
+            <w:pPr>
+              <w:rPr>
+                <w:b/>
+                <w:bCs/>
+              </w:rPr>
+            </w:pPr>
+            <w:r>
+              <w:rPr>
+                <w:b/>
+                <w:bCs/>
+              </w:rPr>
+              <w:t>Feature</w:t>
+            </w:r>
+          </w:p>
+        </w:tc>
+        <w:tc>
+          <w:tcPr>
+            <w:tcW w:w="0" w:type="auto"/>
+            <w:vAlign w:val="center"/>
+            <w:hideMark/>
+          </w:tcPr>
+          <w:p>
+            <w:pPr>
+              <w:rPr>
+                <w:b/>
+                <w:bCs/>
+              </w:rPr>
+            </w:pPr>
+            <w:r>
+              <w:rPr>
+                <w:b/>
+                <w:bCs/>
+              </w:rPr>
+              <w:t>Included</w:t>
+            </w:r>
+          </w:p>
+        </w:tc>
+      </w:tr>
+      <w:tr>
+        <w:trPr>
+          <w:tblCellSpacing w:w="15" w:type="dxa"/>
+        </w:trPr>
+        <w:tc>
+          <w:tcPr>
+            <w:tcW w:w="0" w:type="auto"/>
+            <w:vAlign w:val="center"/>
+            <w:hideMark/>
+          </w:tcPr>
+          <w:p>
+            <w:r>
+              <w:t>Retrieval</w:t>
+            </w:r>
+          </w:p>
+        </w:tc>
+        <w:tc>
+          <w:tcPr>
+            <w:tcW w:w="0" w:type="auto"/>
+            <w:vAlign w:val="center"/>
+            <w:hideMark/>
+          </w:tcPr>
+          <w:p>
+            <w:r>
+              <w:t>Yes</w:t>
+            </w:r>
+          </w:p>
+        </w:tc>
+      </w:tr>
+      <w:tr>
+        <w:trPr>
+          <w:tblCellSpacing w:w="15" w:type="dxa"/>
+        </w:trPr>
+        <w:tc>
+          <w:tcPr>
+            <w:tcW w:w="0" w:type="auto"/>
+            <w:vAlign w:val="center"/>
+            <w:hideMark/>
+          </w:tcPr>
+          <w:p>
+            <w:r>
+              <w:t>Ranking</w:t>
+            </w:r>
+          </w:p>
+        </w:tc>
+        <w:tc>
+          <w:tcPr>
+            <w:tcW w:w="0" w:type="auto"/>
+            <w:vAlign w:val="center"/>
+            <w:hideMark/>
+          </w:tcPr>
+          <w:p>
+            <w:r>
+              <w:t>Yes</w:t>
+            </w:r>
+          </w:p>
+        </w:tc>
+      </w:tr>
+      <w:tr>
+        <w:trPr>
+          <w:tblCellSpacing w:w="15" w:type="dxa"/>
+        </w:trPr>
+        <w:tc>
+          <w:tcPr>
+            <w:tcW w:w="0" w:type="auto"/>
+            <w:vAlign w:val="center"/>
+            <w:hideMark/>
+          </w:tcPr>
+          <w:p>
+            <w:r>
+              <w:t>Re-ranking</w:t>
+            </w:r>
+          </w:p>
+        </w:tc>
+        <w:tc>
+          <w:tcPr>
+            <w:tcW w:w="0" w:type="auto"/>
+            <w:vAlign w:val="center"/>
+            <w:hideMark/>
+          </w:tcPr>
+          <w:p>
+            <w:r>
+              <w:t>Yes</w:t>
+            </w:r>
+          </w:p>
+        </w:tc>
+      </w:tr>
+      <w:tr>
+        <w:trPr>
+          <w:tblCellSpacing w:w="15" w:type="dxa"/>
+        </w:trPr>
+        <w:tc>
+          <w:tcPr>
+            <w:tcW w:w="0" w:type="auto"/>
+            <w:vAlign w:val="center"/>
+            <w:hideMark/>
+          </w:tcPr>
+          <w:p>
+            <w:r>
+              <w:t>Feature Store</w:t>
+            </w:r>
+          </w:p>
+        </w:tc>
+        <w:tc>
+          <w:tcPr>
+            <w:tcW w:w="0" w:type="auto"/>
+            <w:vAlign w:val="center"/>
+            <w:hideMark/>
+          </w:tcPr>
+          <w:p>
+            <w:r>
+              <w:t>Simulated</w:t>
+            </w:r>
+          </w:p>
+        </w:tc>
+      </w:tr>
+      <w:tr>
+        <w:trPr>
+          <w:tblCellSpacing w:w="15" w:type="dxa"/>
+        </w:trPr>
+        <w:tc>
+          <w:tcPr>
+            <w:tcW w:w="0" w:type="auto"/>
+            <w:vAlign w:val="center"/>
+            <w:hideMark/>
+          </w:tcPr>
+          <w:p>
+            <w:r>
+              <w:t>REST API</w:t>
+            </w:r>
+          </w:p>
+        </w:tc>
+        <w:tc>
+          <w:tcPr>
+            <w:tcW w:w="0" w:type="auto"/>
+            <w:vAlign w:val="center"/>
+            <w:hideMark/>
+          </w:tcPr>
+          <w:p>
+            <w:r>
+              <w:t>Yes</w:t>
+            </w:r>
+          </w:p>
+        </w:tc>
+      </w:tr>
+      <w:tr>
+        <w:trPr>
+          <w:tblCellSpacing w:w="15" w:type="dxa"/>
+        </w:trPr>
+        <w:tc>
+          <w:tcPr>
+            <w:tcW w:w="0" w:type="auto"/>
+            <w:vAlign w:val="center"/>
+            <w:hideMark/>
+          </w:tcPr>
+          <w:p>
+            <w:r>
+              <w:t>Monitoring</w:t>
+            </w:r>
+          </w:p>
+        </w:tc>
+        <w:tc>
+          <w:tcPr>
+            <w:tcW w:w="0" w:type="auto"/>
+            <w:vAlign w:val="center"/>
+            <w:hideMark/>
+          </w:tcPr>
+          <w:p>
+            <w:r>
+              <w:t>Basic</w:t>
+            </w:r>
+          </w:p>
+        </w:tc>
+      </w:tr>
+      <w:tr>
+        <w:trPr>
+          <w:tblCellSpacing w:w="15" w:type="dxa"/>
+        </w:trPr>
+        <w:tc>
+          <w:tcPr>
+            <w:tcW w:w="0" w:type="auto"/>
+            <w:vAlign w:val="center"/>
+            <w:hideMark/>
+          </w:tcPr>
+          <w:p>
+            <w:r>
+              <w:t>CI/CD</w:t>
+            </w:r>
+          </w:p>
+        </w:tc>
+        <w:tc>
+          <w:tcPr>
+            <w:tcW w:w="0" w:type="auto"/>
+            <w:vAlign w:val="center"/>
+            <w:hideMark/>
+          </w:tcPr>
+          <w:p>
+            <w:r>
+              <w:t>Yes</w:t>
+            </w:r>
+          </w:p>
+        </w:tc>
+      </w:tr>
+      <w:tr>
+        <w:trPr>
+          <w:tblCellSpacing w:w="15" w:type="dxa"/>
+        </w:trPr>
+        <w:tc>
+          <w:tcPr>
+            <w:tcW w:w="0" w:type="auto"/>
+            <w:vAlign w:val="center"/>
+            <w:hideMark/>
+          </w:tcPr>
+          <w:p>
+            <w:r>
+              <w:t>Docker</w:t>
+            </w:r>
+          </w:p>
+        </w:tc>
+        <w:tc>
+          <w:tcPr>
+            <w:tcW w:w="0" w:type="auto"/>
+            <w:vAlign w:val="center"/>
+            <w:hideMark/>
+          </w:tcPr>
+          <w:p>
+            <w:r>
+              <w:t>Yes</w:t>
+            </w:r>
+          </w:p>
+        </w:tc>
+      </w:tr>
+      <w:tr>
+        <w:trPr>
+          <w:tblCellSpacing w:w="15" w:type="dxa"/>
+        </w:trPr>
+        <w:tc>
+          <w:tcPr>
+            <w:tcW w:w="0" w:type="auto"/>
+            <w:vAlign w:val="center"/>
+            <w:hideMark/>
+          </w:tcPr>
+          <w:p>
+            <w:r>
+              <w:t>AWS Deploy</w:t>
+            </w:r>
+          </w:p>
+        </w:tc>
+        <w:tc>
+          <w:tcPr>
+            <w:tcW w:w="0" w:type="auto"/>
+            <w:vAlign w:val="center"/>
+            <w:hideMark/>
+          </w:tcPr>
+          <w:p>
+            <w:r>
+              <w:t>Yes</w:t>
+            </w:r>
+          </w:p>
+        </w:tc>
+      </w:tr>
+    </w:tbl>
+    <w:p>
+      <w:r>
+        <w:pict w14:anchorId="2A6C524D">
+          <v:rect id="_x0000_i1275" style="width:0;height:1.5pt" o:hralign="center" o:hrstd="t" o:hr="t" fillcolor="#a0a0a0" stroked="f"/>
+        </w:pict>
+      </w:r>
+    </w:p>
+    <w:p>
+      <w:pPr>
+        <w:rPr>
+          <w:b/>
+          <w:bCs/>
+        </w:rPr>
+      </w:pPr>
+      <w:r>
+        <w:rPr>
+          <w:b/>
+          <w:bCs/>
+        </w:rPr>
+        <w:t>16. Architecture Philosophy</w:t>
+      </w:r>
+    </w:p>
+    <w:p>
+      <w:r>
+        <w:t>This is subtle but VERY important.</w:t>
+      </w:r>
+    </w:p>
+    <w:p>
+      <w:r>
+        <w:t>Your architecture philosophy should be:</w:t>
+      </w:r>
+    </w:p>
+    <w:p>
+      <w:r>
+        <w:t>“Production-oriented ML engineering over research-heavy experimentation.”</w:t>
+      </w:r>
+    </w:p>
+    <w:p>
+      <w:r>
+        <w:t>That aligns directly with:</w:t>
+      </w:r>
+    </w:p>
+    <w:p>
+      <w:pPr>
+        <w:numPr>
+          <w:ilvl w:val="0"/>
+          <w:numId w:val="27"/>
+        </w:numPr>
+      </w:pPr>
+      <w:r>
+        <w:t xml:space="preserve">Principal MLE </w:t>
+      </w:r>
+    </w:p>
+    <w:p>
+      <w:pPr>
+        <w:numPr>
+          <w:ilvl w:val="0"/>
+          <w:numId w:val="27"/>
+        </w:numPr>
+      </w:pPr>
+      <w:r>
+        <w:lastRenderedPageBreak/>
+        <w:t xml:space="preserve">platform engineering </w:t>
+      </w:r>
+    </w:p>
+    <w:p>
+      <w:pPr>
+        <w:numPr>
+          <w:ilvl w:val="0"/>
+          <w:numId w:val="27"/>
+        </w:numPr>
+      </w:pPr>
+      <w:r>
+        <w:t xml:space="preserve">applied ML systems </w:t>
+      </w:r>
+    </w:p>
+    <w:p>
+      <w:r>
+        <w:pict w14:anchorId="189E0FC5">
+          <v:rect id="_x0000_i1276" style="width:0;height:1.5pt" o:hralign="center" o:hrstd="t" o:hr="t" fillcolor="#a0a0a0" stroked="f"/>
+        </w:pict>
+      </w:r>
+    </w:p>
+    <w:p>
+      <w:pPr>
+        <w:rPr>
+          <w:b/>
+          <w:bCs/>
+        </w:rPr>
+      </w:pPr>
+      <w:r>
+        <w:rPr>
+          <w:b/>
+          <w:bCs/>
+        </w:rPr>
+        <w:t>17. How This Aligns with the Role</w:t>
+      </w:r>
+    </w:p>
+    <w:p>
+      <w:r>
+        <w:t>This project directly demonstrates:</w:t>
+      </w:r>
+    </w:p>
+    <w:tbl>
+      <w:tblPr>
+        <w:tblW w:w="0" w:type="auto"/>
+        <w:tblCellSpacing w:w="15" w:type="dxa"/>
+        <w:tblCellMar>
+          <w:top w:w="15" w:type="dxa"/>
+          <w:left w:w="15" w:type="dxa"/>
+          <w:bottom w:w="15" w:type="dxa"/>
+          <w:right w:w="15" w:type="dxa"/>
+        </w:tblCellMar>
+        <w:tblLook w:val="04A0" w:firstRow="1" w:lastRow="0" w:firstColumn="1" w:lastColumn="0" w:noHBand="0" w:noVBand="1"/>
+      </w:tblPr>
+      <w:tblGrid>
+        <w:gridCol w:w="4038"/>
+        <w:gridCol w:w="1510"/>
+      </w:tblGrid>
+      <w:tr>
+        <w:trPr>
+          <w:tblHeader/>
+          <w:tblCellSpacing w:w="15" w:type="dxa"/>
+        </w:trPr>
+        <w:tc>
+          <w:tcPr>
+            <w:tcW w:w="0" w:type="auto"/>
+            <w:vAlign w:val="center"/>
+            <w:hideMark/>
+          </w:tcPr>
+          <w:p>
+            <w:pPr>
+              <w:rPr>
+                <w:b/>
+                <w:bCs/>
+              </w:rPr>
+            </w:pPr>
+            <w:r>
+              <w:rPr>
+                <w:b/>
+                <w:bCs/>
+              </w:rPr>
+              <w:t>Zalando Requirement</w:t>
+            </w:r>
+          </w:p>
+        </w:tc>
+        <w:tc>
+          <w:tcPr>
+            <w:tcW w:w="0" w:type="auto"/>
+            <w:vAlign w:val="center"/>
+            <w:hideMark/>
+          </w:tcPr>
+          <w:p>
+            <w:pPr>
+              <w:rPr>
+                <w:b/>
+                <w:bCs/>
+              </w:rPr>
+            </w:pPr>
+            <w:r>
+              <w:rPr>
+                <w:b/>
+                <w:bCs/>
+              </w:rPr>
+              <w:t>Your Project</w:t>
+            </w:r>
+          </w:p>
+        </w:tc>
+      </w:tr>
+      <w:tr>
+        <w:trPr>
+          <w:tblCellSpacing w:w="15" w:type="dxa"/>
+        </w:trPr>
+        <w:tc>
+          <w:tcPr>
+            <w:tcW w:w="0" w:type="auto"/>
+            <w:vAlign w:val="center"/>
+            <w:hideMark/>
+          </w:tcPr>
+          <w:p>
+            <w:r>
+              <w:t>Real-time recommendation engine</w:t>
+            </w:r>
+          </w:p>
+        </w:tc>
+        <w:tc>
+          <w:tcPr>
+            <w:tcW w:w="0" w:type="auto"/>
+            <w:vAlign w:val="center"/>
+            <w:hideMark/>
+          </w:tcPr>
+          <w:p>
+            <w:r>
+              <w:t>YES</w:t>
+            </w:r>
+          </w:p>
+        </w:tc>
+      </w:tr>
+      <w:tr>
+        <w:trPr>
+          <w:tblCellSpacing w:w="15" w:type="dxa"/>
+        </w:trPr>
+        <w:tc>
+          <w:tcPr>
+            <w:tcW w:w="0" w:type="auto"/>
+            <w:vAlign w:val="center"/>
+            <w:hideMark/>
+          </w:tcPr>
+          <w:p>
+            <w:r>
+              <w:t>Ad personalization</w:t>
+            </w:r>
+          </w:p>
+        </w:tc>
+        <w:tc>
+          <w:tcPr>
+            <w:tcW w:w="0" w:type="auto"/>
+            <w:vAlign w:val="center"/>
+            <w:hideMark/>
+          </w:tcPr>
+          <w:p>
+            <w:r>
+              <w:t>YES</w:t>
+            </w:r>
+          </w:p>
+        </w:tc>
+      </w:tr>
+      <w:tr>
+        <w:trPr>
+          <w:tblCellSpacing w:w="15" w:type="dxa"/>
+        </w:trPr>
+        <w:tc>
+          <w:tcPr>
+            <w:tcW w:w="0" w:type="auto"/>
+            <w:vAlign w:val="center"/>
+            <w:hideMark/>
+          </w:tcPr>
+          <w:p>
+            <w:r>
+              <w:t>Low latency systems</w:t>
+            </w:r>
+          </w:p>
+        </w:tc>
+        <w:tc>
+          <w:tcPr>
+            <w:tcW w:w="0" w:type="auto"/>
+            <w:vAlign w:val="center"/>
+            <w:hideMark/>
+          </w:tcPr>
+          <w:p>
+            <w:r>
+              <w:t>YES</w:t>
+            </w:r>
+          </w:p>
+        </w:tc>
+      </w:tr>
+      <w:tr>
+        <w:trPr>
+          <w:tblCellSpacing w:w="15" w:type="dxa"/>
+        </w:trPr>
+        <w:tc>
+          <w:tcPr>
+            <w:tcW w:w="0" w:type="auto"/>
+            <w:vAlign w:val="center"/>
+            <w:hideMark/>
+          </w:tcPr>
+          <w:p>
+            <w:r>
+              <w:t>High volume architecture</w:t>
+            </w:r>
+          </w:p>
+        </w:tc>
+        <w:tc>
+          <w:tcPr>
+            <w:tcW w:w="0" w:type="auto"/>
+            <w:vAlign w:val="center"/>
+            <w:hideMark/>
+          </w:tcPr>
+          <w:p>
+            <w:r>
+              <w:t>YES</w:t>
+            </w:r>
+          </w:p>
+        </w:tc>
+      </w:tr>
+      <w:tr>
+        <w:trPr>
+          <w:tblCellSpacing w:w="15" w:type="dxa"/>
+        </w:trPr>
+        <w:tc>
+          <w:tcPr>
+            <w:tcW w:w="0" w:type="auto"/>
+            <w:vAlign w:val="center"/>
+            <w:hideMark/>
+          </w:tcPr>
+          <w:p>
+            <w:r>
+              <w:t>Cross-functional systems thinking</w:t>
+            </w:r>
+          </w:p>
+        </w:tc>
+        <w:tc>
+          <w:tcPr>
+            <w:tcW w:w="0" w:type="auto"/>
+            <w:vAlign w:val="center"/>
+            <w:hideMark/>
+          </w:tcPr>
+          <w:p>
+            <w:r>
+              <w:t>YES</w:t>
+            </w:r>
+          </w:p>
+        </w:tc>
+      </w:tr>
+      <w:tr>
+        <w:trPr>
+          <w:tblCellSpacing w:w="15" w:type="dxa"/>
+        </w:trPr>
+        <w:tc>
+          <w:tcPr>
+            <w:tcW w:w="0" w:type="auto"/>
+            <w:vAlign w:val="center"/>
+            <w:hideMark/>
+          </w:tcPr>
+          <w:p>
+            <w:r>
+              <w:t>ML Engineering</w:t>
+            </w:r>
+          </w:p>
+        </w:tc>
+        <w:tc>
+          <w:tcPr>
+            <w:tcW w:w="0" w:type="auto"/>
+            <w:vAlign w:val="center"/>
+            <w:hideMark/>
+          </w:tcPr>
+          <w:p>
+            <w:r>
+              <w:t>YES</w:t>
+            </w:r>
+          </w:p>
+        </w:tc>
+      </w:tr>
+      <w:tr>
+        <w:trPr>
+          <w:tblCellSpacing w:w="15" w:type="dxa"/>
+        </w:trPr>
+        <w:tc>
+          <w:tcPr>
+            <w:tcW w:w="0" w:type="auto"/>
+            <w:vAlign w:val="center"/>
+            <w:hideMark/>
+          </w:tcPr>
+          <w:p>
+            <w:r>
+              <w:t>Retrieval + ranking</w:t>
+            </w:r>
+          </w:p>
+        </w:tc>
+        <w:tc>
+          <w:tcPr>
+            <w:tcW w:w="0" w:type="auto"/>
+            <w:vAlign w:val="center"/>
+            <w:hideMark/>
+          </w:tcPr>
+          <w:p>
+            <w:r>
+              <w:t>YES</w:t>
+            </w:r>
+          </w:p>
+        </w:tc>
+      </w:tr>
+      <w:tr>
+        <w:trPr>
+          <w:tblCellSpacing w:w="15" w:type="dxa"/>
+        </w:trPr>
+        <w:tc>
+          <w:tcPr>
+            <w:tcW w:w="0" w:type="auto"/>
+            <w:vAlign w:val="center"/>
+            <w:hideMark/>
+          </w:tcPr>
+          <w:p>
+            <w:r>
+              <w:t>Production systems</w:t>
+            </w:r>
+          </w:p>
+        </w:tc>
+        <w:tc>
+          <w:tcPr>
+            <w:tcW w:w="0" w:type="auto"/>
+            <w:vAlign w:val="center"/>
+            <w:hideMark/>
+          </w:tcPr>
+          <w:p>
+            <w:r>
+              <w:t>YES</w:t>
+            </w:r>
+          </w:p>
+        </w:tc>
+      </w:tr>
+    </w:tbl>
+    <w:p>
+      <w:r>
+        <w:pict w14:anchorId="02CFAA19">
+          <v:rect id="_x0000_i1277" style="width:0;height:1.5pt" o:hralign="center" o:hrstd="t" o:hr="t" fillcolor="#a0a0a0" stroked="f"/>
+        </w:pict>
+      </w:r>
+    </w:p>
+    <w:p>
+      <w:pPr>
+        <w:rPr>
+          <w:b/>
+          <w:bCs/>
+        </w:rPr>
+      </w:pPr>
+      <w:r>
+        <w:rPr>
+          <w:b/>
+          <w:bCs/>
+        </w:rPr>
+        <w:t>18. What This Phase Produces</w:t>
+      </w:r>
+    </w:p>
+    <w:p>
+      <w:r>
+        <w:t>By the end of Step 1, your repo should already contain:</w:t>
+      </w:r>
+    </w:p>
+    <w:p>
+      <w:r>
+        <w:t>docs/</w:t>
+      </w:r>
+      <w:r>
+        <w:br/>
+        <w:t xml:space="preserve"> </w:t>
+      </w:r>
+      <w:r>
+        <w:rPr>
+          <w:rFonts w:ascii="MS Gothic" w:eastAsia="MS Gothic" w:hAnsi="MS Gothic" w:cs="MS Gothic" w:hint="eastAsia"/>
+        </w:rPr>
+        <w:t>├</w:t>
+      </w:r>
+      <w:r>
+        <w:rPr>
+          <w:rFonts w:ascii="Calibri" w:hAnsi="Calibri" w:cs="Calibri"/>
+        </w:rPr>
+        <w:t>──</w:t>
+      </w:r>
+      <w:r>
+        <w:t xml:space="preserve"> business_problem.md</w:t>
+      </w:r>
+      <w:r>
+        <w:br/>
+        <w:t xml:space="preserve"> </w:t>
+      </w:r>
+      <w:r>
+        <w:rPr>
+          <w:rFonts w:ascii="MS Gothic" w:eastAsia="MS Gothic" w:hAnsi="MS Gothic" w:cs="MS Gothic" w:hint="eastAsia"/>
+        </w:rPr>
+        <w:t>├</w:t>
+      </w:r>
+      <w:r>
+        <w:rPr>
+          <w:rFonts w:ascii="Calibri" w:hAnsi="Calibri" w:cs="Calibri"/>
+        </w:rPr>
+        <w:t>──</w:t>
+      </w:r>
+      <w:r>
+        <w:t xml:space="preserve"> requirements.md</w:t>
+      </w:r>
+      <w:r>
+        <w:br/>
+        <w:t xml:space="preserve"> </w:t>
+      </w:r>
+      <w:r>
+        <w:rPr>
+          <w:rFonts w:ascii="MS Gothic" w:eastAsia="MS Gothic" w:hAnsi="MS Gothic" w:cs="MS Gothic" w:hint="eastAsia"/>
+        </w:rPr>
+        <w:t>├</w:t>
+      </w:r>
+      <w:r>
+        <w:rPr>
+          <w:rFonts w:ascii="Calibri" w:hAnsi="Calibri" w:cs="Calibri"/>
+        </w:rPr>
+        <w:t>──</w:t>
+      </w:r>
+      <w:r>
+        <w:t xml:space="preserve"> system_scope.md</w:t>
+      </w:r>
+      <w:r>
+        <w:br/>
+        <w:t xml:space="preserve"> </w:t>
+      </w:r>
+      <w:r>
+        <w:rPr>
+          <w:rFonts w:ascii="MS Gothic" w:eastAsia="MS Gothic" w:hAnsi="MS Gothic" w:cs="MS Gothic" w:hint="eastAsia"/>
+        </w:rPr>
+        <w:t>├</w:t>
+      </w:r>
+      <w:r>
+        <w:rPr>
+          <w:rFonts w:ascii="Calibri" w:hAnsi="Calibri" w:cs="Calibri"/>
+        </w:rPr>
+        <w:t>──</w:t>
+      </w:r>
+      <w:r>
+        <w:t xml:space="preserve"> constraints.md</w:t>
+      </w:r>
+      <w:r>
+        <w:br/>
+        <w:t xml:space="preserve"> </w:t>
+      </w:r>
+      <w:r>
+        <w:rPr>
+          <w:rFonts w:ascii="MS Gothic" w:eastAsia="MS Gothic" w:hAnsi="MS Gothic" w:cs="MS Gothic" w:hint="eastAsia"/>
+        </w:rPr>
+        <w:t>├</w:t>
+      </w:r>
+      <w:r>
+        <w:rPr>
+          <w:rFonts w:ascii="Calibri" w:hAnsi="Calibri" w:cs="Calibri"/>
+        </w:rPr>
+        <w:t>──</w:t>
+      </w:r>
+      <w:r>
+        <w:t xml:space="preserve"> kpis.md</w:t>
+      </w:r>
+      <w:r>
+        <w:br/>
+        <w:t xml:space="preserve"> └── recommendation_strategy.md</w:t>
+      </w:r>
+    </w:p>
+    <w:p>
+      <w:r>
+        <w:pict w14:anchorId="73BD3707">
+          <v:rect id="_x0000_i1278" style="width:0;height:1.5pt" o:hralign="center" o:hrstd="t" o:hr="t" fillcolor="#a0a0a0" stroked="f"/>
+        </w:pict>
+      </w:r>
+    </w:p>
+    <w:p>
+      <w:pPr>
+        <w:rPr>
+          <w:b/>
+          <w:bCs/>
+        </w:rPr>
+      </w:pPr>
+      <w:r>
+        <w:rPr>
+          <w:b/>
+          <w:bCs/>
+        </w:rPr>
+        <w:t>19. What Recruiters/Hiring Managers Will Think</w:t>
+      </w:r>
+    </w:p>
+    <w:p>
+      <w:r>
+        <w:t>If documented properly, they will think:</w:t>
+      </w:r>
+    </w:p>
+    <w:p>
+      <w:r>
+        <w:lastRenderedPageBreak/>
+        <w:t>“This person understands how recommendation systems operate in production environments.”</w:t>
+      </w:r>
+    </w:p>
+    <w:p>
+      <w:r>
+        <w:t>NOT:</w:t>
+      </w:r>
+    </w:p>
+    <w:p>
+      <w:r>
+        <w:t>“This is another tutorial repo.”</w:t>
+      </w:r>
+    </w:p>
+    <w:p>
+      <w:r>
+        <w:t>That distinction matters enormously at Principal level.</w:t>
+      </w:r>
+    </w:p>
     <w:p/>
     <w:sectPr>
       <w:pgSz w:w="11906" w:h="16838" w:code="9"/>
@@ -647,6 +5167,1049 @@
 <file path=word/numbering.xml><?xml version="1.0" encoding="utf-8"?>
 <w:numbering xmlns:wpc="http://schemas.microsoft.com/office/word/2010/wordprocessingCanvas" xmlns:cx="http://schemas.microsoft.com/office/drawing/2014/chartex" xmlns:cx1="http://schemas.microsoft.com/office/drawing/2015/9/8/chartex" xmlns:cx2="http://schemas.microsoft.com/office/drawing/2015/10/21/chartex" xmlns:cx3="http://schemas.microsoft.com/office/drawing/2016/5/9/chartex" xmlns:cx4="http://schemas.microsoft.com/office/drawing/2016/5/10/chartex" xmlns:cx5="http://schemas.microsoft.com/office/drawing/2016/5/11/chartex" xmlns:cx6="http://schemas.microsoft.com/office/drawing/2016/5/12/chartex" xmlns:cx7="http://schemas.microsoft.com/office/drawing/2016/5/13/chartex" xmlns:cx8="http://schemas.microsoft.com/office/drawing/2016/5/14/chartex" xmlns:mc="http://schemas.openxmlformats.org/markup-compatibility/2006" xmlns:aink="http://schemas.microsoft.com/office/drawing/2016/ink" xmlns:am3d="http://schemas.microsoft.com/office/drawing/2017/model3d" xmlns:o="urn:schemas-microsoft-com:office:office" xmlns:oel="http://schemas.microsoft.com/office/2019/extlst" xmlns:r="http://schemas.openxmlformats.org/officeDocument/2006/relationships" xmlns:m="http://schemas.openxmlformats.org/officeDocument/2006/math" xmlns:v="urn:schemas-microsoft-com:vml" xmlns:wp14="http://schemas.microsoft.com/office/word/2010/wordprocessingDrawing" xmlns:wp="http://schemas.openxmlformats.org/drawingml/2006/wordprocessingDrawing" xmlns:w10="urn:schemas-microsoft-com:office:word" xmlns:w="http://schemas.openxmlformats.org/wordprocessingml/2006/main" xmlns:w14="http://schemas.microsoft.com/office/word/2010/wordml" xmlns:w15="http://schemas.microsoft.com/office/word/2012/wordml" xmlns:w16cex="http://schemas.microsoft.com/office/word/2018/wordml/cex" xmlns:w16cid="http://schemas.microsoft.com/office/word/2016/wordml/cid" xmlns:w16="http://schemas.microsoft.com/office/word/2018/wordml" xmlns:w16du="http://schemas.microsoft.com/office/word/2023/wordml/word16du" xmlns:w16sdtdh="http://schemas.microsoft.com/office/word/2020/wordml/sdtdatahash" xmlns:w16sdtfl="http://schemas.microsoft.com/office/word/2024/wordml/sdtformatlock" xmlns:w16se="http://schemas.microsoft.com/office/word/2015/wordml/symex" xmlns:wpg="http://schemas.microsoft.com/office/word/2010/wordprocessingGroup" xmlns:wpi="http://schemas.microsoft.com/office/word/2010/wordprocessingInk" xmlns:wne="http://schemas.microsoft.com/office/word/2006/wordml" xmlns:wps="http://schemas.microsoft.com/office/word/2010/wordprocessingShape" mc:Ignorable="w14 w15 w16se w16cid w16 w16cex w16sdtdh w16sdtfl w16du wp14">
   <w:abstractNum w:abstractNumId="0" w15:restartNumberingAfterBreak="0">
+    <w:nsid w:val="053A3541"/>
+    <w:multiLevelType w:val="multilevel"/>
+    <w:tmpl w:val="57909356"/>
+    <w:lvl w:ilvl="0">
+      <w:start w:val="1"/>
+      <w:numFmt w:val="bullet"/>
+      <w:lvlText w:val=""/>
+      <w:lvlJc w:val="left"/>
+      <w:pPr>
+        <w:tabs>
+          <w:tab w:val="num" w:pos="720"/>
+        </w:tabs>
+        <w:ind w:left="720" w:hanging="360"/>
+      </w:pPr>
+      <w:rPr>
+        <w:rFonts w:ascii="Symbol" w:hAnsi="Symbol" w:hint="default"/>
+        <w:sz w:val="20"/>
+      </w:rPr>
+    </w:lvl>
+    <w:lvl w:ilvl="1" w:tentative="1">
+      <w:start w:val="1"/>
+      <w:numFmt w:val="bullet"/>
+      <w:lvlText w:val="o"/>
+      <w:lvlJc w:val="left"/>
+      <w:pPr>
+        <w:tabs>
+          <w:tab w:val="num" w:pos="1440"/>
+        </w:tabs>
+        <w:ind w:left="1440" w:hanging="360"/>
+      </w:pPr>
+      <w:rPr>
+        <w:rFonts w:ascii="Courier New" w:hAnsi="Courier New" w:hint="default"/>
+        <w:sz w:val="20"/>
+      </w:rPr>
+    </w:lvl>
+    <w:lvl w:ilvl="2" w:tentative="1">
+      <w:start w:val="1"/>
+      <w:numFmt w:val="bullet"/>
+      <w:lvlText w:val=""/>
+      <w:lvlJc w:val="left"/>
+      <w:pPr>
+        <w:tabs>
+          <w:tab w:val="num" w:pos="2160"/>
+        </w:tabs>
+        <w:ind w:left="2160" w:hanging="360"/>
+      </w:pPr>
+      <w:rPr>
+        <w:rFonts w:ascii="Wingdings" w:hAnsi="Wingdings" w:hint="default"/>
+        <w:sz w:val="20"/>
+      </w:rPr>
+    </w:lvl>
+    <w:lvl w:ilvl="3" w:tentative="1">
+      <w:start w:val="1"/>
+      <w:numFmt w:val="bullet"/>
+      <w:lvlText w:val=""/>
+      <w:lvlJc w:val="left"/>
+      <w:pPr>
+        <w:tabs>
+          <w:tab w:val="num" w:pos="2880"/>
+        </w:tabs>
+        <w:ind w:left="2880" w:hanging="360"/>
+      </w:pPr>
+      <w:rPr>
+        <w:rFonts w:ascii="Wingdings" w:hAnsi="Wingdings" w:hint="default"/>
+        <w:sz w:val="20"/>
+      </w:rPr>
+    </w:lvl>
+    <w:lvl w:ilvl="4" w:tentative="1">
+      <w:start w:val="1"/>
+      <w:numFmt w:val="bullet"/>
+      <w:lvlText w:val=""/>
+      <w:lvlJc w:val="left"/>
+      <w:pPr>
+        <w:tabs>
+          <w:tab w:val="num" w:pos="3600"/>
+        </w:tabs>
+        <w:ind w:left="3600" w:hanging="360"/>
+      </w:pPr>
+      <w:rPr>
+        <w:rFonts w:ascii="Wingdings" w:hAnsi="Wingdings" w:hint="default"/>
+        <w:sz w:val="20"/>
+      </w:rPr>
+    </w:lvl>
+    <w:lvl w:ilvl="5" w:tentative="1">
+      <w:start w:val="1"/>
+      <w:numFmt w:val="bullet"/>
+      <w:lvlText w:val=""/>
+      <w:lvlJc w:val="left"/>
+      <w:pPr>
+        <w:tabs>
+          <w:tab w:val="num" w:pos="4320"/>
+        </w:tabs>
+        <w:ind w:left="4320" w:hanging="360"/>
+      </w:pPr>
+      <w:rPr>
+        <w:rFonts w:ascii="Wingdings" w:hAnsi="Wingdings" w:hint="default"/>
+        <w:sz w:val="20"/>
+      </w:rPr>
+    </w:lvl>
+    <w:lvl w:ilvl="6" w:tentative="1">
+      <w:start w:val="1"/>
+      <w:numFmt w:val="bullet"/>
+      <w:lvlText w:val=""/>
+      <w:lvlJc w:val="left"/>
+      <w:pPr>
+        <w:tabs>
+          <w:tab w:val="num" w:pos="5040"/>
+        </w:tabs>
+        <w:ind w:left="5040" w:hanging="360"/>
+      </w:pPr>
+      <w:rPr>
+        <w:rFonts w:ascii="Wingdings" w:hAnsi="Wingdings" w:hint="default"/>
+        <w:sz w:val="20"/>
+      </w:rPr>
+    </w:lvl>
+    <w:lvl w:ilvl="7" w:tentative="1">
+      <w:start w:val="1"/>
+      <w:numFmt w:val="bullet"/>
+      <w:lvlText w:val=""/>
+      <w:lvlJc w:val="left"/>
+      <w:pPr>
+        <w:tabs>
+          <w:tab w:val="num" w:pos="5760"/>
+        </w:tabs>
+        <w:ind w:left="5760" w:hanging="360"/>
+      </w:pPr>
+      <w:rPr>
+        <w:rFonts w:ascii="Wingdings" w:hAnsi="Wingdings" w:hint="default"/>
+        <w:sz w:val="20"/>
+      </w:rPr>
+    </w:lvl>
+    <w:lvl w:ilvl="8" w:tentative="1">
+      <w:start w:val="1"/>
+      <w:numFmt w:val="bullet"/>
+      <w:lvlText w:val=""/>
+      <w:lvlJc w:val="left"/>
+      <w:pPr>
+        <w:tabs>
+          <w:tab w:val="num" w:pos="6480"/>
+        </w:tabs>
+        <w:ind w:left="6480" w:hanging="360"/>
+      </w:pPr>
+      <w:rPr>
+        <w:rFonts w:ascii="Wingdings" w:hAnsi="Wingdings" w:hint="default"/>
+        <w:sz w:val="20"/>
+      </w:rPr>
+    </w:lvl>
+  </w:abstractNum>
+  <w:abstractNum w:abstractNumId="1" w15:restartNumberingAfterBreak="0">
+    <w:nsid w:val="0AEE719F"/>
+    <w:multiLevelType w:val="multilevel"/>
+    <w:tmpl w:val="429A8170"/>
+    <w:lvl w:ilvl="0">
+      <w:start w:val="1"/>
+      <w:numFmt w:val="bullet"/>
+      <w:lvlText w:val=""/>
+      <w:lvlJc w:val="left"/>
+      <w:pPr>
+        <w:tabs>
+          <w:tab w:val="num" w:pos="720"/>
+        </w:tabs>
+        <w:ind w:left="720" w:hanging="360"/>
+      </w:pPr>
+      <w:rPr>
+        <w:rFonts w:ascii="Symbol" w:hAnsi="Symbol" w:hint="default"/>
+        <w:sz w:val="20"/>
+      </w:rPr>
+    </w:lvl>
+    <w:lvl w:ilvl="1" w:tentative="1">
+      <w:start w:val="1"/>
+      <w:numFmt w:val="bullet"/>
+      <w:lvlText w:val="o"/>
+      <w:lvlJc w:val="left"/>
+      <w:pPr>
+        <w:tabs>
+          <w:tab w:val="num" w:pos="1440"/>
+        </w:tabs>
+        <w:ind w:left="1440" w:hanging="360"/>
+      </w:pPr>
+      <w:rPr>
+        <w:rFonts w:ascii="Courier New" w:hAnsi="Courier New" w:hint="default"/>
+        <w:sz w:val="20"/>
+      </w:rPr>
+    </w:lvl>
+    <w:lvl w:ilvl="2" w:tentative="1">
+      <w:start w:val="1"/>
+      <w:numFmt w:val="bullet"/>
+      <w:lvlText w:val=""/>
+      <w:lvlJc w:val="left"/>
+      <w:pPr>
+        <w:tabs>
+          <w:tab w:val="num" w:pos="2160"/>
+        </w:tabs>
+        <w:ind w:left="2160" w:hanging="360"/>
+      </w:pPr>
+      <w:rPr>
+        <w:rFonts w:ascii="Wingdings" w:hAnsi="Wingdings" w:hint="default"/>
+        <w:sz w:val="20"/>
+      </w:rPr>
+    </w:lvl>
+    <w:lvl w:ilvl="3" w:tentative="1">
+      <w:start w:val="1"/>
+      <w:numFmt w:val="bullet"/>
+      <w:lvlText w:val=""/>
+      <w:lvlJc w:val="left"/>
+      <w:pPr>
+        <w:tabs>
+          <w:tab w:val="num" w:pos="2880"/>
+        </w:tabs>
+        <w:ind w:left="2880" w:hanging="360"/>
+      </w:pPr>
+      <w:rPr>
+        <w:rFonts w:ascii="Wingdings" w:hAnsi="Wingdings" w:hint="default"/>
+        <w:sz w:val="20"/>
+      </w:rPr>
+    </w:lvl>
+    <w:lvl w:ilvl="4" w:tentative="1">
+      <w:start w:val="1"/>
+      <w:numFmt w:val="bullet"/>
+      <w:lvlText w:val=""/>
+      <w:lvlJc w:val="left"/>
+      <w:pPr>
+        <w:tabs>
+          <w:tab w:val="num" w:pos="3600"/>
+        </w:tabs>
+        <w:ind w:left="3600" w:hanging="360"/>
+      </w:pPr>
+      <w:rPr>
+        <w:rFonts w:ascii="Wingdings" w:hAnsi="Wingdings" w:hint="default"/>
+        <w:sz w:val="20"/>
+      </w:rPr>
+    </w:lvl>
+    <w:lvl w:ilvl="5" w:tentative="1">
+      <w:start w:val="1"/>
+      <w:numFmt w:val="bullet"/>
+      <w:lvlText w:val=""/>
+      <w:lvlJc w:val="left"/>
+      <w:pPr>
+        <w:tabs>
+          <w:tab w:val="num" w:pos="4320"/>
+        </w:tabs>
+        <w:ind w:left="4320" w:hanging="360"/>
+      </w:pPr>
+      <w:rPr>
+        <w:rFonts w:ascii="Wingdings" w:hAnsi="Wingdings" w:hint="default"/>
+        <w:sz w:val="20"/>
+      </w:rPr>
+    </w:lvl>
+    <w:lvl w:ilvl="6" w:tentative="1">
+      <w:start w:val="1"/>
+      <w:numFmt w:val="bullet"/>
+      <w:lvlText w:val=""/>
+      <w:lvlJc w:val="left"/>
+      <w:pPr>
+        <w:tabs>
+          <w:tab w:val="num" w:pos="5040"/>
+        </w:tabs>
+        <w:ind w:left="5040" w:hanging="360"/>
+      </w:pPr>
+      <w:rPr>
+        <w:rFonts w:ascii="Wingdings" w:hAnsi="Wingdings" w:hint="default"/>
+        <w:sz w:val="20"/>
+      </w:rPr>
+    </w:lvl>
+    <w:lvl w:ilvl="7" w:tentative="1">
+      <w:start w:val="1"/>
+      <w:numFmt w:val="bullet"/>
+      <w:lvlText w:val=""/>
+      <w:lvlJc w:val="left"/>
+      <w:pPr>
+        <w:tabs>
+          <w:tab w:val="num" w:pos="5760"/>
+        </w:tabs>
+        <w:ind w:left="5760" w:hanging="360"/>
+      </w:pPr>
+      <w:rPr>
+        <w:rFonts w:ascii="Wingdings" w:hAnsi="Wingdings" w:hint="default"/>
+        <w:sz w:val="20"/>
+      </w:rPr>
+    </w:lvl>
+    <w:lvl w:ilvl="8" w:tentative="1">
+      <w:start w:val="1"/>
+      <w:numFmt w:val="bullet"/>
+      <w:lvlText w:val=""/>
+      <w:lvlJc w:val="left"/>
+      <w:pPr>
+        <w:tabs>
+          <w:tab w:val="num" w:pos="6480"/>
+        </w:tabs>
+        <w:ind w:left="6480" w:hanging="360"/>
+      </w:pPr>
+      <w:rPr>
+        <w:rFonts w:ascii="Wingdings" w:hAnsi="Wingdings" w:hint="default"/>
+        <w:sz w:val="20"/>
+      </w:rPr>
+    </w:lvl>
+  </w:abstractNum>
+  <w:abstractNum w:abstractNumId="2" w15:restartNumberingAfterBreak="0">
+    <w:nsid w:val="0E452D08"/>
+    <w:multiLevelType w:val="multilevel"/>
+    <w:tmpl w:val="989047AC"/>
+    <w:lvl w:ilvl="0">
+      <w:start w:val="1"/>
+      <w:numFmt w:val="bullet"/>
+      <w:lvlText w:val=""/>
+      <w:lvlJc w:val="left"/>
+      <w:pPr>
+        <w:tabs>
+          <w:tab w:val="num" w:pos="720"/>
+        </w:tabs>
+        <w:ind w:left="720" w:hanging="360"/>
+      </w:pPr>
+      <w:rPr>
+        <w:rFonts w:ascii="Symbol" w:hAnsi="Symbol" w:hint="default"/>
+        <w:sz w:val="20"/>
+      </w:rPr>
+    </w:lvl>
+    <w:lvl w:ilvl="1" w:tentative="1">
+      <w:start w:val="1"/>
+      <w:numFmt w:val="bullet"/>
+      <w:lvlText w:val="o"/>
+      <w:lvlJc w:val="left"/>
+      <w:pPr>
+        <w:tabs>
+          <w:tab w:val="num" w:pos="1440"/>
+        </w:tabs>
+        <w:ind w:left="1440" w:hanging="360"/>
+      </w:pPr>
+      <w:rPr>
+        <w:rFonts w:ascii="Courier New" w:hAnsi="Courier New" w:hint="default"/>
+        <w:sz w:val="20"/>
+      </w:rPr>
+    </w:lvl>
+    <w:lvl w:ilvl="2" w:tentative="1">
+      <w:start w:val="1"/>
+      <w:numFmt w:val="bullet"/>
+      <w:lvlText w:val=""/>
+      <w:lvlJc w:val="left"/>
+      <w:pPr>
+        <w:tabs>
+          <w:tab w:val="num" w:pos="2160"/>
+        </w:tabs>
+        <w:ind w:left="2160" w:hanging="360"/>
+      </w:pPr>
+      <w:rPr>
+        <w:rFonts w:ascii="Wingdings" w:hAnsi="Wingdings" w:hint="default"/>
+        <w:sz w:val="20"/>
+      </w:rPr>
+    </w:lvl>
+    <w:lvl w:ilvl="3" w:tentative="1">
+      <w:start w:val="1"/>
+      <w:numFmt w:val="bullet"/>
+      <w:lvlText w:val=""/>
+      <w:lvlJc w:val="left"/>
+      <w:pPr>
+        <w:tabs>
+          <w:tab w:val="num" w:pos="2880"/>
+        </w:tabs>
+        <w:ind w:left="2880" w:hanging="360"/>
+      </w:pPr>
+      <w:rPr>
+        <w:rFonts w:ascii="Wingdings" w:hAnsi="Wingdings" w:hint="default"/>
+        <w:sz w:val="20"/>
+      </w:rPr>
+    </w:lvl>
+    <w:lvl w:ilvl="4" w:tentative="1">
+      <w:start w:val="1"/>
+      <w:numFmt w:val="bullet"/>
+      <w:lvlText w:val=""/>
+      <w:lvlJc w:val="left"/>
+      <w:pPr>
+        <w:tabs>
+          <w:tab w:val="num" w:pos="3600"/>
+        </w:tabs>
+        <w:ind w:left="3600" w:hanging="360"/>
+      </w:pPr>
+      <w:rPr>
+        <w:rFonts w:ascii="Wingdings" w:hAnsi="Wingdings" w:hint="default"/>
+        <w:sz w:val="20"/>
+      </w:rPr>
+    </w:lvl>
+    <w:lvl w:ilvl="5" w:tentative="1">
+      <w:start w:val="1"/>
+      <w:numFmt w:val="bullet"/>
+      <w:lvlText w:val=""/>
+      <w:lvlJc w:val="left"/>
+      <w:pPr>
+        <w:tabs>
+          <w:tab w:val="num" w:pos="4320"/>
+        </w:tabs>
+        <w:ind w:left="4320" w:hanging="360"/>
+      </w:pPr>
+      <w:rPr>
+        <w:rFonts w:ascii="Wingdings" w:hAnsi="Wingdings" w:hint="default"/>
+        <w:sz w:val="20"/>
+      </w:rPr>
+    </w:lvl>
+    <w:lvl w:ilvl="6" w:tentative="1">
+      <w:start w:val="1"/>
+      <w:numFmt w:val="bullet"/>
+      <w:lvlText w:val=""/>
+      <w:lvlJc w:val="left"/>
+      <w:pPr>
+        <w:tabs>
+          <w:tab w:val="num" w:pos="5040"/>
+        </w:tabs>
+        <w:ind w:left="5040" w:hanging="360"/>
+      </w:pPr>
+      <w:rPr>
+        <w:rFonts w:ascii="Wingdings" w:hAnsi="Wingdings" w:hint="default"/>
+        <w:sz w:val="20"/>
+      </w:rPr>
+    </w:lvl>
+    <w:lvl w:ilvl="7" w:tentative="1">
+      <w:start w:val="1"/>
+      <w:numFmt w:val="bullet"/>
+      <w:lvlText w:val=""/>
+      <w:lvlJc w:val="left"/>
+      <w:pPr>
+        <w:tabs>
+          <w:tab w:val="num" w:pos="5760"/>
+        </w:tabs>
+        <w:ind w:left="5760" w:hanging="360"/>
+      </w:pPr>
+      <w:rPr>
+        <w:rFonts w:ascii="Wingdings" w:hAnsi="Wingdings" w:hint="default"/>
+        <w:sz w:val="20"/>
+      </w:rPr>
+    </w:lvl>
+    <w:lvl w:ilvl="8" w:tentative="1">
+      <w:start w:val="1"/>
+      <w:numFmt w:val="bullet"/>
+      <w:lvlText w:val=""/>
+      <w:lvlJc w:val="left"/>
+      <w:pPr>
+        <w:tabs>
+          <w:tab w:val="num" w:pos="6480"/>
+        </w:tabs>
+        <w:ind w:left="6480" w:hanging="360"/>
+      </w:pPr>
+      <w:rPr>
+        <w:rFonts w:ascii="Wingdings" w:hAnsi="Wingdings" w:hint="default"/>
+        <w:sz w:val="20"/>
+      </w:rPr>
+    </w:lvl>
+  </w:abstractNum>
+  <w:abstractNum w:abstractNumId="3" w15:restartNumberingAfterBreak="0">
+    <w:nsid w:val="13F00F11"/>
+    <w:multiLevelType w:val="multilevel"/>
+    <w:tmpl w:val="6A30098C"/>
+    <w:lvl w:ilvl="0">
+      <w:start w:val="1"/>
+      <w:numFmt w:val="bullet"/>
+      <w:lvlText w:val=""/>
+      <w:lvlJc w:val="left"/>
+      <w:pPr>
+        <w:tabs>
+          <w:tab w:val="num" w:pos="720"/>
+        </w:tabs>
+        <w:ind w:left="720" w:hanging="360"/>
+      </w:pPr>
+      <w:rPr>
+        <w:rFonts w:ascii="Symbol" w:hAnsi="Symbol" w:hint="default"/>
+        <w:sz w:val="20"/>
+      </w:rPr>
+    </w:lvl>
+    <w:lvl w:ilvl="1" w:tentative="1">
+      <w:start w:val="1"/>
+      <w:numFmt w:val="bullet"/>
+      <w:lvlText w:val="o"/>
+      <w:lvlJc w:val="left"/>
+      <w:pPr>
+        <w:tabs>
+          <w:tab w:val="num" w:pos="1440"/>
+        </w:tabs>
+        <w:ind w:left="1440" w:hanging="360"/>
+      </w:pPr>
+      <w:rPr>
+        <w:rFonts w:ascii="Courier New" w:hAnsi="Courier New" w:hint="default"/>
+        <w:sz w:val="20"/>
+      </w:rPr>
+    </w:lvl>
+    <w:lvl w:ilvl="2" w:tentative="1">
+      <w:start w:val="1"/>
+      <w:numFmt w:val="bullet"/>
+      <w:lvlText w:val=""/>
+      <w:lvlJc w:val="left"/>
+      <w:pPr>
+        <w:tabs>
+          <w:tab w:val="num" w:pos="2160"/>
+        </w:tabs>
+        <w:ind w:left="2160" w:hanging="360"/>
+      </w:pPr>
+      <w:rPr>
+        <w:rFonts w:ascii="Wingdings" w:hAnsi="Wingdings" w:hint="default"/>
+        <w:sz w:val="20"/>
+      </w:rPr>
+    </w:lvl>
+    <w:lvl w:ilvl="3" w:tentative="1">
+      <w:start w:val="1"/>
+      <w:numFmt w:val="bullet"/>
+      <w:lvlText w:val=""/>
+      <w:lvlJc w:val="left"/>
+      <w:pPr>
+        <w:tabs>
+          <w:tab w:val="num" w:pos="2880"/>
+        </w:tabs>
+        <w:ind w:left="2880" w:hanging="360"/>
+      </w:pPr>
+      <w:rPr>
+        <w:rFonts w:ascii="Wingdings" w:hAnsi="Wingdings" w:hint="default"/>
+        <w:sz w:val="20"/>
+      </w:rPr>
+    </w:lvl>
+    <w:lvl w:ilvl="4" w:tentative="1">
+      <w:start w:val="1"/>
+      <w:numFmt w:val="bullet"/>
+      <w:lvlText w:val=""/>
+      <w:lvlJc w:val="left"/>
+      <w:pPr>
+        <w:tabs>
+          <w:tab w:val="num" w:pos="3600"/>
+        </w:tabs>
+        <w:ind w:left="3600" w:hanging="360"/>
+      </w:pPr>
+      <w:rPr>
+        <w:rFonts w:ascii="Wingdings" w:hAnsi="Wingdings" w:hint="default"/>
+        <w:sz w:val="20"/>
+      </w:rPr>
+    </w:lvl>
+    <w:lvl w:ilvl="5" w:tentative="1">
+      <w:start w:val="1"/>
+      <w:numFmt w:val="bullet"/>
+      <w:lvlText w:val=""/>
+      <w:lvlJc w:val="left"/>
+      <w:pPr>
+        <w:tabs>
+          <w:tab w:val="num" w:pos="4320"/>
+        </w:tabs>
+        <w:ind w:left="4320" w:hanging="360"/>
+      </w:pPr>
+      <w:rPr>
+        <w:rFonts w:ascii="Wingdings" w:hAnsi="Wingdings" w:hint="default"/>
+        <w:sz w:val="20"/>
+      </w:rPr>
+    </w:lvl>
+    <w:lvl w:ilvl="6" w:tentative="1">
+      <w:start w:val="1"/>
+      <w:numFmt w:val="bullet"/>
+      <w:lvlText w:val=""/>
+      <w:lvlJc w:val="left"/>
+      <w:pPr>
+        <w:tabs>
+          <w:tab w:val="num" w:pos="5040"/>
+        </w:tabs>
+        <w:ind w:left="5040" w:hanging="360"/>
+      </w:pPr>
+      <w:rPr>
+        <w:rFonts w:ascii="Wingdings" w:hAnsi="Wingdings" w:hint="default"/>
+        <w:sz w:val="20"/>
+      </w:rPr>
+    </w:lvl>
+    <w:lvl w:ilvl="7" w:tentative="1">
+      <w:start w:val="1"/>
+      <w:numFmt w:val="bullet"/>
+      <w:lvlText w:val=""/>
+      <w:lvlJc w:val="left"/>
+      <w:pPr>
+        <w:tabs>
+          <w:tab w:val="num" w:pos="5760"/>
+        </w:tabs>
+        <w:ind w:left="5760" w:hanging="360"/>
+      </w:pPr>
+      <w:rPr>
+        <w:rFonts w:ascii="Wingdings" w:hAnsi="Wingdings" w:hint="default"/>
+        <w:sz w:val="20"/>
+      </w:rPr>
+    </w:lvl>
+    <w:lvl w:ilvl="8" w:tentative="1">
+      <w:start w:val="1"/>
+      <w:numFmt w:val="bullet"/>
+      <w:lvlText w:val=""/>
+      <w:lvlJc w:val="left"/>
+      <w:pPr>
+        <w:tabs>
+          <w:tab w:val="num" w:pos="6480"/>
+        </w:tabs>
+        <w:ind w:left="6480" w:hanging="360"/>
+      </w:pPr>
+      <w:rPr>
+        <w:rFonts w:ascii="Wingdings" w:hAnsi="Wingdings" w:hint="default"/>
+        <w:sz w:val="20"/>
+      </w:rPr>
+    </w:lvl>
+  </w:abstractNum>
+  <w:abstractNum w:abstractNumId="4" w15:restartNumberingAfterBreak="0">
+    <w:nsid w:val="250A2EF7"/>
+    <w:multiLevelType w:val="multilevel"/>
+    <w:tmpl w:val="D4BE2C16"/>
+    <w:lvl w:ilvl="0">
+      <w:start w:val="1"/>
+      <w:numFmt w:val="bullet"/>
+      <w:lvlText w:val=""/>
+      <w:lvlJc w:val="left"/>
+      <w:pPr>
+        <w:tabs>
+          <w:tab w:val="num" w:pos="720"/>
+        </w:tabs>
+        <w:ind w:left="720" w:hanging="360"/>
+      </w:pPr>
+      <w:rPr>
+        <w:rFonts w:ascii="Symbol" w:hAnsi="Symbol" w:hint="default"/>
+        <w:sz w:val="20"/>
+      </w:rPr>
+    </w:lvl>
+    <w:lvl w:ilvl="1" w:tentative="1">
+      <w:start w:val="1"/>
+      <w:numFmt w:val="bullet"/>
+      <w:lvlText w:val="o"/>
+      <w:lvlJc w:val="left"/>
+      <w:pPr>
+        <w:tabs>
+          <w:tab w:val="num" w:pos="1440"/>
+        </w:tabs>
+        <w:ind w:left="1440" w:hanging="360"/>
+      </w:pPr>
+      <w:rPr>
+        <w:rFonts w:ascii="Courier New" w:hAnsi="Courier New" w:hint="default"/>
+        <w:sz w:val="20"/>
+      </w:rPr>
+    </w:lvl>
+    <w:lvl w:ilvl="2" w:tentative="1">
+      <w:start w:val="1"/>
+      <w:numFmt w:val="bullet"/>
+      <w:lvlText w:val=""/>
+      <w:lvlJc w:val="left"/>
+      <w:pPr>
+        <w:tabs>
+          <w:tab w:val="num" w:pos="2160"/>
+        </w:tabs>
+        <w:ind w:left="2160" w:hanging="360"/>
+      </w:pPr>
+      <w:rPr>
+        <w:rFonts w:ascii="Wingdings" w:hAnsi="Wingdings" w:hint="default"/>
+        <w:sz w:val="20"/>
+      </w:rPr>
+    </w:lvl>
+    <w:lvl w:ilvl="3" w:tentative="1">
+      <w:start w:val="1"/>
+      <w:numFmt w:val="bullet"/>
+      <w:lvlText w:val=""/>
+      <w:lvlJc w:val="left"/>
+      <w:pPr>
+        <w:tabs>
+          <w:tab w:val="num" w:pos="2880"/>
+        </w:tabs>
+        <w:ind w:left="2880" w:hanging="360"/>
+      </w:pPr>
+      <w:rPr>
+        <w:rFonts w:ascii="Wingdings" w:hAnsi="Wingdings" w:hint="default"/>
+        <w:sz w:val="20"/>
+      </w:rPr>
+    </w:lvl>
+    <w:lvl w:ilvl="4" w:tentative="1">
+      <w:start w:val="1"/>
+      <w:numFmt w:val="bullet"/>
+      <w:lvlText w:val=""/>
+      <w:lvlJc w:val="left"/>
+      <w:pPr>
+        <w:tabs>
+          <w:tab w:val="num" w:pos="3600"/>
+        </w:tabs>
+        <w:ind w:left="3600" w:hanging="360"/>
+      </w:pPr>
+      <w:rPr>
+        <w:rFonts w:ascii="Wingdings" w:hAnsi="Wingdings" w:hint="default"/>
+        <w:sz w:val="20"/>
+      </w:rPr>
+    </w:lvl>
+    <w:lvl w:ilvl="5" w:tentative="1">
+      <w:start w:val="1"/>
+      <w:numFmt w:val="bullet"/>
+      <w:lvlText w:val=""/>
+      <w:lvlJc w:val="left"/>
+      <w:pPr>
+        <w:tabs>
+          <w:tab w:val="num" w:pos="4320"/>
+        </w:tabs>
+        <w:ind w:left="4320" w:hanging="360"/>
+      </w:pPr>
+      <w:rPr>
+        <w:rFonts w:ascii="Wingdings" w:hAnsi="Wingdings" w:hint="default"/>
+        <w:sz w:val="20"/>
+      </w:rPr>
+    </w:lvl>
+    <w:lvl w:ilvl="6" w:tentative="1">
+      <w:start w:val="1"/>
+      <w:numFmt w:val="bullet"/>
+      <w:lvlText w:val=""/>
+      <w:lvlJc w:val="left"/>
+      <w:pPr>
+        <w:tabs>
+          <w:tab w:val="num" w:pos="5040"/>
+        </w:tabs>
+        <w:ind w:left="5040" w:hanging="360"/>
+      </w:pPr>
+      <w:rPr>
+        <w:rFonts w:ascii="Wingdings" w:hAnsi="Wingdings" w:hint="default"/>
+        <w:sz w:val="20"/>
+      </w:rPr>
+    </w:lvl>
+    <w:lvl w:ilvl="7" w:tentative="1">
+      <w:start w:val="1"/>
+      <w:numFmt w:val="bullet"/>
+      <w:lvlText w:val=""/>
+      <w:lvlJc w:val="left"/>
+      <w:pPr>
+        <w:tabs>
+          <w:tab w:val="num" w:pos="5760"/>
+        </w:tabs>
+        <w:ind w:left="5760" w:hanging="360"/>
+      </w:pPr>
+      <w:rPr>
+        <w:rFonts w:ascii="Wingdings" w:hAnsi="Wingdings" w:hint="default"/>
+        <w:sz w:val="20"/>
+      </w:rPr>
+    </w:lvl>
+    <w:lvl w:ilvl="8" w:tentative="1">
+      <w:start w:val="1"/>
+      <w:numFmt w:val="bullet"/>
+      <w:lvlText w:val=""/>
+      <w:lvlJc w:val="left"/>
+      <w:pPr>
+        <w:tabs>
+          <w:tab w:val="num" w:pos="6480"/>
+        </w:tabs>
+        <w:ind w:left="6480" w:hanging="360"/>
+      </w:pPr>
+      <w:rPr>
+        <w:rFonts w:ascii="Wingdings" w:hAnsi="Wingdings" w:hint="default"/>
+        <w:sz w:val="20"/>
+      </w:rPr>
+    </w:lvl>
+  </w:abstractNum>
+  <w:abstractNum w:abstractNumId="5" w15:restartNumberingAfterBreak="0">
+    <w:nsid w:val="25270A79"/>
+    <w:multiLevelType w:val="multilevel"/>
+    <w:tmpl w:val="F78C73DC"/>
+    <w:lvl w:ilvl="0">
+      <w:start w:val="1"/>
+      <w:numFmt w:val="bullet"/>
+      <w:lvlText w:val=""/>
+      <w:lvlJc w:val="left"/>
+      <w:pPr>
+        <w:tabs>
+          <w:tab w:val="num" w:pos="720"/>
+        </w:tabs>
+        <w:ind w:left="720" w:hanging="360"/>
+      </w:pPr>
+      <w:rPr>
+        <w:rFonts w:ascii="Symbol" w:hAnsi="Symbol" w:hint="default"/>
+        <w:sz w:val="20"/>
+      </w:rPr>
+    </w:lvl>
+    <w:lvl w:ilvl="1" w:tentative="1">
+      <w:start w:val="1"/>
+      <w:numFmt w:val="bullet"/>
+      <w:lvlText w:val="o"/>
+      <w:lvlJc w:val="left"/>
+      <w:pPr>
+        <w:tabs>
+          <w:tab w:val="num" w:pos="1440"/>
+        </w:tabs>
+        <w:ind w:left="1440" w:hanging="360"/>
+      </w:pPr>
+      <w:rPr>
+        <w:rFonts w:ascii="Courier New" w:hAnsi="Courier New" w:hint="default"/>
+        <w:sz w:val="20"/>
+      </w:rPr>
+    </w:lvl>
+    <w:lvl w:ilvl="2" w:tentative="1">
+      <w:start w:val="1"/>
+      <w:numFmt w:val="bullet"/>
+      <w:lvlText w:val=""/>
+      <w:lvlJc w:val="left"/>
+      <w:pPr>
+        <w:tabs>
+          <w:tab w:val="num" w:pos="2160"/>
+        </w:tabs>
+        <w:ind w:left="2160" w:hanging="360"/>
+      </w:pPr>
+      <w:rPr>
+        <w:rFonts w:ascii="Wingdings" w:hAnsi="Wingdings" w:hint="default"/>
+        <w:sz w:val="20"/>
+      </w:rPr>
+    </w:lvl>
+    <w:lvl w:ilvl="3" w:tentative="1">
+      <w:start w:val="1"/>
+      <w:numFmt w:val="bullet"/>
+      <w:lvlText w:val=""/>
+      <w:lvlJc w:val="left"/>
+      <w:pPr>
+        <w:tabs>
+          <w:tab w:val="num" w:pos="2880"/>
+        </w:tabs>
+        <w:ind w:left="2880" w:hanging="360"/>
+      </w:pPr>
+      <w:rPr>
+        <w:rFonts w:ascii="Wingdings" w:hAnsi="Wingdings" w:hint="default"/>
+        <w:sz w:val="20"/>
+      </w:rPr>
+    </w:lvl>
+    <w:lvl w:ilvl="4" w:tentative="1">
+      <w:start w:val="1"/>
+      <w:numFmt w:val="bullet"/>
+      <w:lvlText w:val=""/>
+      <w:lvlJc w:val="left"/>
+      <w:pPr>
+        <w:tabs>
+          <w:tab w:val="num" w:pos="3600"/>
+        </w:tabs>
+        <w:ind w:left="3600" w:hanging="360"/>
+      </w:pPr>
+      <w:rPr>
+        <w:rFonts w:ascii="Wingdings" w:hAnsi="Wingdings" w:hint="default"/>
+        <w:sz w:val="20"/>
+      </w:rPr>
+    </w:lvl>
+    <w:lvl w:ilvl="5" w:tentative="1">
+      <w:start w:val="1"/>
+      <w:numFmt w:val="bullet"/>
+      <w:lvlText w:val=""/>
+      <w:lvlJc w:val="left"/>
+      <w:pPr>
+        <w:tabs>
+          <w:tab w:val="num" w:pos="4320"/>
+        </w:tabs>
+        <w:ind w:left="4320" w:hanging="360"/>
+      </w:pPr>
+      <w:rPr>
+        <w:rFonts w:ascii="Wingdings" w:hAnsi="Wingdings" w:hint="default"/>
+        <w:sz w:val="20"/>
+      </w:rPr>
+    </w:lvl>
+    <w:lvl w:ilvl="6" w:tentative="1">
+      <w:start w:val="1"/>
+      <w:numFmt w:val="bullet"/>
+      <w:lvlText w:val=""/>
+      <w:lvlJc w:val="left"/>
+      <w:pPr>
+        <w:tabs>
+          <w:tab w:val="num" w:pos="5040"/>
+        </w:tabs>
+        <w:ind w:left="5040" w:hanging="360"/>
+      </w:pPr>
+      <w:rPr>
+        <w:rFonts w:ascii="Wingdings" w:hAnsi="Wingdings" w:hint="default"/>
+        <w:sz w:val="20"/>
+      </w:rPr>
+    </w:lvl>
+    <w:lvl w:ilvl="7" w:tentative="1">
+      <w:start w:val="1"/>
+      <w:numFmt w:val="bullet"/>
+      <w:lvlText w:val=""/>
+      <w:lvlJc w:val="left"/>
+      <w:pPr>
+        <w:tabs>
+          <w:tab w:val="num" w:pos="5760"/>
+        </w:tabs>
+        <w:ind w:left="5760" w:hanging="360"/>
+      </w:pPr>
+      <w:rPr>
+        <w:rFonts w:ascii="Wingdings" w:hAnsi="Wingdings" w:hint="default"/>
+        <w:sz w:val="20"/>
+      </w:rPr>
+    </w:lvl>
+    <w:lvl w:ilvl="8" w:tentative="1">
+      <w:start w:val="1"/>
+      <w:numFmt w:val="bullet"/>
+      <w:lvlText w:val=""/>
+      <w:lvlJc w:val="left"/>
+      <w:pPr>
+        <w:tabs>
+          <w:tab w:val="num" w:pos="6480"/>
+        </w:tabs>
+        <w:ind w:left="6480" w:hanging="360"/>
+      </w:pPr>
+      <w:rPr>
+        <w:rFonts w:ascii="Wingdings" w:hAnsi="Wingdings" w:hint="default"/>
+        <w:sz w:val="20"/>
+      </w:rPr>
+    </w:lvl>
+  </w:abstractNum>
+  <w:abstractNum w:abstractNumId="6" w15:restartNumberingAfterBreak="0">
+    <w:nsid w:val="2A926519"/>
+    <w:multiLevelType w:val="multilevel"/>
+    <w:tmpl w:val="6BE6E4A8"/>
+    <w:lvl w:ilvl="0">
+      <w:start w:val="1"/>
+      <w:numFmt w:val="bullet"/>
+      <w:lvlText w:val=""/>
+      <w:lvlJc w:val="left"/>
+      <w:pPr>
+        <w:tabs>
+          <w:tab w:val="num" w:pos="720"/>
+        </w:tabs>
+        <w:ind w:left="720" w:hanging="360"/>
+      </w:pPr>
+      <w:rPr>
+        <w:rFonts w:ascii="Symbol" w:hAnsi="Symbol" w:hint="default"/>
+        <w:sz w:val="20"/>
+      </w:rPr>
+    </w:lvl>
+    <w:lvl w:ilvl="1" w:tentative="1">
+      <w:start w:val="1"/>
+      <w:numFmt w:val="bullet"/>
+      <w:lvlText w:val="o"/>
+      <w:lvlJc w:val="left"/>
+      <w:pPr>
+        <w:tabs>
+          <w:tab w:val="num" w:pos="1440"/>
+        </w:tabs>
+        <w:ind w:left="1440" w:hanging="360"/>
+      </w:pPr>
+      <w:rPr>
+        <w:rFonts w:ascii="Courier New" w:hAnsi="Courier New" w:hint="default"/>
+        <w:sz w:val="20"/>
+      </w:rPr>
+    </w:lvl>
+    <w:lvl w:ilvl="2" w:tentative="1">
+      <w:start w:val="1"/>
+      <w:numFmt w:val="bullet"/>
+      <w:lvlText w:val=""/>
+      <w:lvlJc w:val="left"/>
+      <w:pPr>
+        <w:tabs>
+          <w:tab w:val="num" w:pos="2160"/>
+        </w:tabs>
+        <w:ind w:left="2160" w:hanging="360"/>
+      </w:pPr>
+      <w:rPr>
+        <w:rFonts w:ascii="Wingdings" w:hAnsi="Wingdings" w:hint="default"/>
+        <w:sz w:val="20"/>
+      </w:rPr>
+    </w:lvl>
+    <w:lvl w:ilvl="3" w:tentative="1">
+      <w:start w:val="1"/>
+      <w:numFmt w:val="bullet"/>
+      <w:lvlText w:val=""/>
+      <w:lvlJc w:val="left"/>
+      <w:pPr>
+        <w:tabs>
+          <w:tab w:val="num" w:pos="2880"/>
+        </w:tabs>
+        <w:ind w:left="2880" w:hanging="360"/>
+      </w:pPr>
+      <w:rPr>
+        <w:rFonts w:ascii="Wingdings" w:hAnsi="Wingdings" w:hint="default"/>
+        <w:sz w:val="20"/>
+      </w:rPr>
+    </w:lvl>
+    <w:lvl w:ilvl="4" w:tentative="1">
+      <w:start w:val="1"/>
+      <w:numFmt w:val="bullet"/>
+      <w:lvlText w:val=""/>
+      <w:lvlJc w:val="left"/>
+      <w:pPr>
+        <w:tabs>
+          <w:tab w:val="num" w:pos="3600"/>
+        </w:tabs>
+        <w:ind w:left="3600" w:hanging="360"/>
+      </w:pPr>
+      <w:rPr>
+        <w:rFonts w:ascii="Wingdings" w:hAnsi="Wingdings" w:hint="default"/>
+        <w:sz w:val="20"/>
+      </w:rPr>
+    </w:lvl>
+    <w:lvl w:ilvl="5" w:tentative="1">
+      <w:start w:val="1"/>
+      <w:numFmt w:val="bullet"/>
+      <w:lvlText w:val=""/>
+      <w:lvlJc w:val="left"/>
+      <w:pPr>
+        <w:tabs>
+          <w:tab w:val="num" w:pos="4320"/>
+        </w:tabs>
+        <w:ind w:left="4320" w:hanging="360"/>
+      </w:pPr>
+      <w:rPr>
+        <w:rFonts w:ascii="Wingdings" w:hAnsi="Wingdings" w:hint="default"/>
+        <w:sz w:val="20"/>
+      </w:rPr>
+    </w:lvl>
+    <w:lvl w:ilvl="6" w:tentative="1">
+      <w:start w:val="1"/>
+      <w:numFmt w:val="bullet"/>
+      <w:lvlText w:val=""/>
+      <w:lvlJc w:val="left"/>
+      <w:pPr>
+        <w:tabs>
+          <w:tab w:val="num" w:pos="5040"/>
+        </w:tabs>
+        <w:ind w:left="5040" w:hanging="360"/>
+      </w:pPr>
+      <w:rPr>
+        <w:rFonts w:ascii="Wingdings" w:hAnsi="Wingdings" w:hint="default"/>
+        <w:sz w:val="20"/>
+      </w:rPr>
+    </w:lvl>
+    <w:lvl w:ilvl="7" w:tentative="1">
+      <w:start w:val="1"/>
+      <w:numFmt w:val="bullet"/>
+      <w:lvlText w:val=""/>
+      <w:lvlJc w:val="left"/>
+      <w:pPr>
+        <w:tabs>
+          <w:tab w:val="num" w:pos="5760"/>
+        </w:tabs>
+        <w:ind w:left="5760" w:hanging="360"/>
+      </w:pPr>
+      <w:rPr>
+        <w:rFonts w:ascii="Wingdings" w:hAnsi="Wingdings" w:hint="default"/>
+        <w:sz w:val="20"/>
+      </w:rPr>
+    </w:lvl>
+    <w:lvl w:ilvl="8" w:tentative="1">
+      <w:start w:val="1"/>
+      <w:numFmt w:val="bullet"/>
+      <w:lvlText w:val=""/>
+      <w:lvlJc w:val="left"/>
+      <w:pPr>
+        <w:tabs>
+          <w:tab w:val="num" w:pos="6480"/>
+        </w:tabs>
+        <w:ind w:left="6480" w:hanging="360"/>
+      </w:pPr>
+      <w:rPr>
+        <w:rFonts w:ascii="Wingdings" w:hAnsi="Wingdings" w:hint="default"/>
+        <w:sz w:val="20"/>
+      </w:rPr>
+    </w:lvl>
+  </w:abstractNum>
+  <w:abstractNum w:abstractNumId="7" w15:restartNumberingAfterBreak="0">
     <w:nsid w:val="2CE03C43"/>
     <w:multiLevelType w:val="hybridMultilevel"/>
     <w:tmpl w:val="5742FD5A"/>
@@ -759,7 +6322,1795 @@
       </w:rPr>
     </w:lvl>
   </w:abstractNum>
-  <w:abstractNum w:abstractNumId="1" w15:restartNumberingAfterBreak="0">
+  <w:abstractNum w:abstractNumId="8" w15:restartNumberingAfterBreak="0">
+    <w:nsid w:val="32800F7F"/>
+    <w:multiLevelType w:val="multilevel"/>
+    <w:tmpl w:val="417A37A0"/>
+    <w:lvl w:ilvl="0">
+      <w:start w:val="1"/>
+      <w:numFmt w:val="bullet"/>
+      <w:lvlText w:val=""/>
+      <w:lvlJc w:val="left"/>
+      <w:pPr>
+        <w:tabs>
+          <w:tab w:val="num" w:pos="720"/>
+        </w:tabs>
+        <w:ind w:left="720" w:hanging="360"/>
+      </w:pPr>
+      <w:rPr>
+        <w:rFonts w:ascii="Symbol" w:hAnsi="Symbol" w:hint="default"/>
+        <w:sz w:val="20"/>
+      </w:rPr>
+    </w:lvl>
+    <w:lvl w:ilvl="1" w:tentative="1">
+      <w:start w:val="1"/>
+      <w:numFmt w:val="bullet"/>
+      <w:lvlText w:val="o"/>
+      <w:lvlJc w:val="left"/>
+      <w:pPr>
+        <w:tabs>
+          <w:tab w:val="num" w:pos="1440"/>
+        </w:tabs>
+        <w:ind w:left="1440" w:hanging="360"/>
+      </w:pPr>
+      <w:rPr>
+        <w:rFonts w:ascii="Courier New" w:hAnsi="Courier New" w:hint="default"/>
+        <w:sz w:val="20"/>
+      </w:rPr>
+    </w:lvl>
+    <w:lvl w:ilvl="2" w:tentative="1">
+      <w:start w:val="1"/>
+      <w:numFmt w:val="bullet"/>
+      <w:lvlText w:val=""/>
+      <w:lvlJc w:val="left"/>
+      <w:pPr>
+        <w:tabs>
+          <w:tab w:val="num" w:pos="2160"/>
+        </w:tabs>
+        <w:ind w:left="2160" w:hanging="360"/>
+      </w:pPr>
+      <w:rPr>
+        <w:rFonts w:ascii="Wingdings" w:hAnsi="Wingdings" w:hint="default"/>
+        <w:sz w:val="20"/>
+      </w:rPr>
+    </w:lvl>
+    <w:lvl w:ilvl="3" w:tentative="1">
+      <w:start w:val="1"/>
+      <w:numFmt w:val="bullet"/>
+      <w:lvlText w:val=""/>
+      <w:lvlJc w:val="left"/>
+      <w:pPr>
+        <w:tabs>
+          <w:tab w:val="num" w:pos="2880"/>
+        </w:tabs>
+        <w:ind w:left="2880" w:hanging="360"/>
+      </w:pPr>
+      <w:rPr>
+        <w:rFonts w:ascii="Wingdings" w:hAnsi="Wingdings" w:hint="default"/>
+        <w:sz w:val="20"/>
+      </w:rPr>
+    </w:lvl>
+    <w:lvl w:ilvl="4" w:tentative="1">
+      <w:start w:val="1"/>
+      <w:numFmt w:val="bullet"/>
+      <w:lvlText w:val=""/>
+      <w:lvlJc w:val="left"/>
+      <w:pPr>
+        <w:tabs>
+          <w:tab w:val="num" w:pos="3600"/>
+        </w:tabs>
+        <w:ind w:left="3600" w:hanging="360"/>
+      </w:pPr>
+      <w:rPr>
+        <w:rFonts w:ascii="Wingdings" w:hAnsi="Wingdings" w:hint="default"/>
+        <w:sz w:val="20"/>
+      </w:rPr>
+    </w:lvl>
+    <w:lvl w:ilvl="5" w:tentative="1">
+      <w:start w:val="1"/>
+      <w:numFmt w:val="bullet"/>
+      <w:lvlText w:val=""/>
+      <w:lvlJc w:val="left"/>
+      <w:pPr>
+        <w:tabs>
+          <w:tab w:val="num" w:pos="4320"/>
+        </w:tabs>
+        <w:ind w:left="4320" w:hanging="360"/>
+      </w:pPr>
+      <w:rPr>
+        <w:rFonts w:ascii="Wingdings" w:hAnsi="Wingdings" w:hint="default"/>
+        <w:sz w:val="20"/>
+      </w:rPr>
+    </w:lvl>
+    <w:lvl w:ilvl="6" w:tentative="1">
+      <w:start w:val="1"/>
+      <w:numFmt w:val="bullet"/>
+      <w:lvlText w:val=""/>
+      <w:lvlJc w:val="left"/>
+      <w:pPr>
+        <w:tabs>
+          <w:tab w:val="num" w:pos="5040"/>
+        </w:tabs>
+        <w:ind w:left="5040" w:hanging="360"/>
+      </w:pPr>
+      <w:rPr>
+        <w:rFonts w:ascii="Wingdings" w:hAnsi="Wingdings" w:hint="default"/>
+        <w:sz w:val="20"/>
+      </w:rPr>
+    </w:lvl>
+    <w:lvl w:ilvl="7" w:tentative="1">
+      <w:start w:val="1"/>
+      <w:numFmt w:val="bullet"/>
+      <w:lvlText w:val=""/>
+      <w:lvlJc w:val="left"/>
+      <w:pPr>
+        <w:tabs>
+          <w:tab w:val="num" w:pos="5760"/>
+        </w:tabs>
+        <w:ind w:left="5760" w:hanging="360"/>
+      </w:pPr>
+      <w:rPr>
+        <w:rFonts w:ascii="Wingdings" w:hAnsi="Wingdings" w:hint="default"/>
+        <w:sz w:val="20"/>
+      </w:rPr>
+    </w:lvl>
+    <w:lvl w:ilvl="8" w:tentative="1">
+      <w:start w:val="1"/>
+      <w:numFmt w:val="bullet"/>
+      <w:lvlText w:val=""/>
+      <w:lvlJc w:val="left"/>
+      <w:pPr>
+        <w:tabs>
+          <w:tab w:val="num" w:pos="6480"/>
+        </w:tabs>
+        <w:ind w:left="6480" w:hanging="360"/>
+      </w:pPr>
+      <w:rPr>
+        <w:rFonts w:ascii="Wingdings" w:hAnsi="Wingdings" w:hint="default"/>
+        <w:sz w:val="20"/>
+      </w:rPr>
+    </w:lvl>
+  </w:abstractNum>
+  <w:abstractNum w:abstractNumId="9" w15:restartNumberingAfterBreak="0">
+    <w:nsid w:val="32E4225F"/>
+    <w:multiLevelType w:val="multilevel"/>
+    <w:tmpl w:val="B1860B86"/>
+    <w:lvl w:ilvl="0">
+      <w:start w:val="1"/>
+      <w:numFmt w:val="bullet"/>
+      <w:lvlText w:val=""/>
+      <w:lvlJc w:val="left"/>
+      <w:pPr>
+        <w:tabs>
+          <w:tab w:val="num" w:pos="720"/>
+        </w:tabs>
+        <w:ind w:left="720" w:hanging="360"/>
+      </w:pPr>
+      <w:rPr>
+        <w:rFonts w:ascii="Symbol" w:hAnsi="Symbol" w:hint="default"/>
+        <w:sz w:val="20"/>
+      </w:rPr>
+    </w:lvl>
+    <w:lvl w:ilvl="1" w:tentative="1">
+      <w:start w:val="1"/>
+      <w:numFmt w:val="bullet"/>
+      <w:lvlText w:val="o"/>
+      <w:lvlJc w:val="left"/>
+      <w:pPr>
+        <w:tabs>
+          <w:tab w:val="num" w:pos="1440"/>
+        </w:tabs>
+        <w:ind w:left="1440" w:hanging="360"/>
+      </w:pPr>
+      <w:rPr>
+        <w:rFonts w:ascii="Courier New" w:hAnsi="Courier New" w:hint="default"/>
+        <w:sz w:val="20"/>
+      </w:rPr>
+    </w:lvl>
+    <w:lvl w:ilvl="2" w:tentative="1">
+      <w:start w:val="1"/>
+      <w:numFmt w:val="bullet"/>
+      <w:lvlText w:val=""/>
+      <w:lvlJc w:val="left"/>
+      <w:pPr>
+        <w:tabs>
+          <w:tab w:val="num" w:pos="2160"/>
+        </w:tabs>
+        <w:ind w:left="2160" w:hanging="360"/>
+      </w:pPr>
+      <w:rPr>
+        <w:rFonts w:ascii="Wingdings" w:hAnsi="Wingdings" w:hint="default"/>
+        <w:sz w:val="20"/>
+      </w:rPr>
+    </w:lvl>
+    <w:lvl w:ilvl="3" w:tentative="1">
+      <w:start w:val="1"/>
+      <w:numFmt w:val="bullet"/>
+      <w:lvlText w:val=""/>
+      <w:lvlJc w:val="left"/>
+      <w:pPr>
+        <w:tabs>
+          <w:tab w:val="num" w:pos="2880"/>
+        </w:tabs>
+        <w:ind w:left="2880" w:hanging="360"/>
+      </w:pPr>
+      <w:rPr>
+        <w:rFonts w:ascii="Wingdings" w:hAnsi="Wingdings" w:hint="default"/>
+        <w:sz w:val="20"/>
+      </w:rPr>
+    </w:lvl>
+    <w:lvl w:ilvl="4" w:tentative="1">
+      <w:start w:val="1"/>
+      <w:numFmt w:val="bullet"/>
+      <w:lvlText w:val=""/>
+      <w:lvlJc w:val="left"/>
+      <w:pPr>
+        <w:tabs>
+          <w:tab w:val="num" w:pos="3600"/>
+        </w:tabs>
+        <w:ind w:left="3600" w:hanging="360"/>
+      </w:pPr>
+      <w:rPr>
+        <w:rFonts w:ascii="Wingdings" w:hAnsi="Wingdings" w:hint="default"/>
+        <w:sz w:val="20"/>
+      </w:rPr>
+    </w:lvl>
+    <w:lvl w:ilvl="5" w:tentative="1">
+      <w:start w:val="1"/>
+      <w:numFmt w:val="bullet"/>
+      <w:lvlText w:val=""/>
+      <w:lvlJc w:val="left"/>
+      <w:pPr>
+        <w:tabs>
+          <w:tab w:val="num" w:pos="4320"/>
+        </w:tabs>
+        <w:ind w:left="4320" w:hanging="360"/>
+      </w:pPr>
+      <w:rPr>
+        <w:rFonts w:ascii="Wingdings" w:hAnsi="Wingdings" w:hint="default"/>
+        <w:sz w:val="20"/>
+      </w:rPr>
+    </w:lvl>
+    <w:lvl w:ilvl="6" w:tentative="1">
+      <w:start w:val="1"/>
+      <w:numFmt w:val="bullet"/>
+      <w:lvlText w:val=""/>
+      <w:lvlJc w:val="left"/>
+      <w:pPr>
+        <w:tabs>
+          <w:tab w:val="num" w:pos="5040"/>
+        </w:tabs>
+        <w:ind w:left="5040" w:hanging="360"/>
+      </w:pPr>
+      <w:rPr>
+        <w:rFonts w:ascii="Wingdings" w:hAnsi="Wingdings" w:hint="default"/>
+        <w:sz w:val="20"/>
+      </w:rPr>
+    </w:lvl>
+    <w:lvl w:ilvl="7" w:tentative="1">
+      <w:start w:val="1"/>
+      <w:numFmt w:val="bullet"/>
+      <w:lvlText w:val=""/>
+      <w:lvlJc w:val="left"/>
+      <w:pPr>
+        <w:tabs>
+          <w:tab w:val="num" w:pos="5760"/>
+        </w:tabs>
+        <w:ind w:left="5760" w:hanging="360"/>
+      </w:pPr>
+      <w:rPr>
+        <w:rFonts w:ascii="Wingdings" w:hAnsi="Wingdings" w:hint="default"/>
+        <w:sz w:val="20"/>
+      </w:rPr>
+    </w:lvl>
+    <w:lvl w:ilvl="8" w:tentative="1">
+      <w:start w:val="1"/>
+      <w:numFmt w:val="bullet"/>
+      <w:lvlText w:val=""/>
+      <w:lvlJc w:val="left"/>
+      <w:pPr>
+        <w:tabs>
+          <w:tab w:val="num" w:pos="6480"/>
+        </w:tabs>
+        <w:ind w:left="6480" w:hanging="360"/>
+      </w:pPr>
+      <w:rPr>
+        <w:rFonts w:ascii="Wingdings" w:hAnsi="Wingdings" w:hint="default"/>
+        <w:sz w:val="20"/>
+      </w:rPr>
+    </w:lvl>
+  </w:abstractNum>
+  <w:abstractNum w:abstractNumId="10" w15:restartNumberingAfterBreak="0">
+    <w:nsid w:val="369E06B3"/>
+    <w:multiLevelType w:val="multilevel"/>
+    <w:tmpl w:val="73C60F04"/>
+    <w:lvl w:ilvl="0">
+      <w:start w:val="1"/>
+      <w:numFmt w:val="bullet"/>
+      <w:lvlText w:val=""/>
+      <w:lvlJc w:val="left"/>
+      <w:pPr>
+        <w:tabs>
+          <w:tab w:val="num" w:pos="720"/>
+        </w:tabs>
+        <w:ind w:left="720" w:hanging="360"/>
+      </w:pPr>
+      <w:rPr>
+        <w:rFonts w:ascii="Symbol" w:hAnsi="Symbol" w:hint="default"/>
+        <w:sz w:val="20"/>
+      </w:rPr>
+    </w:lvl>
+    <w:lvl w:ilvl="1" w:tentative="1">
+      <w:start w:val="1"/>
+      <w:numFmt w:val="bullet"/>
+      <w:lvlText w:val="o"/>
+      <w:lvlJc w:val="left"/>
+      <w:pPr>
+        <w:tabs>
+          <w:tab w:val="num" w:pos="1440"/>
+        </w:tabs>
+        <w:ind w:left="1440" w:hanging="360"/>
+      </w:pPr>
+      <w:rPr>
+        <w:rFonts w:ascii="Courier New" w:hAnsi="Courier New" w:hint="default"/>
+        <w:sz w:val="20"/>
+      </w:rPr>
+    </w:lvl>
+    <w:lvl w:ilvl="2" w:tentative="1">
+      <w:start w:val="1"/>
+      <w:numFmt w:val="bullet"/>
+      <w:lvlText w:val=""/>
+      <w:lvlJc w:val="left"/>
+      <w:pPr>
+        <w:tabs>
+          <w:tab w:val="num" w:pos="2160"/>
+        </w:tabs>
+        <w:ind w:left="2160" w:hanging="360"/>
+      </w:pPr>
+      <w:rPr>
+        <w:rFonts w:ascii="Wingdings" w:hAnsi="Wingdings" w:hint="default"/>
+        <w:sz w:val="20"/>
+      </w:rPr>
+    </w:lvl>
+    <w:lvl w:ilvl="3" w:tentative="1">
+      <w:start w:val="1"/>
+      <w:numFmt w:val="bullet"/>
+      <w:lvlText w:val=""/>
+      <w:lvlJc w:val="left"/>
+      <w:pPr>
+        <w:tabs>
+          <w:tab w:val="num" w:pos="2880"/>
+        </w:tabs>
+        <w:ind w:left="2880" w:hanging="360"/>
+      </w:pPr>
+      <w:rPr>
+        <w:rFonts w:ascii="Wingdings" w:hAnsi="Wingdings" w:hint="default"/>
+        <w:sz w:val="20"/>
+      </w:rPr>
+    </w:lvl>
+    <w:lvl w:ilvl="4" w:tentative="1">
+      <w:start w:val="1"/>
+      <w:numFmt w:val="bullet"/>
+      <w:lvlText w:val=""/>
+      <w:lvlJc w:val="left"/>
+      <w:pPr>
+        <w:tabs>
+          <w:tab w:val="num" w:pos="3600"/>
+        </w:tabs>
+        <w:ind w:left="3600" w:hanging="360"/>
+      </w:pPr>
+      <w:rPr>
+        <w:rFonts w:ascii="Wingdings" w:hAnsi="Wingdings" w:hint="default"/>
+        <w:sz w:val="20"/>
+      </w:rPr>
+    </w:lvl>
+    <w:lvl w:ilvl="5" w:tentative="1">
+      <w:start w:val="1"/>
+      <w:numFmt w:val="bullet"/>
+      <w:lvlText w:val=""/>
+      <w:lvlJc w:val="left"/>
+      <w:pPr>
+        <w:tabs>
+          <w:tab w:val="num" w:pos="4320"/>
+        </w:tabs>
+        <w:ind w:left="4320" w:hanging="360"/>
+      </w:pPr>
+      <w:rPr>
+        <w:rFonts w:ascii="Wingdings" w:hAnsi="Wingdings" w:hint="default"/>
+        <w:sz w:val="20"/>
+      </w:rPr>
+    </w:lvl>
+    <w:lvl w:ilvl="6" w:tentative="1">
+      <w:start w:val="1"/>
+      <w:numFmt w:val="bullet"/>
+      <w:lvlText w:val=""/>
+      <w:lvlJc w:val="left"/>
+      <w:pPr>
+        <w:tabs>
+          <w:tab w:val="num" w:pos="5040"/>
+        </w:tabs>
+        <w:ind w:left="5040" w:hanging="360"/>
+      </w:pPr>
+      <w:rPr>
+        <w:rFonts w:ascii="Wingdings" w:hAnsi="Wingdings" w:hint="default"/>
+        <w:sz w:val="20"/>
+      </w:rPr>
+    </w:lvl>
+    <w:lvl w:ilvl="7" w:tentative="1">
+      <w:start w:val="1"/>
+      <w:numFmt w:val="bullet"/>
+      <w:lvlText w:val=""/>
+      <w:lvlJc w:val="left"/>
+      <w:pPr>
+        <w:tabs>
+          <w:tab w:val="num" w:pos="5760"/>
+        </w:tabs>
+        <w:ind w:left="5760" w:hanging="360"/>
+      </w:pPr>
+      <w:rPr>
+        <w:rFonts w:ascii="Wingdings" w:hAnsi="Wingdings" w:hint="default"/>
+        <w:sz w:val="20"/>
+      </w:rPr>
+    </w:lvl>
+    <w:lvl w:ilvl="8" w:tentative="1">
+      <w:start w:val="1"/>
+      <w:numFmt w:val="bullet"/>
+      <w:lvlText w:val=""/>
+      <w:lvlJc w:val="left"/>
+      <w:pPr>
+        <w:tabs>
+          <w:tab w:val="num" w:pos="6480"/>
+        </w:tabs>
+        <w:ind w:left="6480" w:hanging="360"/>
+      </w:pPr>
+      <w:rPr>
+        <w:rFonts w:ascii="Wingdings" w:hAnsi="Wingdings" w:hint="default"/>
+        <w:sz w:val="20"/>
+      </w:rPr>
+    </w:lvl>
+  </w:abstractNum>
+  <w:abstractNum w:abstractNumId="11" w15:restartNumberingAfterBreak="0">
+    <w:nsid w:val="3E144192"/>
+    <w:multiLevelType w:val="multilevel"/>
+    <w:tmpl w:val="9362B856"/>
+    <w:lvl w:ilvl="0">
+      <w:start w:val="1"/>
+      <w:numFmt w:val="bullet"/>
+      <w:lvlText w:val=""/>
+      <w:lvlJc w:val="left"/>
+      <w:pPr>
+        <w:tabs>
+          <w:tab w:val="num" w:pos="720"/>
+        </w:tabs>
+        <w:ind w:left="720" w:hanging="360"/>
+      </w:pPr>
+      <w:rPr>
+        <w:rFonts w:ascii="Symbol" w:hAnsi="Symbol" w:hint="default"/>
+        <w:sz w:val="20"/>
+      </w:rPr>
+    </w:lvl>
+    <w:lvl w:ilvl="1" w:tentative="1">
+      <w:start w:val="1"/>
+      <w:numFmt w:val="bullet"/>
+      <w:lvlText w:val="o"/>
+      <w:lvlJc w:val="left"/>
+      <w:pPr>
+        <w:tabs>
+          <w:tab w:val="num" w:pos="1440"/>
+        </w:tabs>
+        <w:ind w:left="1440" w:hanging="360"/>
+      </w:pPr>
+      <w:rPr>
+        <w:rFonts w:ascii="Courier New" w:hAnsi="Courier New" w:hint="default"/>
+        <w:sz w:val="20"/>
+      </w:rPr>
+    </w:lvl>
+    <w:lvl w:ilvl="2" w:tentative="1">
+      <w:start w:val="1"/>
+      <w:numFmt w:val="bullet"/>
+      <w:lvlText w:val=""/>
+      <w:lvlJc w:val="left"/>
+      <w:pPr>
+        <w:tabs>
+          <w:tab w:val="num" w:pos="2160"/>
+        </w:tabs>
+        <w:ind w:left="2160" w:hanging="360"/>
+      </w:pPr>
+      <w:rPr>
+        <w:rFonts w:ascii="Wingdings" w:hAnsi="Wingdings" w:hint="default"/>
+        <w:sz w:val="20"/>
+      </w:rPr>
+    </w:lvl>
+    <w:lvl w:ilvl="3" w:tentative="1">
+      <w:start w:val="1"/>
+      <w:numFmt w:val="bullet"/>
+      <w:lvlText w:val=""/>
+      <w:lvlJc w:val="left"/>
+      <w:pPr>
+        <w:tabs>
+          <w:tab w:val="num" w:pos="2880"/>
+        </w:tabs>
+        <w:ind w:left="2880" w:hanging="360"/>
+      </w:pPr>
+      <w:rPr>
+        <w:rFonts w:ascii="Wingdings" w:hAnsi="Wingdings" w:hint="default"/>
+        <w:sz w:val="20"/>
+      </w:rPr>
+    </w:lvl>
+    <w:lvl w:ilvl="4" w:tentative="1">
+      <w:start w:val="1"/>
+      <w:numFmt w:val="bullet"/>
+      <w:lvlText w:val=""/>
+      <w:lvlJc w:val="left"/>
+      <w:pPr>
+        <w:tabs>
+          <w:tab w:val="num" w:pos="3600"/>
+        </w:tabs>
+        <w:ind w:left="3600" w:hanging="360"/>
+      </w:pPr>
+      <w:rPr>
+        <w:rFonts w:ascii="Wingdings" w:hAnsi="Wingdings" w:hint="default"/>
+        <w:sz w:val="20"/>
+      </w:rPr>
+    </w:lvl>
+    <w:lvl w:ilvl="5" w:tentative="1">
+      <w:start w:val="1"/>
+      <w:numFmt w:val="bullet"/>
+      <w:lvlText w:val=""/>
+      <w:lvlJc w:val="left"/>
+      <w:pPr>
+        <w:tabs>
+          <w:tab w:val="num" w:pos="4320"/>
+        </w:tabs>
+        <w:ind w:left="4320" w:hanging="360"/>
+      </w:pPr>
+      <w:rPr>
+        <w:rFonts w:ascii="Wingdings" w:hAnsi="Wingdings" w:hint="default"/>
+        <w:sz w:val="20"/>
+      </w:rPr>
+    </w:lvl>
+    <w:lvl w:ilvl="6" w:tentative="1">
+      <w:start w:val="1"/>
+      <w:numFmt w:val="bullet"/>
+      <w:lvlText w:val=""/>
+      <w:lvlJc w:val="left"/>
+      <w:pPr>
+        <w:tabs>
+          <w:tab w:val="num" w:pos="5040"/>
+        </w:tabs>
+        <w:ind w:left="5040" w:hanging="360"/>
+      </w:pPr>
+      <w:rPr>
+        <w:rFonts w:ascii="Wingdings" w:hAnsi="Wingdings" w:hint="default"/>
+        <w:sz w:val="20"/>
+      </w:rPr>
+    </w:lvl>
+    <w:lvl w:ilvl="7" w:tentative="1">
+      <w:start w:val="1"/>
+      <w:numFmt w:val="bullet"/>
+      <w:lvlText w:val=""/>
+      <w:lvlJc w:val="left"/>
+      <w:pPr>
+        <w:tabs>
+          <w:tab w:val="num" w:pos="5760"/>
+        </w:tabs>
+        <w:ind w:left="5760" w:hanging="360"/>
+      </w:pPr>
+      <w:rPr>
+        <w:rFonts w:ascii="Wingdings" w:hAnsi="Wingdings" w:hint="default"/>
+        <w:sz w:val="20"/>
+      </w:rPr>
+    </w:lvl>
+    <w:lvl w:ilvl="8" w:tentative="1">
+      <w:start w:val="1"/>
+      <w:numFmt w:val="bullet"/>
+      <w:lvlText w:val=""/>
+      <w:lvlJc w:val="left"/>
+      <w:pPr>
+        <w:tabs>
+          <w:tab w:val="num" w:pos="6480"/>
+        </w:tabs>
+        <w:ind w:left="6480" w:hanging="360"/>
+      </w:pPr>
+      <w:rPr>
+        <w:rFonts w:ascii="Wingdings" w:hAnsi="Wingdings" w:hint="default"/>
+        <w:sz w:val="20"/>
+      </w:rPr>
+    </w:lvl>
+  </w:abstractNum>
+  <w:abstractNum w:abstractNumId="12" w15:restartNumberingAfterBreak="0">
+    <w:nsid w:val="3E755A69"/>
+    <w:multiLevelType w:val="multilevel"/>
+    <w:tmpl w:val="597C6C1A"/>
+    <w:lvl w:ilvl="0">
+      <w:start w:val="1"/>
+      <w:numFmt w:val="bullet"/>
+      <w:lvlText w:val=""/>
+      <w:lvlJc w:val="left"/>
+      <w:pPr>
+        <w:tabs>
+          <w:tab w:val="num" w:pos="720"/>
+        </w:tabs>
+        <w:ind w:left="720" w:hanging="360"/>
+      </w:pPr>
+      <w:rPr>
+        <w:rFonts w:ascii="Symbol" w:hAnsi="Symbol" w:hint="default"/>
+        <w:sz w:val="20"/>
+      </w:rPr>
+    </w:lvl>
+    <w:lvl w:ilvl="1" w:tentative="1">
+      <w:start w:val="1"/>
+      <w:numFmt w:val="bullet"/>
+      <w:lvlText w:val="o"/>
+      <w:lvlJc w:val="left"/>
+      <w:pPr>
+        <w:tabs>
+          <w:tab w:val="num" w:pos="1440"/>
+        </w:tabs>
+        <w:ind w:left="1440" w:hanging="360"/>
+      </w:pPr>
+      <w:rPr>
+        <w:rFonts w:ascii="Courier New" w:hAnsi="Courier New" w:hint="default"/>
+        <w:sz w:val="20"/>
+      </w:rPr>
+    </w:lvl>
+    <w:lvl w:ilvl="2" w:tentative="1">
+      <w:start w:val="1"/>
+      <w:numFmt w:val="bullet"/>
+      <w:lvlText w:val=""/>
+      <w:lvlJc w:val="left"/>
+      <w:pPr>
+        <w:tabs>
+          <w:tab w:val="num" w:pos="2160"/>
+        </w:tabs>
+        <w:ind w:left="2160" w:hanging="360"/>
+      </w:pPr>
+      <w:rPr>
+        <w:rFonts w:ascii="Wingdings" w:hAnsi="Wingdings" w:hint="default"/>
+        <w:sz w:val="20"/>
+      </w:rPr>
+    </w:lvl>
+    <w:lvl w:ilvl="3" w:tentative="1">
+      <w:start w:val="1"/>
+      <w:numFmt w:val="bullet"/>
+      <w:lvlText w:val=""/>
+      <w:lvlJc w:val="left"/>
+      <w:pPr>
+        <w:tabs>
+          <w:tab w:val="num" w:pos="2880"/>
+        </w:tabs>
+        <w:ind w:left="2880" w:hanging="360"/>
+      </w:pPr>
+      <w:rPr>
+        <w:rFonts w:ascii="Wingdings" w:hAnsi="Wingdings" w:hint="default"/>
+        <w:sz w:val="20"/>
+      </w:rPr>
+    </w:lvl>
+    <w:lvl w:ilvl="4" w:tentative="1">
+      <w:start w:val="1"/>
+      <w:numFmt w:val="bullet"/>
+      <w:lvlText w:val=""/>
+      <w:lvlJc w:val="left"/>
+      <w:pPr>
+        <w:tabs>
+          <w:tab w:val="num" w:pos="3600"/>
+        </w:tabs>
+        <w:ind w:left="3600" w:hanging="360"/>
+      </w:pPr>
+      <w:rPr>
+        <w:rFonts w:ascii="Wingdings" w:hAnsi="Wingdings" w:hint="default"/>
+        <w:sz w:val="20"/>
+      </w:rPr>
+    </w:lvl>
+    <w:lvl w:ilvl="5" w:tentative="1">
+      <w:start w:val="1"/>
+      <w:numFmt w:val="bullet"/>
+      <w:lvlText w:val=""/>
+      <w:lvlJc w:val="left"/>
+      <w:pPr>
+        <w:tabs>
+          <w:tab w:val="num" w:pos="4320"/>
+        </w:tabs>
+        <w:ind w:left="4320" w:hanging="360"/>
+      </w:pPr>
+      <w:rPr>
+        <w:rFonts w:ascii="Wingdings" w:hAnsi="Wingdings" w:hint="default"/>
+        <w:sz w:val="20"/>
+      </w:rPr>
+    </w:lvl>
+    <w:lvl w:ilvl="6" w:tentative="1">
+      <w:start w:val="1"/>
+      <w:numFmt w:val="bullet"/>
+      <w:lvlText w:val=""/>
+      <w:lvlJc w:val="left"/>
+      <w:pPr>
+        <w:tabs>
+          <w:tab w:val="num" w:pos="5040"/>
+        </w:tabs>
+        <w:ind w:left="5040" w:hanging="360"/>
+      </w:pPr>
+      <w:rPr>
+        <w:rFonts w:ascii="Wingdings" w:hAnsi="Wingdings" w:hint="default"/>
+        <w:sz w:val="20"/>
+      </w:rPr>
+    </w:lvl>
+    <w:lvl w:ilvl="7" w:tentative="1">
+      <w:start w:val="1"/>
+      <w:numFmt w:val="bullet"/>
+      <w:lvlText w:val=""/>
+      <w:lvlJc w:val="left"/>
+      <w:pPr>
+        <w:tabs>
+          <w:tab w:val="num" w:pos="5760"/>
+        </w:tabs>
+        <w:ind w:left="5760" w:hanging="360"/>
+      </w:pPr>
+      <w:rPr>
+        <w:rFonts w:ascii="Wingdings" w:hAnsi="Wingdings" w:hint="default"/>
+        <w:sz w:val="20"/>
+      </w:rPr>
+    </w:lvl>
+    <w:lvl w:ilvl="8" w:tentative="1">
+      <w:start w:val="1"/>
+      <w:numFmt w:val="bullet"/>
+      <w:lvlText w:val=""/>
+      <w:lvlJc w:val="left"/>
+      <w:pPr>
+        <w:tabs>
+          <w:tab w:val="num" w:pos="6480"/>
+        </w:tabs>
+        <w:ind w:left="6480" w:hanging="360"/>
+      </w:pPr>
+      <w:rPr>
+        <w:rFonts w:ascii="Wingdings" w:hAnsi="Wingdings" w:hint="default"/>
+        <w:sz w:val="20"/>
+      </w:rPr>
+    </w:lvl>
+  </w:abstractNum>
+  <w:abstractNum w:abstractNumId="13" w15:restartNumberingAfterBreak="0">
+    <w:nsid w:val="41A51A90"/>
+    <w:multiLevelType w:val="multilevel"/>
+    <w:tmpl w:val="64ACA4E8"/>
+    <w:lvl w:ilvl="0">
+      <w:start w:val="1"/>
+      <w:numFmt w:val="bullet"/>
+      <w:lvlText w:val=""/>
+      <w:lvlJc w:val="left"/>
+      <w:pPr>
+        <w:tabs>
+          <w:tab w:val="num" w:pos="720"/>
+        </w:tabs>
+        <w:ind w:left="720" w:hanging="360"/>
+      </w:pPr>
+      <w:rPr>
+        <w:rFonts w:ascii="Symbol" w:hAnsi="Symbol" w:hint="default"/>
+        <w:sz w:val="20"/>
+      </w:rPr>
+    </w:lvl>
+    <w:lvl w:ilvl="1" w:tentative="1">
+      <w:start w:val="1"/>
+      <w:numFmt w:val="bullet"/>
+      <w:lvlText w:val="o"/>
+      <w:lvlJc w:val="left"/>
+      <w:pPr>
+        <w:tabs>
+          <w:tab w:val="num" w:pos="1440"/>
+        </w:tabs>
+        <w:ind w:left="1440" w:hanging="360"/>
+      </w:pPr>
+      <w:rPr>
+        <w:rFonts w:ascii="Courier New" w:hAnsi="Courier New" w:hint="default"/>
+        <w:sz w:val="20"/>
+      </w:rPr>
+    </w:lvl>
+    <w:lvl w:ilvl="2" w:tentative="1">
+      <w:start w:val="1"/>
+      <w:numFmt w:val="bullet"/>
+      <w:lvlText w:val=""/>
+      <w:lvlJc w:val="left"/>
+      <w:pPr>
+        <w:tabs>
+          <w:tab w:val="num" w:pos="2160"/>
+        </w:tabs>
+        <w:ind w:left="2160" w:hanging="360"/>
+      </w:pPr>
+      <w:rPr>
+        <w:rFonts w:ascii="Wingdings" w:hAnsi="Wingdings" w:hint="default"/>
+        <w:sz w:val="20"/>
+      </w:rPr>
+    </w:lvl>
+    <w:lvl w:ilvl="3" w:tentative="1">
+      <w:start w:val="1"/>
+      <w:numFmt w:val="bullet"/>
+      <w:lvlText w:val=""/>
+      <w:lvlJc w:val="left"/>
+      <w:pPr>
+        <w:tabs>
+          <w:tab w:val="num" w:pos="2880"/>
+        </w:tabs>
+        <w:ind w:left="2880" w:hanging="360"/>
+      </w:pPr>
+      <w:rPr>
+        <w:rFonts w:ascii="Wingdings" w:hAnsi="Wingdings" w:hint="default"/>
+        <w:sz w:val="20"/>
+      </w:rPr>
+    </w:lvl>
+    <w:lvl w:ilvl="4" w:tentative="1">
+      <w:start w:val="1"/>
+      <w:numFmt w:val="bullet"/>
+      <w:lvlText w:val=""/>
+      <w:lvlJc w:val="left"/>
+      <w:pPr>
+        <w:tabs>
+          <w:tab w:val="num" w:pos="3600"/>
+        </w:tabs>
+        <w:ind w:left="3600" w:hanging="360"/>
+      </w:pPr>
+      <w:rPr>
+        <w:rFonts w:ascii="Wingdings" w:hAnsi="Wingdings" w:hint="default"/>
+        <w:sz w:val="20"/>
+      </w:rPr>
+    </w:lvl>
+    <w:lvl w:ilvl="5" w:tentative="1">
+      <w:start w:val="1"/>
+      <w:numFmt w:val="bullet"/>
+      <w:lvlText w:val=""/>
+      <w:lvlJc w:val="left"/>
+      <w:pPr>
+        <w:tabs>
+          <w:tab w:val="num" w:pos="4320"/>
+        </w:tabs>
+        <w:ind w:left="4320" w:hanging="360"/>
+      </w:pPr>
+      <w:rPr>
+        <w:rFonts w:ascii="Wingdings" w:hAnsi="Wingdings" w:hint="default"/>
+        <w:sz w:val="20"/>
+      </w:rPr>
+    </w:lvl>
+    <w:lvl w:ilvl="6" w:tentative="1">
+      <w:start w:val="1"/>
+      <w:numFmt w:val="bullet"/>
+      <w:lvlText w:val=""/>
+      <w:lvlJc w:val="left"/>
+      <w:pPr>
+        <w:tabs>
+          <w:tab w:val="num" w:pos="5040"/>
+        </w:tabs>
+        <w:ind w:left="5040" w:hanging="360"/>
+      </w:pPr>
+      <w:rPr>
+        <w:rFonts w:ascii="Wingdings" w:hAnsi="Wingdings" w:hint="default"/>
+        <w:sz w:val="20"/>
+      </w:rPr>
+    </w:lvl>
+    <w:lvl w:ilvl="7" w:tentative="1">
+      <w:start w:val="1"/>
+      <w:numFmt w:val="bullet"/>
+      <w:lvlText w:val=""/>
+      <w:lvlJc w:val="left"/>
+      <w:pPr>
+        <w:tabs>
+          <w:tab w:val="num" w:pos="5760"/>
+        </w:tabs>
+        <w:ind w:left="5760" w:hanging="360"/>
+      </w:pPr>
+      <w:rPr>
+        <w:rFonts w:ascii="Wingdings" w:hAnsi="Wingdings" w:hint="default"/>
+        <w:sz w:val="20"/>
+      </w:rPr>
+    </w:lvl>
+    <w:lvl w:ilvl="8" w:tentative="1">
+      <w:start w:val="1"/>
+      <w:numFmt w:val="bullet"/>
+      <w:lvlText w:val=""/>
+      <w:lvlJc w:val="left"/>
+      <w:pPr>
+        <w:tabs>
+          <w:tab w:val="num" w:pos="6480"/>
+        </w:tabs>
+        <w:ind w:left="6480" w:hanging="360"/>
+      </w:pPr>
+      <w:rPr>
+        <w:rFonts w:ascii="Wingdings" w:hAnsi="Wingdings" w:hint="default"/>
+        <w:sz w:val="20"/>
+      </w:rPr>
+    </w:lvl>
+  </w:abstractNum>
+  <w:abstractNum w:abstractNumId="14" w15:restartNumberingAfterBreak="0">
+    <w:nsid w:val="4A0573A6"/>
+    <w:multiLevelType w:val="multilevel"/>
+    <w:tmpl w:val="010EED3A"/>
+    <w:lvl w:ilvl="0">
+      <w:start w:val="1"/>
+      <w:numFmt w:val="bullet"/>
+      <w:lvlText w:val=""/>
+      <w:lvlJc w:val="left"/>
+      <w:pPr>
+        <w:tabs>
+          <w:tab w:val="num" w:pos="720"/>
+        </w:tabs>
+        <w:ind w:left="720" w:hanging="360"/>
+      </w:pPr>
+      <w:rPr>
+        <w:rFonts w:ascii="Symbol" w:hAnsi="Symbol" w:hint="default"/>
+        <w:sz w:val="20"/>
+      </w:rPr>
+    </w:lvl>
+    <w:lvl w:ilvl="1" w:tentative="1">
+      <w:start w:val="1"/>
+      <w:numFmt w:val="bullet"/>
+      <w:lvlText w:val="o"/>
+      <w:lvlJc w:val="left"/>
+      <w:pPr>
+        <w:tabs>
+          <w:tab w:val="num" w:pos="1440"/>
+        </w:tabs>
+        <w:ind w:left="1440" w:hanging="360"/>
+      </w:pPr>
+      <w:rPr>
+        <w:rFonts w:ascii="Courier New" w:hAnsi="Courier New" w:hint="default"/>
+        <w:sz w:val="20"/>
+      </w:rPr>
+    </w:lvl>
+    <w:lvl w:ilvl="2" w:tentative="1">
+      <w:start w:val="1"/>
+      <w:numFmt w:val="bullet"/>
+      <w:lvlText w:val=""/>
+      <w:lvlJc w:val="left"/>
+      <w:pPr>
+        <w:tabs>
+          <w:tab w:val="num" w:pos="2160"/>
+        </w:tabs>
+        <w:ind w:left="2160" w:hanging="360"/>
+      </w:pPr>
+      <w:rPr>
+        <w:rFonts w:ascii="Wingdings" w:hAnsi="Wingdings" w:hint="default"/>
+        <w:sz w:val="20"/>
+      </w:rPr>
+    </w:lvl>
+    <w:lvl w:ilvl="3" w:tentative="1">
+      <w:start w:val="1"/>
+      <w:numFmt w:val="bullet"/>
+      <w:lvlText w:val=""/>
+      <w:lvlJc w:val="left"/>
+      <w:pPr>
+        <w:tabs>
+          <w:tab w:val="num" w:pos="2880"/>
+        </w:tabs>
+        <w:ind w:left="2880" w:hanging="360"/>
+      </w:pPr>
+      <w:rPr>
+        <w:rFonts w:ascii="Wingdings" w:hAnsi="Wingdings" w:hint="default"/>
+        <w:sz w:val="20"/>
+      </w:rPr>
+    </w:lvl>
+    <w:lvl w:ilvl="4" w:tentative="1">
+      <w:start w:val="1"/>
+      <w:numFmt w:val="bullet"/>
+      <w:lvlText w:val=""/>
+      <w:lvlJc w:val="left"/>
+      <w:pPr>
+        <w:tabs>
+          <w:tab w:val="num" w:pos="3600"/>
+        </w:tabs>
+        <w:ind w:left="3600" w:hanging="360"/>
+      </w:pPr>
+      <w:rPr>
+        <w:rFonts w:ascii="Wingdings" w:hAnsi="Wingdings" w:hint="default"/>
+        <w:sz w:val="20"/>
+      </w:rPr>
+    </w:lvl>
+    <w:lvl w:ilvl="5" w:tentative="1">
+      <w:start w:val="1"/>
+      <w:numFmt w:val="bullet"/>
+      <w:lvlText w:val=""/>
+      <w:lvlJc w:val="left"/>
+      <w:pPr>
+        <w:tabs>
+          <w:tab w:val="num" w:pos="4320"/>
+        </w:tabs>
+        <w:ind w:left="4320" w:hanging="360"/>
+      </w:pPr>
+      <w:rPr>
+        <w:rFonts w:ascii="Wingdings" w:hAnsi="Wingdings" w:hint="default"/>
+        <w:sz w:val="20"/>
+      </w:rPr>
+    </w:lvl>
+    <w:lvl w:ilvl="6" w:tentative="1">
+      <w:start w:val="1"/>
+      <w:numFmt w:val="bullet"/>
+      <w:lvlText w:val=""/>
+      <w:lvlJc w:val="left"/>
+      <w:pPr>
+        <w:tabs>
+          <w:tab w:val="num" w:pos="5040"/>
+        </w:tabs>
+        <w:ind w:left="5040" w:hanging="360"/>
+      </w:pPr>
+      <w:rPr>
+        <w:rFonts w:ascii="Wingdings" w:hAnsi="Wingdings" w:hint="default"/>
+        <w:sz w:val="20"/>
+      </w:rPr>
+    </w:lvl>
+    <w:lvl w:ilvl="7" w:tentative="1">
+      <w:start w:val="1"/>
+      <w:numFmt w:val="bullet"/>
+      <w:lvlText w:val=""/>
+      <w:lvlJc w:val="left"/>
+      <w:pPr>
+        <w:tabs>
+          <w:tab w:val="num" w:pos="5760"/>
+        </w:tabs>
+        <w:ind w:left="5760" w:hanging="360"/>
+      </w:pPr>
+      <w:rPr>
+        <w:rFonts w:ascii="Wingdings" w:hAnsi="Wingdings" w:hint="default"/>
+        <w:sz w:val="20"/>
+      </w:rPr>
+    </w:lvl>
+    <w:lvl w:ilvl="8" w:tentative="1">
+      <w:start w:val="1"/>
+      <w:numFmt w:val="bullet"/>
+      <w:lvlText w:val=""/>
+      <w:lvlJc w:val="left"/>
+      <w:pPr>
+        <w:tabs>
+          <w:tab w:val="num" w:pos="6480"/>
+        </w:tabs>
+        <w:ind w:left="6480" w:hanging="360"/>
+      </w:pPr>
+      <w:rPr>
+        <w:rFonts w:ascii="Wingdings" w:hAnsi="Wingdings" w:hint="default"/>
+        <w:sz w:val="20"/>
+      </w:rPr>
+    </w:lvl>
+  </w:abstractNum>
+  <w:abstractNum w:abstractNumId="15" w15:restartNumberingAfterBreak="0">
+    <w:nsid w:val="4C550F23"/>
+    <w:multiLevelType w:val="multilevel"/>
+    <w:tmpl w:val="E1D09F80"/>
+    <w:lvl w:ilvl="0">
+      <w:start w:val="1"/>
+      <w:numFmt w:val="bullet"/>
+      <w:lvlText w:val=""/>
+      <w:lvlJc w:val="left"/>
+      <w:pPr>
+        <w:tabs>
+          <w:tab w:val="num" w:pos="720"/>
+        </w:tabs>
+        <w:ind w:left="720" w:hanging="360"/>
+      </w:pPr>
+      <w:rPr>
+        <w:rFonts w:ascii="Symbol" w:hAnsi="Symbol" w:hint="default"/>
+        <w:sz w:val="20"/>
+      </w:rPr>
+    </w:lvl>
+    <w:lvl w:ilvl="1" w:tentative="1">
+      <w:start w:val="1"/>
+      <w:numFmt w:val="bullet"/>
+      <w:lvlText w:val="o"/>
+      <w:lvlJc w:val="left"/>
+      <w:pPr>
+        <w:tabs>
+          <w:tab w:val="num" w:pos="1440"/>
+        </w:tabs>
+        <w:ind w:left="1440" w:hanging="360"/>
+      </w:pPr>
+      <w:rPr>
+        <w:rFonts w:ascii="Courier New" w:hAnsi="Courier New" w:hint="default"/>
+        <w:sz w:val="20"/>
+      </w:rPr>
+    </w:lvl>
+    <w:lvl w:ilvl="2" w:tentative="1">
+      <w:start w:val="1"/>
+      <w:numFmt w:val="bullet"/>
+      <w:lvlText w:val=""/>
+      <w:lvlJc w:val="left"/>
+      <w:pPr>
+        <w:tabs>
+          <w:tab w:val="num" w:pos="2160"/>
+        </w:tabs>
+        <w:ind w:left="2160" w:hanging="360"/>
+      </w:pPr>
+      <w:rPr>
+        <w:rFonts w:ascii="Wingdings" w:hAnsi="Wingdings" w:hint="default"/>
+        <w:sz w:val="20"/>
+      </w:rPr>
+    </w:lvl>
+    <w:lvl w:ilvl="3" w:tentative="1">
+      <w:start w:val="1"/>
+      <w:numFmt w:val="bullet"/>
+      <w:lvlText w:val=""/>
+      <w:lvlJc w:val="left"/>
+      <w:pPr>
+        <w:tabs>
+          <w:tab w:val="num" w:pos="2880"/>
+        </w:tabs>
+        <w:ind w:left="2880" w:hanging="360"/>
+      </w:pPr>
+      <w:rPr>
+        <w:rFonts w:ascii="Wingdings" w:hAnsi="Wingdings" w:hint="default"/>
+        <w:sz w:val="20"/>
+      </w:rPr>
+    </w:lvl>
+    <w:lvl w:ilvl="4" w:tentative="1">
+      <w:start w:val="1"/>
+      <w:numFmt w:val="bullet"/>
+      <w:lvlText w:val=""/>
+      <w:lvlJc w:val="left"/>
+      <w:pPr>
+        <w:tabs>
+          <w:tab w:val="num" w:pos="3600"/>
+        </w:tabs>
+        <w:ind w:left="3600" w:hanging="360"/>
+      </w:pPr>
+      <w:rPr>
+        <w:rFonts w:ascii="Wingdings" w:hAnsi="Wingdings" w:hint="default"/>
+        <w:sz w:val="20"/>
+      </w:rPr>
+    </w:lvl>
+    <w:lvl w:ilvl="5" w:tentative="1">
+      <w:start w:val="1"/>
+      <w:numFmt w:val="bullet"/>
+      <w:lvlText w:val=""/>
+      <w:lvlJc w:val="left"/>
+      <w:pPr>
+        <w:tabs>
+          <w:tab w:val="num" w:pos="4320"/>
+        </w:tabs>
+        <w:ind w:left="4320" w:hanging="360"/>
+      </w:pPr>
+      <w:rPr>
+        <w:rFonts w:ascii="Wingdings" w:hAnsi="Wingdings" w:hint="default"/>
+        <w:sz w:val="20"/>
+      </w:rPr>
+    </w:lvl>
+    <w:lvl w:ilvl="6" w:tentative="1">
+      <w:start w:val="1"/>
+      <w:numFmt w:val="bullet"/>
+      <w:lvlText w:val=""/>
+      <w:lvlJc w:val="left"/>
+      <w:pPr>
+        <w:tabs>
+          <w:tab w:val="num" w:pos="5040"/>
+        </w:tabs>
+        <w:ind w:left="5040" w:hanging="360"/>
+      </w:pPr>
+      <w:rPr>
+        <w:rFonts w:ascii="Wingdings" w:hAnsi="Wingdings" w:hint="default"/>
+        <w:sz w:val="20"/>
+      </w:rPr>
+    </w:lvl>
+    <w:lvl w:ilvl="7" w:tentative="1">
+      <w:start w:val="1"/>
+      <w:numFmt w:val="bullet"/>
+      <w:lvlText w:val=""/>
+      <w:lvlJc w:val="left"/>
+      <w:pPr>
+        <w:tabs>
+          <w:tab w:val="num" w:pos="5760"/>
+        </w:tabs>
+        <w:ind w:left="5760" w:hanging="360"/>
+      </w:pPr>
+      <w:rPr>
+        <w:rFonts w:ascii="Wingdings" w:hAnsi="Wingdings" w:hint="default"/>
+        <w:sz w:val="20"/>
+      </w:rPr>
+    </w:lvl>
+    <w:lvl w:ilvl="8" w:tentative="1">
+      <w:start w:val="1"/>
+      <w:numFmt w:val="bullet"/>
+      <w:lvlText w:val=""/>
+      <w:lvlJc w:val="left"/>
+      <w:pPr>
+        <w:tabs>
+          <w:tab w:val="num" w:pos="6480"/>
+        </w:tabs>
+        <w:ind w:left="6480" w:hanging="360"/>
+      </w:pPr>
+      <w:rPr>
+        <w:rFonts w:ascii="Wingdings" w:hAnsi="Wingdings" w:hint="default"/>
+        <w:sz w:val="20"/>
+      </w:rPr>
+    </w:lvl>
+  </w:abstractNum>
+  <w:abstractNum w:abstractNumId="16" w15:restartNumberingAfterBreak="0">
+    <w:nsid w:val="54BA20A7"/>
+    <w:multiLevelType w:val="multilevel"/>
+    <w:tmpl w:val="BDF03A10"/>
+    <w:lvl w:ilvl="0">
+      <w:start w:val="1"/>
+      <w:numFmt w:val="bullet"/>
+      <w:lvlText w:val=""/>
+      <w:lvlJc w:val="left"/>
+      <w:pPr>
+        <w:tabs>
+          <w:tab w:val="num" w:pos="720"/>
+        </w:tabs>
+        <w:ind w:left="720" w:hanging="360"/>
+      </w:pPr>
+      <w:rPr>
+        <w:rFonts w:ascii="Symbol" w:hAnsi="Symbol" w:hint="default"/>
+        <w:sz w:val="20"/>
+      </w:rPr>
+    </w:lvl>
+    <w:lvl w:ilvl="1" w:tentative="1">
+      <w:start w:val="1"/>
+      <w:numFmt w:val="bullet"/>
+      <w:lvlText w:val="o"/>
+      <w:lvlJc w:val="left"/>
+      <w:pPr>
+        <w:tabs>
+          <w:tab w:val="num" w:pos="1440"/>
+        </w:tabs>
+        <w:ind w:left="1440" w:hanging="360"/>
+      </w:pPr>
+      <w:rPr>
+        <w:rFonts w:ascii="Courier New" w:hAnsi="Courier New" w:hint="default"/>
+        <w:sz w:val="20"/>
+      </w:rPr>
+    </w:lvl>
+    <w:lvl w:ilvl="2" w:tentative="1">
+      <w:start w:val="1"/>
+      <w:numFmt w:val="bullet"/>
+      <w:lvlText w:val=""/>
+      <w:lvlJc w:val="left"/>
+      <w:pPr>
+        <w:tabs>
+          <w:tab w:val="num" w:pos="2160"/>
+        </w:tabs>
+        <w:ind w:left="2160" w:hanging="360"/>
+      </w:pPr>
+      <w:rPr>
+        <w:rFonts w:ascii="Wingdings" w:hAnsi="Wingdings" w:hint="default"/>
+        <w:sz w:val="20"/>
+      </w:rPr>
+    </w:lvl>
+    <w:lvl w:ilvl="3" w:tentative="1">
+      <w:start w:val="1"/>
+      <w:numFmt w:val="bullet"/>
+      <w:lvlText w:val=""/>
+      <w:lvlJc w:val="left"/>
+      <w:pPr>
+        <w:tabs>
+          <w:tab w:val="num" w:pos="2880"/>
+        </w:tabs>
+        <w:ind w:left="2880" w:hanging="360"/>
+      </w:pPr>
+      <w:rPr>
+        <w:rFonts w:ascii="Wingdings" w:hAnsi="Wingdings" w:hint="default"/>
+        <w:sz w:val="20"/>
+      </w:rPr>
+    </w:lvl>
+    <w:lvl w:ilvl="4" w:tentative="1">
+      <w:start w:val="1"/>
+      <w:numFmt w:val="bullet"/>
+      <w:lvlText w:val=""/>
+      <w:lvlJc w:val="left"/>
+      <w:pPr>
+        <w:tabs>
+          <w:tab w:val="num" w:pos="3600"/>
+        </w:tabs>
+        <w:ind w:left="3600" w:hanging="360"/>
+      </w:pPr>
+      <w:rPr>
+        <w:rFonts w:ascii="Wingdings" w:hAnsi="Wingdings" w:hint="default"/>
+        <w:sz w:val="20"/>
+      </w:rPr>
+    </w:lvl>
+    <w:lvl w:ilvl="5" w:tentative="1">
+      <w:start w:val="1"/>
+      <w:numFmt w:val="bullet"/>
+      <w:lvlText w:val=""/>
+      <w:lvlJc w:val="left"/>
+      <w:pPr>
+        <w:tabs>
+          <w:tab w:val="num" w:pos="4320"/>
+        </w:tabs>
+        <w:ind w:left="4320" w:hanging="360"/>
+      </w:pPr>
+      <w:rPr>
+        <w:rFonts w:ascii="Wingdings" w:hAnsi="Wingdings" w:hint="default"/>
+        <w:sz w:val="20"/>
+      </w:rPr>
+    </w:lvl>
+    <w:lvl w:ilvl="6" w:tentative="1">
+      <w:start w:val="1"/>
+      <w:numFmt w:val="bullet"/>
+      <w:lvlText w:val=""/>
+      <w:lvlJc w:val="left"/>
+      <w:pPr>
+        <w:tabs>
+          <w:tab w:val="num" w:pos="5040"/>
+        </w:tabs>
+        <w:ind w:left="5040" w:hanging="360"/>
+      </w:pPr>
+      <w:rPr>
+        <w:rFonts w:ascii="Wingdings" w:hAnsi="Wingdings" w:hint="default"/>
+        <w:sz w:val="20"/>
+      </w:rPr>
+    </w:lvl>
+    <w:lvl w:ilvl="7" w:tentative="1">
+      <w:start w:val="1"/>
+      <w:numFmt w:val="bullet"/>
+      <w:lvlText w:val=""/>
+      <w:lvlJc w:val="left"/>
+      <w:pPr>
+        <w:tabs>
+          <w:tab w:val="num" w:pos="5760"/>
+        </w:tabs>
+        <w:ind w:left="5760" w:hanging="360"/>
+      </w:pPr>
+      <w:rPr>
+        <w:rFonts w:ascii="Wingdings" w:hAnsi="Wingdings" w:hint="default"/>
+        <w:sz w:val="20"/>
+      </w:rPr>
+    </w:lvl>
+    <w:lvl w:ilvl="8" w:tentative="1">
+      <w:start w:val="1"/>
+      <w:numFmt w:val="bullet"/>
+      <w:lvlText w:val=""/>
+      <w:lvlJc w:val="left"/>
+      <w:pPr>
+        <w:tabs>
+          <w:tab w:val="num" w:pos="6480"/>
+        </w:tabs>
+        <w:ind w:left="6480" w:hanging="360"/>
+      </w:pPr>
+      <w:rPr>
+        <w:rFonts w:ascii="Wingdings" w:hAnsi="Wingdings" w:hint="default"/>
+        <w:sz w:val="20"/>
+      </w:rPr>
+    </w:lvl>
+  </w:abstractNum>
+  <w:abstractNum w:abstractNumId="17" w15:restartNumberingAfterBreak="0">
+    <w:nsid w:val="5B1B56C4"/>
+    <w:multiLevelType w:val="multilevel"/>
+    <w:tmpl w:val="D842E7F2"/>
+    <w:lvl w:ilvl="0">
+      <w:start w:val="1"/>
+      <w:numFmt w:val="bullet"/>
+      <w:lvlText w:val=""/>
+      <w:lvlJc w:val="left"/>
+      <w:pPr>
+        <w:tabs>
+          <w:tab w:val="num" w:pos="720"/>
+        </w:tabs>
+        <w:ind w:left="720" w:hanging="360"/>
+      </w:pPr>
+      <w:rPr>
+        <w:rFonts w:ascii="Symbol" w:hAnsi="Symbol" w:hint="default"/>
+        <w:sz w:val="20"/>
+      </w:rPr>
+    </w:lvl>
+    <w:lvl w:ilvl="1" w:tentative="1">
+      <w:start w:val="1"/>
+      <w:numFmt w:val="bullet"/>
+      <w:lvlText w:val="o"/>
+      <w:lvlJc w:val="left"/>
+      <w:pPr>
+        <w:tabs>
+          <w:tab w:val="num" w:pos="1440"/>
+        </w:tabs>
+        <w:ind w:left="1440" w:hanging="360"/>
+      </w:pPr>
+      <w:rPr>
+        <w:rFonts w:ascii="Courier New" w:hAnsi="Courier New" w:hint="default"/>
+        <w:sz w:val="20"/>
+      </w:rPr>
+    </w:lvl>
+    <w:lvl w:ilvl="2" w:tentative="1">
+      <w:start w:val="1"/>
+      <w:numFmt w:val="bullet"/>
+      <w:lvlText w:val=""/>
+      <w:lvlJc w:val="left"/>
+      <w:pPr>
+        <w:tabs>
+          <w:tab w:val="num" w:pos="2160"/>
+        </w:tabs>
+        <w:ind w:left="2160" w:hanging="360"/>
+      </w:pPr>
+      <w:rPr>
+        <w:rFonts w:ascii="Wingdings" w:hAnsi="Wingdings" w:hint="default"/>
+        <w:sz w:val="20"/>
+      </w:rPr>
+    </w:lvl>
+    <w:lvl w:ilvl="3" w:tentative="1">
+      <w:start w:val="1"/>
+      <w:numFmt w:val="bullet"/>
+      <w:lvlText w:val=""/>
+      <w:lvlJc w:val="left"/>
+      <w:pPr>
+        <w:tabs>
+          <w:tab w:val="num" w:pos="2880"/>
+        </w:tabs>
+        <w:ind w:left="2880" w:hanging="360"/>
+      </w:pPr>
+      <w:rPr>
+        <w:rFonts w:ascii="Wingdings" w:hAnsi="Wingdings" w:hint="default"/>
+        <w:sz w:val="20"/>
+      </w:rPr>
+    </w:lvl>
+    <w:lvl w:ilvl="4" w:tentative="1">
+      <w:start w:val="1"/>
+      <w:numFmt w:val="bullet"/>
+      <w:lvlText w:val=""/>
+      <w:lvlJc w:val="left"/>
+      <w:pPr>
+        <w:tabs>
+          <w:tab w:val="num" w:pos="3600"/>
+        </w:tabs>
+        <w:ind w:left="3600" w:hanging="360"/>
+      </w:pPr>
+      <w:rPr>
+        <w:rFonts w:ascii="Wingdings" w:hAnsi="Wingdings" w:hint="default"/>
+        <w:sz w:val="20"/>
+      </w:rPr>
+    </w:lvl>
+    <w:lvl w:ilvl="5" w:tentative="1">
+      <w:start w:val="1"/>
+      <w:numFmt w:val="bullet"/>
+      <w:lvlText w:val=""/>
+      <w:lvlJc w:val="left"/>
+      <w:pPr>
+        <w:tabs>
+          <w:tab w:val="num" w:pos="4320"/>
+        </w:tabs>
+        <w:ind w:left="4320" w:hanging="360"/>
+      </w:pPr>
+      <w:rPr>
+        <w:rFonts w:ascii="Wingdings" w:hAnsi="Wingdings" w:hint="default"/>
+        <w:sz w:val="20"/>
+      </w:rPr>
+    </w:lvl>
+    <w:lvl w:ilvl="6" w:tentative="1">
+      <w:start w:val="1"/>
+      <w:numFmt w:val="bullet"/>
+      <w:lvlText w:val=""/>
+      <w:lvlJc w:val="left"/>
+      <w:pPr>
+        <w:tabs>
+          <w:tab w:val="num" w:pos="5040"/>
+        </w:tabs>
+        <w:ind w:left="5040" w:hanging="360"/>
+      </w:pPr>
+      <w:rPr>
+        <w:rFonts w:ascii="Wingdings" w:hAnsi="Wingdings" w:hint="default"/>
+        <w:sz w:val="20"/>
+      </w:rPr>
+    </w:lvl>
+    <w:lvl w:ilvl="7" w:tentative="1">
+      <w:start w:val="1"/>
+      <w:numFmt w:val="bullet"/>
+      <w:lvlText w:val=""/>
+      <w:lvlJc w:val="left"/>
+      <w:pPr>
+        <w:tabs>
+          <w:tab w:val="num" w:pos="5760"/>
+        </w:tabs>
+        <w:ind w:left="5760" w:hanging="360"/>
+      </w:pPr>
+      <w:rPr>
+        <w:rFonts w:ascii="Wingdings" w:hAnsi="Wingdings" w:hint="default"/>
+        <w:sz w:val="20"/>
+      </w:rPr>
+    </w:lvl>
+    <w:lvl w:ilvl="8" w:tentative="1">
+      <w:start w:val="1"/>
+      <w:numFmt w:val="bullet"/>
+      <w:lvlText w:val=""/>
+      <w:lvlJc w:val="left"/>
+      <w:pPr>
+        <w:tabs>
+          <w:tab w:val="num" w:pos="6480"/>
+        </w:tabs>
+        <w:ind w:left="6480" w:hanging="360"/>
+      </w:pPr>
+      <w:rPr>
+        <w:rFonts w:ascii="Wingdings" w:hAnsi="Wingdings" w:hint="default"/>
+        <w:sz w:val="20"/>
+      </w:rPr>
+    </w:lvl>
+  </w:abstractNum>
+  <w:abstractNum w:abstractNumId="18" w15:restartNumberingAfterBreak="0">
+    <w:nsid w:val="5D3749BC"/>
+    <w:multiLevelType w:val="multilevel"/>
+    <w:tmpl w:val="025E33D8"/>
+    <w:lvl w:ilvl="0">
+      <w:start w:val="1"/>
+      <w:numFmt w:val="bullet"/>
+      <w:lvlText w:val=""/>
+      <w:lvlJc w:val="left"/>
+      <w:pPr>
+        <w:tabs>
+          <w:tab w:val="num" w:pos="720"/>
+        </w:tabs>
+        <w:ind w:left="720" w:hanging="360"/>
+      </w:pPr>
+      <w:rPr>
+        <w:rFonts w:ascii="Symbol" w:hAnsi="Symbol" w:hint="default"/>
+        <w:sz w:val="20"/>
+      </w:rPr>
+    </w:lvl>
+    <w:lvl w:ilvl="1" w:tentative="1">
+      <w:start w:val="1"/>
+      <w:numFmt w:val="bullet"/>
+      <w:lvlText w:val="o"/>
+      <w:lvlJc w:val="left"/>
+      <w:pPr>
+        <w:tabs>
+          <w:tab w:val="num" w:pos="1440"/>
+        </w:tabs>
+        <w:ind w:left="1440" w:hanging="360"/>
+      </w:pPr>
+      <w:rPr>
+        <w:rFonts w:ascii="Courier New" w:hAnsi="Courier New" w:hint="default"/>
+        <w:sz w:val="20"/>
+      </w:rPr>
+    </w:lvl>
+    <w:lvl w:ilvl="2" w:tentative="1">
+      <w:start w:val="1"/>
+      <w:numFmt w:val="bullet"/>
+      <w:lvlText w:val=""/>
+      <w:lvlJc w:val="left"/>
+      <w:pPr>
+        <w:tabs>
+          <w:tab w:val="num" w:pos="2160"/>
+        </w:tabs>
+        <w:ind w:left="2160" w:hanging="360"/>
+      </w:pPr>
+      <w:rPr>
+        <w:rFonts w:ascii="Wingdings" w:hAnsi="Wingdings" w:hint="default"/>
+        <w:sz w:val="20"/>
+      </w:rPr>
+    </w:lvl>
+    <w:lvl w:ilvl="3" w:tentative="1">
+      <w:start w:val="1"/>
+      <w:numFmt w:val="bullet"/>
+      <w:lvlText w:val=""/>
+      <w:lvlJc w:val="left"/>
+      <w:pPr>
+        <w:tabs>
+          <w:tab w:val="num" w:pos="2880"/>
+        </w:tabs>
+        <w:ind w:left="2880" w:hanging="360"/>
+      </w:pPr>
+      <w:rPr>
+        <w:rFonts w:ascii="Wingdings" w:hAnsi="Wingdings" w:hint="default"/>
+        <w:sz w:val="20"/>
+      </w:rPr>
+    </w:lvl>
+    <w:lvl w:ilvl="4" w:tentative="1">
+      <w:start w:val="1"/>
+      <w:numFmt w:val="bullet"/>
+      <w:lvlText w:val=""/>
+      <w:lvlJc w:val="left"/>
+      <w:pPr>
+        <w:tabs>
+          <w:tab w:val="num" w:pos="3600"/>
+        </w:tabs>
+        <w:ind w:left="3600" w:hanging="360"/>
+      </w:pPr>
+      <w:rPr>
+        <w:rFonts w:ascii="Wingdings" w:hAnsi="Wingdings" w:hint="default"/>
+        <w:sz w:val="20"/>
+      </w:rPr>
+    </w:lvl>
+    <w:lvl w:ilvl="5" w:tentative="1">
+      <w:start w:val="1"/>
+      <w:numFmt w:val="bullet"/>
+      <w:lvlText w:val=""/>
+      <w:lvlJc w:val="left"/>
+      <w:pPr>
+        <w:tabs>
+          <w:tab w:val="num" w:pos="4320"/>
+        </w:tabs>
+        <w:ind w:left="4320" w:hanging="360"/>
+      </w:pPr>
+      <w:rPr>
+        <w:rFonts w:ascii="Wingdings" w:hAnsi="Wingdings" w:hint="default"/>
+        <w:sz w:val="20"/>
+      </w:rPr>
+    </w:lvl>
+    <w:lvl w:ilvl="6" w:tentative="1">
+      <w:start w:val="1"/>
+      <w:numFmt w:val="bullet"/>
+      <w:lvlText w:val=""/>
+      <w:lvlJc w:val="left"/>
+      <w:pPr>
+        <w:tabs>
+          <w:tab w:val="num" w:pos="5040"/>
+        </w:tabs>
+        <w:ind w:left="5040" w:hanging="360"/>
+      </w:pPr>
+      <w:rPr>
+        <w:rFonts w:ascii="Wingdings" w:hAnsi="Wingdings" w:hint="default"/>
+        <w:sz w:val="20"/>
+      </w:rPr>
+    </w:lvl>
+    <w:lvl w:ilvl="7" w:tentative="1">
+      <w:start w:val="1"/>
+      <w:numFmt w:val="bullet"/>
+      <w:lvlText w:val=""/>
+      <w:lvlJc w:val="left"/>
+      <w:pPr>
+        <w:tabs>
+          <w:tab w:val="num" w:pos="5760"/>
+        </w:tabs>
+        <w:ind w:left="5760" w:hanging="360"/>
+      </w:pPr>
+      <w:rPr>
+        <w:rFonts w:ascii="Wingdings" w:hAnsi="Wingdings" w:hint="default"/>
+        <w:sz w:val="20"/>
+      </w:rPr>
+    </w:lvl>
+    <w:lvl w:ilvl="8" w:tentative="1">
+      <w:start w:val="1"/>
+      <w:numFmt w:val="bullet"/>
+      <w:lvlText w:val=""/>
+      <w:lvlJc w:val="left"/>
+      <w:pPr>
+        <w:tabs>
+          <w:tab w:val="num" w:pos="6480"/>
+        </w:tabs>
+        <w:ind w:left="6480" w:hanging="360"/>
+      </w:pPr>
+      <w:rPr>
+        <w:rFonts w:ascii="Wingdings" w:hAnsi="Wingdings" w:hint="default"/>
+        <w:sz w:val="20"/>
+      </w:rPr>
+    </w:lvl>
+  </w:abstractNum>
+  <w:abstractNum w:abstractNumId="19" w15:restartNumberingAfterBreak="0">
+    <w:nsid w:val="5EE12402"/>
+    <w:multiLevelType w:val="multilevel"/>
+    <w:tmpl w:val="28C80AA0"/>
+    <w:lvl w:ilvl="0">
+      <w:start w:val="1"/>
+      <w:numFmt w:val="bullet"/>
+      <w:lvlText w:val=""/>
+      <w:lvlJc w:val="left"/>
+      <w:pPr>
+        <w:tabs>
+          <w:tab w:val="num" w:pos="720"/>
+        </w:tabs>
+        <w:ind w:left="720" w:hanging="360"/>
+      </w:pPr>
+      <w:rPr>
+        <w:rFonts w:ascii="Symbol" w:hAnsi="Symbol" w:hint="default"/>
+        <w:sz w:val="20"/>
+      </w:rPr>
+    </w:lvl>
+    <w:lvl w:ilvl="1" w:tentative="1">
+      <w:start w:val="1"/>
+      <w:numFmt w:val="bullet"/>
+      <w:lvlText w:val="o"/>
+      <w:lvlJc w:val="left"/>
+      <w:pPr>
+        <w:tabs>
+          <w:tab w:val="num" w:pos="1440"/>
+        </w:tabs>
+        <w:ind w:left="1440" w:hanging="360"/>
+      </w:pPr>
+      <w:rPr>
+        <w:rFonts w:ascii="Courier New" w:hAnsi="Courier New" w:hint="default"/>
+        <w:sz w:val="20"/>
+      </w:rPr>
+    </w:lvl>
+    <w:lvl w:ilvl="2" w:tentative="1">
+      <w:start w:val="1"/>
+      <w:numFmt w:val="bullet"/>
+      <w:lvlText w:val=""/>
+      <w:lvlJc w:val="left"/>
+      <w:pPr>
+        <w:tabs>
+          <w:tab w:val="num" w:pos="2160"/>
+        </w:tabs>
+        <w:ind w:left="2160" w:hanging="360"/>
+      </w:pPr>
+      <w:rPr>
+        <w:rFonts w:ascii="Wingdings" w:hAnsi="Wingdings" w:hint="default"/>
+        <w:sz w:val="20"/>
+      </w:rPr>
+    </w:lvl>
+    <w:lvl w:ilvl="3" w:tentative="1">
+      <w:start w:val="1"/>
+      <w:numFmt w:val="bullet"/>
+      <w:lvlText w:val=""/>
+      <w:lvlJc w:val="left"/>
+      <w:pPr>
+        <w:tabs>
+          <w:tab w:val="num" w:pos="2880"/>
+        </w:tabs>
+        <w:ind w:left="2880" w:hanging="360"/>
+      </w:pPr>
+      <w:rPr>
+        <w:rFonts w:ascii="Wingdings" w:hAnsi="Wingdings" w:hint="default"/>
+        <w:sz w:val="20"/>
+      </w:rPr>
+    </w:lvl>
+    <w:lvl w:ilvl="4" w:tentative="1">
+      <w:start w:val="1"/>
+      <w:numFmt w:val="bullet"/>
+      <w:lvlText w:val=""/>
+      <w:lvlJc w:val="left"/>
+      <w:pPr>
+        <w:tabs>
+          <w:tab w:val="num" w:pos="3600"/>
+        </w:tabs>
+        <w:ind w:left="3600" w:hanging="360"/>
+      </w:pPr>
+      <w:rPr>
+        <w:rFonts w:ascii="Wingdings" w:hAnsi="Wingdings" w:hint="default"/>
+        <w:sz w:val="20"/>
+      </w:rPr>
+    </w:lvl>
+    <w:lvl w:ilvl="5" w:tentative="1">
+      <w:start w:val="1"/>
+      <w:numFmt w:val="bullet"/>
+      <w:lvlText w:val=""/>
+      <w:lvlJc w:val="left"/>
+      <w:pPr>
+        <w:tabs>
+          <w:tab w:val="num" w:pos="4320"/>
+        </w:tabs>
+        <w:ind w:left="4320" w:hanging="360"/>
+      </w:pPr>
+      <w:rPr>
+        <w:rFonts w:ascii="Wingdings" w:hAnsi="Wingdings" w:hint="default"/>
+        <w:sz w:val="20"/>
+      </w:rPr>
+    </w:lvl>
+    <w:lvl w:ilvl="6" w:tentative="1">
+      <w:start w:val="1"/>
+      <w:numFmt w:val="bullet"/>
+      <w:lvlText w:val=""/>
+      <w:lvlJc w:val="left"/>
+      <w:pPr>
+        <w:tabs>
+          <w:tab w:val="num" w:pos="5040"/>
+        </w:tabs>
+        <w:ind w:left="5040" w:hanging="360"/>
+      </w:pPr>
+      <w:rPr>
+        <w:rFonts w:ascii="Wingdings" w:hAnsi="Wingdings" w:hint="default"/>
+        <w:sz w:val="20"/>
+      </w:rPr>
+    </w:lvl>
+    <w:lvl w:ilvl="7" w:tentative="1">
+      <w:start w:val="1"/>
+      <w:numFmt w:val="bullet"/>
+      <w:lvlText w:val=""/>
+      <w:lvlJc w:val="left"/>
+      <w:pPr>
+        <w:tabs>
+          <w:tab w:val="num" w:pos="5760"/>
+        </w:tabs>
+        <w:ind w:left="5760" w:hanging="360"/>
+      </w:pPr>
+      <w:rPr>
+        <w:rFonts w:ascii="Wingdings" w:hAnsi="Wingdings" w:hint="default"/>
+        <w:sz w:val="20"/>
+      </w:rPr>
+    </w:lvl>
+    <w:lvl w:ilvl="8" w:tentative="1">
+      <w:start w:val="1"/>
+      <w:numFmt w:val="bullet"/>
+      <w:lvlText w:val=""/>
+      <w:lvlJc w:val="left"/>
+      <w:pPr>
+        <w:tabs>
+          <w:tab w:val="num" w:pos="6480"/>
+        </w:tabs>
+        <w:ind w:left="6480" w:hanging="360"/>
+      </w:pPr>
+      <w:rPr>
+        <w:rFonts w:ascii="Wingdings" w:hAnsi="Wingdings" w:hint="default"/>
+        <w:sz w:val="20"/>
+      </w:rPr>
+    </w:lvl>
+  </w:abstractNum>
+  <w:abstractNum w:abstractNumId="20" w15:restartNumberingAfterBreak="0">
     <w:nsid w:val="60450BE5"/>
     <w:multiLevelType w:val="hybridMultilevel"/>
     <w:tmpl w:val="4E9E8B38"/>
@@ -848,7 +8199,156 @@
       </w:pPr>
     </w:lvl>
   </w:abstractNum>
-  <w:abstractNum w:abstractNumId="2" w15:restartNumberingAfterBreak="0">
+  <w:abstractNum w:abstractNumId="21" w15:restartNumberingAfterBreak="0">
+    <w:nsid w:val="62DE230B"/>
+    <w:multiLevelType w:val="multilevel"/>
+    <w:tmpl w:val="39B892D2"/>
+    <w:lvl w:ilvl="0">
+      <w:start w:val="1"/>
+      <w:numFmt w:val="bullet"/>
+      <w:lvlText w:val=""/>
+      <w:lvlJc w:val="left"/>
+      <w:pPr>
+        <w:tabs>
+          <w:tab w:val="num" w:pos="720"/>
+        </w:tabs>
+        <w:ind w:left="720" w:hanging="360"/>
+      </w:pPr>
+      <w:rPr>
+        <w:rFonts w:ascii="Symbol" w:hAnsi="Symbol" w:hint="default"/>
+        <w:sz w:val="20"/>
+      </w:rPr>
+    </w:lvl>
+    <w:lvl w:ilvl="1" w:tentative="1">
+      <w:start w:val="1"/>
+      <w:numFmt w:val="bullet"/>
+      <w:lvlText w:val="o"/>
+      <w:lvlJc w:val="left"/>
+      <w:pPr>
+        <w:tabs>
+          <w:tab w:val="num" w:pos="1440"/>
+        </w:tabs>
+        <w:ind w:left="1440" w:hanging="360"/>
+      </w:pPr>
+      <w:rPr>
+        <w:rFonts w:ascii="Courier New" w:hAnsi="Courier New" w:hint="default"/>
+        <w:sz w:val="20"/>
+      </w:rPr>
+    </w:lvl>
+    <w:lvl w:ilvl="2" w:tentative="1">
+      <w:start w:val="1"/>
+      <w:numFmt w:val="bullet"/>
+      <w:lvlText w:val=""/>
+      <w:lvlJc w:val="left"/>
+      <w:pPr>
+        <w:tabs>
+          <w:tab w:val="num" w:pos="2160"/>
+        </w:tabs>
+        <w:ind w:left="2160" w:hanging="360"/>
+      </w:pPr>
+      <w:rPr>
+        <w:rFonts w:ascii="Wingdings" w:hAnsi="Wingdings" w:hint="default"/>
+        <w:sz w:val="20"/>
+      </w:rPr>
+    </w:lvl>
+    <w:lvl w:ilvl="3" w:tentative="1">
+      <w:start w:val="1"/>
+      <w:numFmt w:val="bullet"/>
+      <w:lvlText w:val=""/>
+      <w:lvlJc w:val="left"/>
+      <w:pPr>
+        <w:tabs>
+          <w:tab w:val="num" w:pos="2880"/>
+        </w:tabs>
+        <w:ind w:left="2880" w:hanging="360"/>
+      </w:pPr>
+      <w:rPr>
+        <w:rFonts w:ascii="Wingdings" w:hAnsi="Wingdings" w:hint="default"/>
+        <w:sz w:val="20"/>
+      </w:rPr>
+    </w:lvl>
+    <w:lvl w:ilvl="4" w:tentative="1">
+      <w:start w:val="1"/>
+      <w:numFmt w:val="bullet"/>
+      <w:lvlText w:val=""/>
+      <w:lvlJc w:val="left"/>
+      <w:pPr>
+        <w:tabs>
+          <w:tab w:val="num" w:pos="3600"/>
+        </w:tabs>
+        <w:ind w:left="3600" w:hanging="360"/>
+      </w:pPr>
+      <w:rPr>
+        <w:rFonts w:ascii="Wingdings" w:hAnsi="Wingdings" w:hint="default"/>
+        <w:sz w:val="20"/>
+      </w:rPr>
+    </w:lvl>
+    <w:lvl w:ilvl="5" w:tentative="1">
+      <w:start w:val="1"/>
+      <w:numFmt w:val="bullet"/>
+      <w:lvlText w:val=""/>
+      <w:lvlJc w:val="left"/>
+      <w:pPr>
+        <w:tabs>
+          <w:tab w:val="num" w:pos="4320"/>
+        </w:tabs>
+        <w:ind w:left="4320" w:hanging="360"/>
+      </w:pPr>
+      <w:rPr>
+        <w:rFonts w:ascii="Wingdings" w:hAnsi="Wingdings" w:hint="default"/>
+        <w:sz w:val="20"/>
+      </w:rPr>
+    </w:lvl>
+    <w:lvl w:ilvl="6" w:tentative="1">
+      <w:start w:val="1"/>
+      <w:numFmt w:val="bullet"/>
+      <w:lvlText w:val=""/>
+      <w:lvlJc w:val="left"/>
+      <w:pPr>
+        <w:tabs>
+          <w:tab w:val="num" w:pos="5040"/>
+        </w:tabs>
+        <w:ind w:left="5040" w:hanging="360"/>
+      </w:pPr>
+      <w:rPr>
+        <w:rFonts w:ascii="Wingdings" w:hAnsi="Wingdings" w:hint="default"/>
+        <w:sz w:val="20"/>
+      </w:rPr>
+    </w:lvl>
+    <w:lvl w:ilvl="7" w:tentative="1">
+      <w:start w:val="1"/>
+      <w:numFmt w:val="bullet"/>
+      <w:lvlText w:val=""/>
+      <w:lvlJc w:val="left"/>
+      <w:pPr>
+        <w:tabs>
+          <w:tab w:val="num" w:pos="5760"/>
+        </w:tabs>
+        <w:ind w:left="5760" w:hanging="360"/>
+      </w:pPr>
+      <w:rPr>
+        <w:rFonts w:ascii="Wingdings" w:hAnsi="Wingdings" w:hint="default"/>
+        <w:sz w:val="20"/>
+      </w:rPr>
+    </w:lvl>
+    <w:lvl w:ilvl="8" w:tentative="1">
+      <w:start w:val="1"/>
+      <w:numFmt w:val="bullet"/>
+      <w:lvlText w:val=""/>
+      <w:lvlJc w:val="left"/>
+      <w:pPr>
+        <w:tabs>
+          <w:tab w:val="num" w:pos="6480"/>
+        </w:tabs>
+        <w:ind w:left="6480" w:hanging="360"/>
+      </w:pPr>
+      <w:rPr>
+        <w:rFonts w:ascii="Wingdings" w:hAnsi="Wingdings" w:hint="default"/>
+        <w:sz w:val="20"/>
+      </w:rPr>
+    </w:lvl>
+  </w:abstractNum>
+  <w:abstractNum w:abstractNumId="22" w15:restartNumberingAfterBreak="0">
     <w:nsid w:val="64001433"/>
     <w:multiLevelType w:val="hybridMultilevel"/>
     <w:tmpl w:val="72A81DB4"/>
@@ -961,14 +8461,682 @@
       </w:rPr>
     </w:lvl>
   </w:abstractNum>
+  <w:abstractNum w:abstractNumId="23" w15:restartNumberingAfterBreak="0">
+    <w:nsid w:val="66D674F5"/>
+    <w:multiLevelType w:val="multilevel"/>
+    <w:tmpl w:val="68DC54DC"/>
+    <w:lvl w:ilvl="0">
+      <w:start w:val="1"/>
+      <w:numFmt w:val="bullet"/>
+      <w:lvlText w:val=""/>
+      <w:lvlJc w:val="left"/>
+      <w:pPr>
+        <w:tabs>
+          <w:tab w:val="num" w:pos="720"/>
+        </w:tabs>
+        <w:ind w:left="720" w:hanging="360"/>
+      </w:pPr>
+      <w:rPr>
+        <w:rFonts w:ascii="Symbol" w:hAnsi="Symbol" w:hint="default"/>
+        <w:sz w:val="20"/>
+      </w:rPr>
+    </w:lvl>
+    <w:lvl w:ilvl="1" w:tentative="1">
+      <w:start w:val="1"/>
+      <w:numFmt w:val="bullet"/>
+      <w:lvlText w:val="o"/>
+      <w:lvlJc w:val="left"/>
+      <w:pPr>
+        <w:tabs>
+          <w:tab w:val="num" w:pos="1440"/>
+        </w:tabs>
+        <w:ind w:left="1440" w:hanging="360"/>
+      </w:pPr>
+      <w:rPr>
+        <w:rFonts w:ascii="Courier New" w:hAnsi="Courier New" w:hint="default"/>
+        <w:sz w:val="20"/>
+      </w:rPr>
+    </w:lvl>
+    <w:lvl w:ilvl="2" w:tentative="1">
+      <w:start w:val="1"/>
+      <w:numFmt w:val="bullet"/>
+      <w:lvlText w:val=""/>
+      <w:lvlJc w:val="left"/>
+      <w:pPr>
+        <w:tabs>
+          <w:tab w:val="num" w:pos="2160"/>
+        </w:tabs>
+        <w:ind w:left="2160" w:hanging="360"/>
+      </w:pPr>
+      <w:rPr>
+        <w:rFonts w:ascii="Wingdings" w:hAnsi="Wingdings" w:hint="default"/>
+        <w:sz w:val="20"/>
+      </w:rPr>
+    </w:lvl>
+    <w:lvl w:ilvl="3" w:tentative="1">
+      <w:start w:val="1"/>
+      <w:numFmt w:val="bullet"/>
+      <w:lvlText w:val=""/>
+      <w:lvlJc w:val="left"/>
+      <w:pPr>
+        <w:tabs>
+          <w:tab w:val="num" w:pos="2880"/>
+        </w:tabs>
+        <w:ind w:left="2880" w:hanging="360"/>
+      </w:pPr>
+      <w:rPr>
+        <w:rFonts w:ascii="Wingdings" w:hAnsi="Wingdings" w:hint="default"/>
+        <w:sz w:val="20"/>
+      </w:rPr>
+    </w:lvl>
+    <w:lvl w:ilvl="4" w:tentative="1">
+      <w:start w:val="1"/>
+      <w:numFmt w:val="bullet"/>
+      <w:lvlText w:val=""/>
+      <w:lvlJc w:val="left"/>
+      <w:pPr>
+        <w:tabs>
+          <w:tab w:val="num" w:pos="3600"/>
+        </w:tabs>
+        <w:ind w:left="3600" w:hanging="360"/>
+      </w:pPr>
+      <w:rPr>
+        <w:rFonts w:ascii="Wingdings" w:hAnsi="Wingdings" w:hint="default"/>
+        <w:sz w:val="20"/>
+      </w:rPr>
+    </w:lvl>
+    <w:lvl w:ilvl="5" w:tentative="1">
+      <w:start w:val="1"/>
+      <w:numFmt w:val="bullet"/>
+      <w:lvlText w:val=""/>
+      <w:lvlJc w:val="left"/>
+      <w:pPr>
+        <w:tabs>
+          <w:tab w:val="num" w:pos="4320"/>
+        </w:tabs>
+        <w:ind w:left="4320" w:hanging="360"/>
+      </w:pPr>
+      <w:rPr>
+        <w:rFonts w:ascii="Wingdings" w:hAnsi="Wingdings" w:hint="default"/>
+        <w:sz w:val="20"/>
+      </w:rPr>
+    </w:lvl>
+    <w:lvl w:ilvl="6" w:tentative="1">
+      <w:start w:val="1"/>
+      <w:numFmt w:val="bullet"/>
+      <w:lvlText w:val=""/>
+      <w:lvlJc w:val="left"/>
+      <w:pPr>
+        <w:tabs>
+          <w:tab w:val="num" w:pos="5040"/>
+        </w:tabs>
+        <w:ind w:left="5040" w:hanging="360"/>
+      </w:pPr>
+      <w:rPr>
+        <w:rFonts w:ascii="Wingdings" w:hAnsi="Wingdings" w:hint="default"/>
+        <w:sz w:val="20"/>
+      </w:rPr>
+    </w:lvl>
+    <w:lvl w:ilvl="7" w:tentative="1">
+      <w:start w:val="1"/>
+      <w:numFmt w:val="bullet"/>
+      <w:lvlText w:val=""/>
+      <w:lvlJc w:val="left"/>
+      <w:pPr>
+        <w:tabs>
+          <w:tab w:val="num" w:pos="5760"/>
+        </w:tabs>
+        <w:ind w:left="5760" w:hanging="360"/>
+      </w:pPr>
+      <w:rPr>
+        <w:rFonts w:ascii="Wingdings" w:hAnsi="Wingdings" w:hint="default"/>
+        <w:sz w:val="20"/>
+      </w:rPr>
+    </w:lvl>
+    <w:lvl w:ilvl="8" w:tentative="1">
+      <w:start w:val="1"/>
+      <w:numFmt w:val="bullet"/>
+      <w:lvlText w:val=""/>
+      <w:lvlJc w:val="left"/>
+      <w:pPr>
+        <w:tabs>
+          <w:tab w:val="num" w:pos="6480"/>
+        </w:tabs>
+        <w:ind w:left="6480" w:hanging="360"/>
+      </w:pPr>
+      <w:rPr>
+        <w:rFonts w:ascii="Wingdings" w:hAnsi="Wingdings" w:hint="default"/>
+        <w:sz w:val="20"/>
+      </w:rPr>
+    </w:lvl>
+  </w:abstractNum>
+  <w:abstractNum w:abstractNumId="24" w15:restartNumberingAfterBreak="0">
+    <w:nsid w:val="69273E02"/>
+    <w:multiLevelType w:val="multilevel"/>
+    <w:tmpl w:val="09625524"/>
+    <w:lvl w:ilvl="0">
+      <w:start w:val="1"/>
+      <w:numFmt w:val="bullet"/>
+      <w:lvlText w:val=""/>
+      <w:lvlJc w:val="left"/>
+      <w:pPr>
+        <w:tabs>
+          <w:tab w:val="num" w:pos="720"/>
+        </w:tabs>
+        <w:ind w:left="720" w:hanging="360"/>
+      </w:pPr>
+      <w:rPr>
+        <w:rFonts w:ascii="Symbol" w:hAnsi="Symbol" w:hint="default"/>
+        <w:sz w:val="20"/>
+      </w:rPr>
+    </w:lvl>
+    <w:lvl w:ilvl="1" w:tentative="1">
+      <w:start w:val="1"/>
+      <w:numFmt w:val="bullet"/>
+      <w:lvlText w:val="o"/>
+      <w:lvlJc w:val="left"/>
+      <w:pPr>
+        <w:tabs>
+          <w:tab w:val="num" w:pos="1440"/>
+        </w:tabs>
+        <w:ind w:left="1440" w:hanging="360"/>
+      </w:pPr>
+      <w:rPr>
+        <w:rFonts w:ascii="Courier New" w:hAnsi="Courier New" w:hint="default"/>
+        <w:sz w:val="20"/>
+      </w:rPr>
+    </w:lvl>
+    <w:lvl w:ilvl="2" w:tentative="1">
+      <w:start w:val="1"/>
+      <w:numFmt w:val="bullet"/>
+      <w:lvlText w:val=""/>
+      <w:lvlJc w:val="left"/>
+      <w:pPr>
+        <w:tabs>
+          <w:tab w:val="num" w:pos="2160"/>
+        </w:tabs>
+        <w:ind w:left="2160" w:hanging="360"/>
+      </w:pPr>
+      <w:rPr>
+        <w:rFonts w:ascii="Wingdings" w:hAnsi="Wingdings" w:hint="default"/>
+        <w:sz w:val="20"/>
+      </w:rPr>
+    </w:lvl>
+    <w:lvl w:ilvl="3" w:tentative="1">
+      <w:start w:val="1"/>
+      <w:numFmt w:val="bullet"/>
+      <w:lvlText w:val=""/>
+      <w:lvlJc w:val="left"/>
+      <w:pPr>
+        <w:tabs>
+          <w:tab w:val="num" w:pos="2880"/>
+        </w:tabs>
+        <w:ind w:left="2880" w:hanging="360"/>
+      </w:pPr>
+      <w:rPr>
+        <w:rFonts w:ascii="Wingdings" w:hAnsi="Wingdings" w:hint="default"/>
+        <w:sz w:val="20"/>
+      </w:rPr>
+    </w:lvl>
+    <w:lvl w:ilvl="4" w:tentative="1">
+      <w:start w:val="1"/>
+      <w:numFmt w:val="bullet"/>
+      <w:lvlText w:val=""/>
+      <w:lvlJc w:val="left"/>
+      <w:pPr>
+        <w:tabs>
+          <w:tab w:val="num" w:pos="3600"/>
+        </w:tabs>
+        <w:ind w:left="3600" w:hanging="360"/>
+      </w:pPr>
+      <w:rPr>
+        <w:rFonts w:ascii="Wingdings" w:hAnsi="Wingdings" w:hint="default"/>
+        <w:sz w:val="20"/>
+      </w:rPr>
+    </w:lvl>
+    <w:lvl w:ilvl="5" w:tentative="1">
+      <w:start w:val="1"/>
+      <w:numFmt w:val="bullet"/>
+      <w:lvlText w:val=""/>
+      <w:lvlJc w:val="left"/>
+      <w:pPr>
+        <w:tabs>
+          <w:tab w:val="num" w:pos="4320"/>
+        </w:tabs>
+        <w:ind w:left="4320" w:hanging="360"/>
+      </w:pPr>
+      <w:rPr>
+        <w:rFonts w:ascii="Wingdings" w:hAnsi="Wingdings" w:hint="default"/>
+        <w:sz w:val="20"/>
+      </w:rPr>
+    </w:lvl>
+    <w:lvl w:ilvl="6" w:tentative="1">
+      <w:start w:val="1"/>
+      <w:numFmt w:val="bullet"/>
+      <w:lvlText w:val=""/>
+      <w:lvlJc w:val="left"/>
+      <w:pPr>
+        <w:tabs>
+          <w:tab w:val="num" w:pos="5040"/>
+        </w:tabs>
+        <w:ind w:left="5040" w:hanging="360"/>
+      </w:pPr>
+      <w:rPr>
+        <w:rFonts w:ascii="Wingdings" w:hAnsi="Wingdings" w:hint="default"/>
+        <w:sz w:val="20"/>
+      </w:rPr>
+    </w:lvl>
+    <w:lvl w:ilvl="7" w:tentative="1">
+      <w:start w:val="1"/>
+      <w:numFmt w:val="bullet"/>
+      <w:lvlText w:val=""/>
+      <w:lvlJc w:val="left"/>
+      <w:pPr>
+        <w:tabs>
+          <w:tab w:val="num" w:pos="5760"/>
+        </w:tabs>
+        <w:ind w:left="5760" w:hanging="360"/>
+      </w:pPr>
+      <w:rPr>
+        <w:rFonts w:ascii="Wingdings" w:hAnsi="Wingdings" w:hint="default"/>
+        <w:sz w:val="20"/>
+      </w:rPr>
+    </w:lvl>
+    <w:lvl w:ilvl="8" w:tentative="1">
+      <w:start w:val="1"/>
+      <w:numFmt w:val="bullet"/>
+      <w:lvlText w:val=""/>
+      <w:lvlJc w:val="left"/>
+      <w:pPr>
+        <w:tabs>
+          <w:tab w:val="num" w:pos="6480"/>
+        </w:tabs>
+        <w:ind w:left="6480" w:hanging="360"/>
+      </w:pPr>
+      <w:rPr>
+        <w:rFonts w:ascii="Wingdings" w:hAnsi="Wingdings" w:hint="default"/>
+        <w:sz w:val="20"/>
+      </w:rPr>
+    </w:lvl>
+  </w:abstractNum>
+  <w:abstractNum w:abstractNumId="25" w15:restartNumberingAfterBreak="0">
+    <w:nsid w:val="750A5AF9"/>
+    <w:multiLevelType w:val="multilevel"/>
+    <w:tmpl w:val="AEDCB50E"/>
+    <w:lvl w:ilvl="0">
+      <w:start w:val="1"/>
+      <w:numFmt w:val="bullet"/>
+      <w:lvlText w:val=""/>
+      <w:lvlJc w:val="left"/>
+      <w:pPr>
+        <w:tabs>
+          <w:tab w:val="num" w:pos="720"/>
+        </w:tabs>
+        <w:ind w:left="720" w:hanging="360"/>
+      </w:pPr>
+      <w:rPr>
+        <w:rFonts w:ascii="Symbol" w:hAnsi="Symbol" w:hint="default"/>
+        <w:sz w:val="20"/>
+      </w:rPr>
+    </w:lvl>
+    <w:lvl w:ilvl="1" w:tentative="1">
+      <w:start w:val="1"/>
+      <w:numFmt w:val="bullet"/>
+      <w:lvlText w:val="o"/>
+      <w:lvlJc w:val="left"/>
+      <w:pPr>
+        <w:tabs>
+          <w:tab w:val="num" w:pos="1440"/>
+        </w:tabs>
+        <w:ind w:left="1440" w:hanging="360"/>
+      </w:pPr>
+      <w:rPr>
+        <w:rFonts w:ascii="Courier New" w:hAnsi="Courier New" w:hint="default"/>
+        <w:sz w:val="20"/>
+      </w:rPr>
+    </w:lvl>
+    <w:lvl w:ilvl="2" w:tentative="1">
+      <w:start w:val="1"/>
+      <w:numFmt w:val="bullet"/>
+      <w:lvlText w:val=""/>
+      <w:lvlJc w:val="left"/>
+      <w:pPr>
+        <w:tabs>
+          <w:tab w:val="num" w:pos="2160"/>
+        </w:tabs>
+        <w:ind w:left="2160" w:hanging="360"/>
+      </w:pPr>
+      <w:rPr>
+        <w:rFonts w:ascii="Wingdings" w:hAnsi="Wingdings" w:hint="default"/>
+        <w:sz w:val="20"/>
+      </w:rPr>
+    </w:lvl>
+    <w:lvl w:ilvl="3" w:tentative="1">
+      <w:start w:val="1"/>
+      <w:numFmt w:val="bullet"/>
+      <w:lvlText w:val=""/>
+      <w:lvlJc w:val="left"/>
+      <w:pPr>
+        <w:tabs>
+          <w:tab w:val="num" w:pos="2880"/>
+        </w:tabs>
+        <w:ind w:left="2880" w:hanging="360"/>
+      </w:pPr>
+      <w:rPr>
+        <w:rFonts w:ascii="Wingdings" w:hAnsi="Wingdings" w:hint="default"/>
+        <w:sz w:val="20"/>
+      </w:rPr>
+    </w:lvl>
+    <w:lvl w:ilvl="4" w:tentative="1">
+      <w:start w:val="1"/>
+      <w:numFmt w:val="bullet"/>
+      <w:lvlText w:val=""/>
+      <w:lvlJc w:val="left"/>
+      <w:pPr>
+        <w:tabs>
+          <w:tab w:val="num" w:pos="3600"/>
+        </w:tabs>
+        <w:ind w:left="3600" w:hanging="360"/>
+      </w:pPr>
+      <w:rPr>
+        <w:rFonts w:ascii="Wingdings" w:hAnsi="Wingdings" w:hint="default"/>
+        <w:sz w:val="20"/>
+      </w:rPr>
+    </w:lvl>
+    <w:lvl w:ilvl="5" w:tentative="1">
+      <w:start w:val="1"/>
+      <w:numFmt w:val="bullet"/>
+      <w:lvlText w:val=""/>
+      <w:lvlJc w:val="left"/>
+      <w:pPr>
+        <w:tabs>
+          <w:tab w:val="num" w:pos="4320"/>
+        </w:tabs>
+        <w:ind w:left="4320" w:hanging="360"/>
+      </w:pPr>
+      <w:rPr>
+        <w:rFonts w:ascii="Wingdings" w:hAnsi="Wingdings" w:hint="default"/>
+        <w:sz w:val="20"/>
+      </w:rPr>
+    </w:lvl>
+    <w:lvl w:ilvl="6" w:tentative="1">
+      <w:start w:val="1"/>
+      <w:numFmt w:val="bullet"/>
+      <w:lvlText w:val=""/>
+      <w:lvlJc w:val="left"/>
+      <w:pPr>
+        <w:tabs>
+          <w:tab w:val="num" w:pos="5040"/>
+        </w:tabs>
+        <w:ind w:left="5040" w:hanging="360"/>
+      </w:pPr>
+      <w:rPr>
+        <w:rFonts w:ascii="Wingdings" w:hAnsi="Wingdings" w:hint="default"/>
+        <w:sz w:val="20"/>
+      </w:rPr>
+    </w:lvl>
+    <w:lvl w:ilvl="7" w:tentative="1">
+      <w:start w:val="1"/>
+      <w:numFmt w:val="bullet"/>
+      <w:lvlText w:val=""/>
+      <w:lvlJc w:val="left"/>
+      <w:pPr>
+        <w:tabs>
+          <w:tab w:val="num" w:pos="5760"/>
+        </w:tabs>
+        <w:ind w:left="5760" w:hanging="360"/>
+      </w:pPr>
+      <w:rPr>
+        <w:rFonts w:ascii="Wingdings" w:hAnsi="Wingdings" w:hint="default"/>
+        <w:sz w:val="20"/>
+      </w:rPr>
+    </w:lvl>
+    <w:lvl w:ilvl="8" w:tentative="1">
+      <w:start w:val="1"/>
+      <w:numFmt w:val="bullet"/>
+      <w:lvlText w:val=""/>
+      <w:lvlJc w:val="left"/>
+      <w:pPr>
+        <w:tabs>
+          <w:tab w:val="num" w:pos="6480"/>
+        </w:tabs>
+        <w:ind w:left="6480" w:hanging="360"/>
+      </w:pPr>
+      <w:rPr>
+        <w:rFonts w:ascii="Wingdings" w:hAnsi="Wingdings" w:hint="default"/>
+        <w:sz w:val="20"/>
+      </w:rPr>
+    </w:lvl>
+  </w:abstractNum>
+  <w:abstractNum w:abstractNumId="26" w15:restartNumberingAfterBreak="0">
+    <w:nsid w:val="7ED465BA"/>
+    <w:multiLevelType w:val="multilevel"/>
+    <w:tmpl w:val="C5CE158E"/>
+    <w:lvl w:ilvl="0">
+      <w:start w:val="1"/>
+      <w:numFmt w:val="bullet"/>
+      <w:lvlText w:val=""/>
+      <w:lvlJc w:val="left"/>
+      <w:pPr>
+        <w:tabs>
+          <w:tab w:val="num" w:pos="720"/>
+        </w:tabs>
+        <w:ind w:left="720" w:hanging="360"/>
+      </w:pPr>
+      <w:rPr>
+        <w:rFonts w:ascii="Symbol" w:hAnsi="Symbol" w:hint="default"/>
+        <w:sz w:val="20"/>
+      </w:rPr>
+    </w:lvl>
+    <w:lvl w:ilvl="1" w:tentative="1">
+      <w:start w:val="1"/>
+      <w:numFmt w:val="bullet"/>
+      <w:lvlText w:val="o"/>
+      <w:lvlJc w:val="left"/>
+      <w:pPr>
+        <w:tabs>
+          <w:tab w:val="num" w:pos="1440"/>
+        </w:tabs>
+        <w:ind w:left="1440" w:hanging="360"/>
+      </w:pPr>
+      <w:rPr>
+        <w:rFonts w:ascii="Courier New" w:hAnsi="Courier New" w:hint="default"/>
+        <w:sz w:val="20"/>
+      </w:rPr>
+    </w:lvl>
+    <w:lvl w:ilvl="2" w:tentative="1">
+      <w:start w:val="1"/>
+      <w:numFmt w:val="bullet"/>
+      <w:lvlText w:val=""/>
+      <w:lvlJc w:val="left"/>
+      <w:pPr>
+        <w:tabs>
+          <w:tab w:val="num" w:pos="2160"/>
+        </w:tabs>
+        <w:ind w:left="2160" w:hanging="360"/>
+      </w:pPr>
+      <w:rPr>
+        <w:rFonts w:ascii="Wingdings" w:hAnsi="Wingdings" w:hint="default"/>
+        <w:sz w:val="20"/>
+      </w:rPr>
+    </w:lvl>
+    <w:lvl w:ilvl="3" w:tentative="1">
+      <w:start w:val="1"/>
+      <w:numFmt w:val="bullet"/>
+      <w:lvlText w:val=""/>
+      <w:lvlJc w:val="left"/>
+      <w:pPr>
+        <w:tabs>
+          <w:tab w:val="num" w:pos="2880"/>
+        </w:tabs>
+        <w:ind w:left="2880" w:hanging="360"/>
+      </w:pPr>
+      <w:rPr>
+        <w:rFonts w:ascii="Wingdings" w:hAnsi="Wingdings" w:hint="default"/>
+        <w:sz w:val="20"/>
+      </w:rPr>
+    </w:lvl>
+    <w:lvl w:ilvl="4" w:tentative="1">
+      <w:start w:val="1"/>
+      <w:numFmt w:val="bullet"/>
+      <w:lvlText w:val=""/>
+      <w:lvlJc w:val="left"/>
+      <w:pPr>
+        <w:tabs>
+          <w:tab w:val="num" w:pos="3600"/>
+        </w:tabs>
+        <w:ind w:left="3600" w:hanging="360"/>
+      </w:pPr>
+      <w:rPr>
+        <w:rFonts w:ascii="Wingdings" w:hAnsi="Wingdings" w:hint="default"/>
+        <w:sz w:val="20"/>
+      </w:rPr>
+    </w:lvl>
+    <w:lvl w:ilvl="5" w:tentative="1">
+      <w:start w:val="1"/>
+      <w:numFmt w:val="bullet"/>
+      <w:lvlText w:val=""/>
+      <w:lvlJc w:val="left"/>
+      <w:pPr>
+        <w:tabs>
+          <w:tab w:val="num" w:pos="4320"/>
+        </w:tabs>
+        <w:ind w:left="4320" w:hanging="360"/>
+      </w:pPr>
+      <w:rPr>
+        <w:rFonts w:ascii="Wingdings" w:hAnsi="Wingdings" w:hint="default"/>
+        <w:sz w:val="20"/>
+      </w:rPr>
+    </w:lvl>
+    <w:lvl w:ilvl="6" w:tentative="1">
+      <w:start w:val="1"/>
+      <w:numFmt w:val="bullet"/>
+      <w:lvlText w:val=""/>
+      <w:lvlJc w:val="left"/>
+      <w:pPr>
+        <w:tabs>
+          <w:tab w:val="num" w:pos="5040"/>
+        </w:tabs>
+        <w:ind w:left="5040" w:hanging="360"/>
+      </w:pPr>
+      <w:rPr>
+        <w:rFonts w:ascii="Wingdings" w:hAnsi="Wingdings" w:hint="default"/>
+        <w:sz w:val="20"/>
+      </w:rPr>
+    </w:lvl>
+    <w:lvl w:ilvl="7" w:tentative="1">
+      <w:start w:val="1"/>
+      <w:numFmt w:val="bullet"/>
+      <w:lvlText w:val=""/>
+      <w:lvlJc w:val="left"/>
+      <w:pPr>
+        <w:tabs>
+          <w:tab w:val="num" w:pos="5760"/>
+        </w:tabs>
+        <w:ind w:left="5760" w:hanging="360"/>
+      </w:pPr>
+      <w:rPr>
+        <w:rFonts w:ascii="Wingdings" w:hAnsi="Wingdings" w:hint="default"/>
+        <w:sz w:val="20"/>
+      </w:rPr>
+    </w:lvl>
+    <w:lvl w:ilvl="8" w:tentative="1">
+      <w:start w:val="1"/>
+      <w:numFmt w:val="bullet"/>
+      <w:lvlText w:val=""/>
+      <w:lvlJc w:val="left"/>
+      <w:pPr>
+        <w:tabs>
+          <w:tab w:val="num" w:pos="6480"/>
+        </w:tabs>
+        <w:ind w:left="6480" w:hanging="360"/>
+      </w:pPr>
+      <w:rPr>
+        <w:rFonts w:ascii="Wingdings" w:hAnsi="Wingdings" w:hint="default"/>
+        <w:sz w:val="20"/>
+      </w:rPr>
+    </w:lvl>
+  </w:abstractNum>
   <w:num w:numId="1" w16cid:durableId="1466387608">
+    <w:abstractNumId w:val="7"/>
+  </w:num>
+  <w:num w:numId="2" w16cid:durableId="864097862">
+    <w:abstractNumId w:val="20"/>
+  </w:num>
+  <w:num w:numId="3" w16cid:durableId="30153737">
+    <w:abstractNumId w:val="22"/>
+  </w:num>
+  <w:num w:numId="4" w16cid:durableId="928269099">
+    <w:abstractNumId w:val="25"/>
+  </w:num>
+  <w:num w:numId="5" w16cid:durableId="118571924">
+    <w:abstractNumId w:val="2"/>
+  </w:num>
+  <w:num w:numId="6" w16cid:durableId="718165361">
+    <w:abstractNumId w:val="10"/>
+  </w:num>
+  <w:num w:numId="7" w16cid:durableId="1421753242">
+    <w:abstractNumId w:val="4"/>
+  </w:num>
+  <w:num w:numId="8" w16cid:durableId="429155903">
+    <w:abstractNumId w:val="11"/>
+  </w:num>
+  <w:num w:numId="9" w16cid:durableId="1628200232">
+    <w:abstractNumId w:val="17"/>
+  </w:num>
+  <w:num w:numId="10" w16cid:durableId="487601357">
+    <w:abstractNumId w:val="1"/>
+  </w:num>
+  <w:num w:numId="11" w16cid:durableId="29231389">
+    <w:abstractNumId w:val="16"/>
+  </w:num>
+  <w:num w:numId="12" w16cid:durableId="698551602">
+    <w:abstractNumId w:val="14"/>
+  </w:num>
+  <w:num w:numId="13" w16cid:durableId="196238938">
+    <w:abstractNumId w:val="21"/>
+  </w:num>
+  <w:num w:numId="14" w16cid:durableId="2080127729">
+    <w:abstractNumId w:val="23"/>
+  </w:num>
+  <w:num w:numId="15" w16cid:durableId="782724148">
+    <w:abstractNumId w:val="26"/>
+  </w:num>
+  <w:num w:numId="16" w16cid:durableId="166093872">
+    <w:abstractNumId w:val="19"/>
+  </w:num>
+  <w:num w:numId="17" w16cid:durableId="770397099">
+    <w:abstractNumId w:val="15"/>
+  </w:num>
+  <w:num w:numId="18" w16cid:durableId="1309359241">
+    <w:abstractNumId w:val="3"/>
+  </w:num>
+  <w:num w:numId="19" w16cid:durableId="1744909901">
     <w:abstractNumId w:val="0"/>
   </w:num>
-  <w:num w:numId="2" w16cid:durableId="864097862">
-    <w:abstractNumId w:val="1"/>
+  <w:num w:numId="20" w16cid:durableId="1585189249">
+    <w:abstractNumId w:val="24"/>
   </w:num>
-  <w:num w:numId="3" w16cid:durableId="30153737">
-    <w:abstractNumId w:val="2"/>
+  <w:num w:numId="21" w16cid:durableId="278728950">
+    <w:abstractNumId w:val="5"/>
+  </w:num>
+  <w:num w:numId="22" w16cid:durableId="407962651">
+    <w:abstractNumId w:val="18"/>
+  </w:num>
+  <w:num w:numId="23" w16cid:durableId="1928877202">
+    <w:abstractNumId w:val="13"/>
+  </w:num>
+  <w:num w:numId="24" w16cid:durableId="1034765352">
+    <w:abstractNumId w:val="9"/>
+  </w:num>
+  <w:num w:numId="25" w16cid:durableId="806632779">
+    <w:abstractNumId w:val="8"/>
+  </w:num>
+  <w:num w:numId="26" w16cid:durableId="1668098940">
+    <w:abstractNumId w:val="6"/>
+  </w:num>
+  <w:num w:numId="27" w16cid:durableId="1359745081">
+    <w:abstractNumId w:val="12"/>
   </w:num>
 </w:numbering>
 </file>

--- a/p12-rt-ad-personalization-platform/docs/1. Problem Definition.docx
+++ b/p12-rt-ad-personalization-platform/docs/1. Problem Definition.docx
@@ -45,7 +45,13 @@
               <w:tab w:val="right" w:leader="dot" w:pos="9742"/>
             </w:tabs>
             <w:rPr>
+              <w:rFonts w:eastAsiaTheme="minorEastAsia"/>
               <w:noProof/>
+              <w:kern w:val="2"/>
+              <w:sz w:val="24"/>
+              <w:szCs w:val="24"/>
+              <w:lang w:eastAsia="en-IN" w:bidi="kn-IN"/>
+              <w14:ligatures w14:val="standardContextual"/>
             </w:rPr>
           </w:pPr>
           <w:r>
@@ -57,7 +63,7 @@
           <w:r>
             <w:fldChar w:fldCharType="separate"/>
           </w:r>
-          <w:hyperlink w:anchor="_Toc230036691" w:history="1">
+          <w:hyperlink w:anchor="_Toc231254046" w:history="1">
             <w:r>
               <w:rPr>
                 <w:rStyle w:val="Hyperlink"/>
@@ -84,7 +90,7 @@
                 <w:noProof/>
                 <w:webHidden/>
               </w:rPr>
-              <w:instrText xml:space="preserve"> PAGEREF _Toc230036691 \h </w:instrText>
+              <w:instrText xml:space="preserve"> PAGEREF _Toc231254046 \h </w:instrText>
             </w:r>
             <w:r>
               <w:rPr>
@@ -122,10 +128,16 @@
               <w:tab w:val="right" w:leader="dot" w:pos="9742"/>
             </w:tabs>
             <w:rPr>
+              <w:rFonts w:eastAsiaTheme="minorEastAsia"/>
               <w:noProof/>
+              <w:kern w:val="2"/>
+              <w:sz w:val="24"/>
+              <w:szCs w:val="24"/>
+              <w:lang w:eastAsia="en-IN" w:bidi="kn-IN"/>
+              <w14:ligatures w14:val="standardContextual"/>
             </w:rPr>
           </w:pPr>
-          <w:hyperlink w:anchor="_Toc230036692" w:history="1">
+          <w:hyperlink w:anchor="_Toc231254047" w:history="1">
             <w:r>
               <w:rPr>
                 <w:rStyle w:val="Hyperlink"/>
@@ -152,7 +164,7 @@
                 <w:noProof/>
                 <w:webHidden/>
               </w:rPr>
-              <w:instrText xml:space="preserve"> PAGEREF _Toc230036692 \h </w:instrText>
+              <w:instrText xml:space="preserve"> PAGEREF _Toc231254047 \h </w:instrText>
             </w:r>
             <w:r>
               <w:rPr>
@@ -190,10 +202,16 @@
               <w:tab w:val="right" w:leader="dot" w:pos="9742"/>
             </w:tabs>
             <w:rPr>
+              <w:rFonts w:eastAsiaTheme="minorEastAsia"/>
               <w:noProof/>
+              <w:kern w:val="2"/>
+              <w:sz w:val="24"/>
+              <w:szCs w:val="24"/>
+              <w:lang w:eastAsia="en-IN" w:bidi="kn-IN"/>
+              <w14:ligatures w14:val="standardContextual"/>
             </w:rPr>
           </w:pPr>
-          <w:hyperlink w:anchor="_Toc230036693" w:history="1">
+          <w:hyperlink w:anchor="_Toc231254048" w:history="1">
             <w:r>
               <w:rPr>
                 <w:rStyle w:val="Hyperlink"/>
@@ -220,7 +238,7 @@
                 <w:noProof/>
                 <w:webHidden/>
               </w:rPr>
-              <w:instrText xml:space="preserve"> PAGEREF _Toc230036693 \h </w:instrText>
+              <w:instrText xml:space="preserve"> PAGEREF _Toc231254048 \h </w:instrText>
             </w:r>
             <w:r>
               <w:rPr>
@@ -241,6 +259,746 @@
                 <w:webHidden/>
               </w:rPr>
               <w:t>4</w:t>
+            </w:r>
+            <w:r>
+              <w:rPr>
+                <w:noProof/>
+                <w:webHidden/>
+              </w:rPr>
+              <w:fldChar w:fldCharType="end"/>
+            </w:r>
+          </w:hyperlink>
+        </w:p>
+        <w:p>
+          <w:pPr>
+            <w:pStyle w:val="TOC1"/>
+            <w:tabs>
+              <w:tab w:val="right" w:leader="dot" w:pos="9742"/>
+            </w:tabs>
+            <w:rPr>
+              <w:rFonts w:eastAsiaTheme="minorEastAsia"/>
+              <w:noProof/>
+              <w:kern w:val="2"/>
+              <w:sz w:val="24"/>
+              <w:szCs w:val="24"/>
+              <w:lang w:eastAsia="en-IN" w:bidi="kn-IN"/>
+              <w14:ligatures w14:val="standardContextual"/>
+            </w:rPr>
+          </w:pPr>
+          <w:hyperlink w:anchor="_Toc231254049" w:history="1">
+            <w:r>
+              <w:rPr>
+                <w:rStyle w:val="Hyperlink"/>
+                <w:noProof/>
+              </w:rPr>
+              <w:t>4. Real-World Constraints</w:t>
+            </w:r>
+            <w:r>
+              <w:rPr>
+                <w:noProof/>
+                <w:webHidden/>
+              </w:rPr>
+              <w:tab/>
+            </w:r>
+            <w:r>
+              <w:rPr>
+                <w:noProof/>
+                <w:webHidden/>
+              </w:rPr>
+              <w:fldChar w:fldCharType="begin"/>
+            </w:r>
+            <w:r>
+              <w:rPr>
+                <w:noProof/>
+                <w:webHidden/>
+              </w:rPr>
+              <w:instrText xml:space="preserve"> PAGEREF _Toc231254049 \h </w:instrText>
+            </w:r>
+            <w:r>
+              <w:rPr>
+                <w:noProof/>
+                <w:webHidden/>
+              </w:rPr>
+            </w:r>
+            <w:r>
+              <w:rPr>
+                <w:noProof/>
+                <w:webHidden/>
+              </w:rPr>
+              <w:fldChar w:fldCharType="separate"/>
+            </w:r>
+            <w:r>
+              <w:rPr>
+                <w:noProof/>
+                <w:webHidden/>
+              </w:rPr>
+              <w:t>5</w:t>
+            </w:r>
+            <w:r>
+              <w:rPr>
+                <w:noProof/>
+                <w:webHidden/>
+              </w:rPr>
+              <w:fldChar w:fldCharType="end"/>
+            </w:r>
+          </w:hyperlink>
+        </w:p>
+        <w:p>
+          <w:pPr>
+            <w:pStyle w:val="TOC1"/>
+            <w:tabs>
+              <w:tab w:val="right" w:leader="dot" w:pos="9742"/>
+            </w:tabs>
+            <w:rPr>
+              <w:rFonts w:eastAsiaTheme="minorEastAsia"/>
+              <w:noProof/>
+              <w:kern w:val="2"/>
+              <w:sz w:val="24"/>
+              <w:szCs w:val="24"/>
+              <w:lang w:eastAsia="en-IN" w:bidi="kn-IN"/>
+              <w14:ligatures w14:val="standardContextual"/>
+            </w:rPr>
+          </w:pPr>
+          <w:hyperlink w:anchor="_Toc231254050" w:history="1">
+            <w:r>
+              <w:rPr>
+                <w:rStyle w:val="Hyperlink"/>
+                <w:noProof/>
+              </w:rPr>
+              <w:t>5. Business KPIs</w:t>
+            </w:r>
+            <w:r>
+              <w:rPr>
+                <w:noProof/>
+                <w:webHidden/>
+              </w:rPr>
+              <w:tab/>
+            </w:r>
+            <w:r>
+              <w:rPr>
+                <w:noProof/>
+                <w:webHidden/>
+              </w:rPr>
+              <w:fldChar w:fldCharType="begin"/>
+            </w:r>
+            <w:r>
+              <w:rPr>
+                <w:noProof/>
+                <w:webHidden/>
+              </w:rPr>
+              <w:instrText xml:space="preserve"> PAGEREF _Toc231254050 \h </w:instrText>
+            </w:r>
+            <w:r>
+              <w:rPr>
+                <w:noProof/>
+                <w:webHidden/>
+              </w:rPr>
+            </w:r>
+            <w:r>
+              <w:rPr>
+                <w:noProof/>
+                <w:webHidden/>
+              </w:rPr>
+              <w:fldChar w:fldCharType="separate"/>
+            </w:r>
+            <w:r>
+              <w:rPr>
+                <w:noProof/>
+                <w:webHidden/>
+              </w:rPr>
+              <w:t>6</w:t>
+            </w:r>
+            <w:r>
+              <w:rPr>
+                <w:noProof/>
+                <w:webHidden/>
+              </w:rPr>
+              <w:fldChar w:fldCharType="end"/>
+            </w:r>
+          </w:hyperlink>
+        </w:p>
+        <w:p>
+          <w:pPr>
+            <w:pStyle w:val="TOC1"/>
+            <w:tabs>
+              <w:tab w:val="right" w:leader="dot" w:pos="9742"/>
+            </w:tabs>
+            <w:rPr>
+              <w:rFonts w:eastAsiaTheme="minorEastAsia"/>
+              <w:noProof/>
+              <w:kern w:val="2"/>
+              <w:sz w:val="24"/>
+              <w:szCs w:val="24"/>
+              <w:lang w:eastAsia="en-IN" w:bidi="kn-IN"/>
+              <w14:ligatures w14:val="standardContextual"/>
+            </w:rPr>
+          </w:pPr>
+          <w:hyperlink w:anchor="_Toc231254051" w:history="1">
+            <w:r>
+              <w:rPr>
+                <w:rStyle w:val="Hyperlink"/>
+                <w:noProof/>
+              </w:rPr>
+              <w:t>6. Functional Requirements</w:t>
+            </w:r>
+            <w:r>
+              <w:rPr>
+                <w:noProof/>
+                <w:webHidden/>
+              </w:rPr>
+              <w:tab/>
+            </w:r>
+            <w:r>
+              <w:rPr>
+                <w:noProof/>
+                <w:webHidden/>
+              </w:rPr>
+              <w:fldChar w:fldCharType="begin"/>
+            </w:r>
+            <w:r>
+              <w:rPr>
+                <w:noProof/>
+                <w:webHidden/>
+              </w:rPr>
+              <w:instrText xml:space="preserve"> PAGEREF _Toc231254051 \h </w:instrText>
+            </w:r>
+            <w:r>
+              <w:rPr>
+                <w:noProof/>
+                <w:webHidden/>
+              </w:rPr>
+            </w:r>
+            <w:r>
+              <w:rPr>
+                <w:noProof/>
+                <w:webHidden/>
+              </w:rPr>
+              <w:fldChar w:fldCharType="separate"/>
+            </w:r>
+            <w:r>
+              <w:rPr>
+                <w:noProof/>
+                <w:webHidden/>
+              </w:rPr>
+              <w:t>7</w:t>
+            </w:r>
+            <w:r>
+              <w:rPr>
+                <w:noProof/>
+                <w:webHidden/>
+              </w:rPr>
+              <w:fldChar w:fldCharType="end"/>
+            </w:r>
+          </w:hyperlink>
+        </w:p>
+        <w:p>
+          <w:pPr>
+            <w:pStyle w:val="TOC1"/>
+            <w:tabs>
+              <w:tab w:val="right" w:leader="dot" w:pos="9742"/>
+            </w:tabs>
+            <w:rPr>
+              <w:rFonts w:eastAsiaTheme="minorEastAsia"/>
+              <w:noProof/>
+              <w:kern w:val="2"/>
+              <w:sz w:val="24"/>
+              <w:szCs w:val="24"/>
+              <w:lang w:eastAsia="en-IN" w:bidi="kn-IN"/>
+              <w14:ligatures w14:val="standardContextual"/>
+            </w:rPr>
+          </w:pPr>
+          <w:hyperlink w:anchor="_Toc231254052" w:history="1">
+            <w:r>
+              <w:rPr>
+                <w:rStyle w:val="Hyperlink"/>
+                <w:noProof/>
+              </w:rPr>
+              <w:t>7. Non-Functional Requirements (VERY Important)</w:t>
+            </w:r>
+            <w:r>
+              <w:rPr>
+                <w:noProof/>
+                <w:webHidden/>
+              </w:rPr>
+              <w:tab/>
+            </w:r>
+            <w:r>
+              <w:rPr>
+                <w:noProof/>
+                <w:webHidden/>
+              </w:rPr>
+              <w:fldChar w:fldCharType="begin"/>
+            </w:r>
+            <w:r>
+              <w:rPr>
+                <w:noProof/>
+                <w:webHidden/>
+              </w:rPr>
+              <w:instrText xml:space="preserve"> PAGEREF _Toc231254052 \h </w:instrText>
+            </w:r>
+            <w:r>
+              <w:rPr>
+                <w:noProof/>
+                <w:webHidden/>
+              </w:rPr>
+            </w:r>
+            <w:r>
+              <w:rPr>
+                <w:noProof/>
+                <w:webHidden/>
+              </w:rPr>
+              <w:fldChar w:fldCharType="separate"/>
+            </w:r>
+            <w:r>
+              <w:rPr>
+                <w:noProof/>
+                <w:webHidden/>
+              </w:rPr>
+              <w:t>8</w:t>
+            </w:r>
+            <w:r>
+              <w:rPr>
+                <w:noProof/>
+                <w:webHidden/>
+              </w:rPr>
+              <w:fldChar w:fldCharType="end"/>
+            </w:r>
+          </w:hyperlink>
+        </w:p>
+        <w:p>
+          <w:pPr>
+            <w:pStyle w:val="TOC1"/>
+            <w:tabs>
+              <w:tab w:val="right" w:leader="dot" w:pos="9742"/>
+            </w:tabs>
+            <w:rPr>
+              <w:rFonts w:eastAsiaTheme="minorEastAsia"/>
+              <w:noProof/>
+              <w:kern w:val="2"/>
+              <w:sz w:val="24"/>
+              <w:szCs w:val="24"/>
+              <w:lang w:eastAsia="en-IN" w:bidi="kn-IN"/>
+              <w14:ligatures w14:val="standardContextual"/>
+            </w:rPr>
+          </w:pPr>
+          <w:hyperlink w:anchor="_Toc231254053" w:history="1">
+            <w:r>
+              <w:rPr>
+                <w:rStyle w:val="Hyperlink"/>
+                <w:noProof/>
+              </w:rPr>
+              <w:t>8. Recommendation Strategy</w:t>
+            </w:r>
+            <w:r>
+              <w:rPr>
+                <w:noProof/>
+                <w:webHidden/>
+              </w:rPr>
+              <w:tab/>
+            </w:r>
+            <w:r>
+              <w:rPr>
+                <w:noProof/>
+                <w:webHidden/>
+              </w:rPr>
+              <w:fldChar w:fldCharType="begin"/>
+            </w:r>
+            <w:r>
+              <w:rPr>
+                <w:noProof/>
+                <w:webHidden/>
+              </w:rPr>
+              <w:instrText xml:space="preserve"> PAGEREF _Toc231254053 \h </w:instrText>
+            </w:r>
+            <w:r>
+              <w:rPr>
+                <w:noProof/>
+                <w:webHidden/>
+              </w:rPr>
+            </w:r>
+            <w:r>
+              <w:rPr>
+                <w:noProof/>
+                <w:webHidden/>
+              </w:rPr>
+              <w:fldChar w:fldCharType="separate"/>
+            </w:r>
+            <w:r>
+              <w:rPr>
+                <w:noProof/>
+                <w:webHidden/>
+              </w:rPr>
+              <w:t>9</w:t>
+            </w:r>
+            <w:r>
+              <w:rPr>
+                <w:noProof/>
+                <w:webHidden/>
+              </w:rPr>
+              <w:fldChar w:fldCharType="end"/>
+            </w:r>
+          </w:hyperlink>
+        </w:p>
+        <w:p>
+          <w:pPr>
+            <w:pStyle w:val="TOC1"/>
+            <w:tabs>
+              <w:tab w:val="right" w:leader="dot" w:pos="9742"/>
+            </w:tabs>
+            <w:rPr>
+              <w:rFonts w:eastAsiaTheme="minorEastAsia"/>
+              <w:noProof/>
+              <w:kern w:val="2"/>
+              <w:sz w:val="24"/>
+              <w:szCs w:val="24"/>
+              <w:lang w:eastAsia="en-IN" w:bidi="kn-IN"/>
+              <w14:ligatures w14:val="standardContextual"/>
+            </w:rPr>
+          </w:pPr>
+          <w:hyperlink w:anchor="_Toc231254054" w:history="1">
+            <w:r>
+              <w:rPr>
+                <w:rStyle w:val="Hyperlink"/>
+                <w:noProof/>
+              </w:rPr>
+              <w:t>9. Online vs Offline Architecture</w:t>
+            </w:r>
+            <w:r>
+              <w:rPr>
+                <w:noProof/>
+                <w:webHidden/>
+              </w:rPr>
+              <w:tab/>
+            </w:r>
+            <w:r>
+              <w:rPr>
+                <w:noProof/>
+                <w:webHidden/>
+              </w:rPr>
+              <w:fldChar w:fldCharType="begin"/>
+            </w:r>
+            <w:r>
+              <w:rPr>
+                <w:noProof/>
+                <w:webHidden/>
+              </w:rPr>
+              <w:instrText xml:space="preserve"> PAGEREF _Toc231254054 \h </w:instrText>
+            </w:r>
+            <w:r>
+              <w:rPr>
+                <w:noProof/>
+                <w:webHidden/>
+              </w:rPr>
+            </w:r>
+            <w:r>
+              <w:rPr>
+                <w:noProof/>
+                <w:webHidden/>
+              </w:rPr>
+              <w:fldChar w:fldCharType="separate"/>
+            </w:r>
+            <w:r>
+              <w:rPr>
+                <w:noProof/>
+                <w:webHidden/>
+              </w:rPr>
+              <w:t>11</w:t>
+            </w:r>
+            <w:r>
+              <w:rPr>
+                <w:noProof/>
+                <w:webHidden/>
+              </w:rPr>
+              <w:fldChar w:fldCharType="end"/>
+            </w:r>
+          </w:hyperlink>
+        </w:p>
+        <w:p>
+          <w:pPr>
+            <w:pStyle w:val="TOC1"/>
+            <w:tabs>
+              <w:tab w:val="right" w:leader="dot" w:pos="9742"/>
+            </w:tabs>
+            <w:rPr>
+              <w:rFonts w:eastAsiaTheme="minorEastAsia"/>
+              <w:noProof/>
+              <w:kern w:val="2"/>
+              <w:sz w:val="24"/>
+              <w:szCs w:val="24"/>
+              <w:lang w:eastAsia="en-IN" w:bidi="kn-IN"/>
+              <w14:ligatures w14:val="standardContextual"/>
+            </w:rPr>
+          </w:pPr>
+          <w:hyperlink w:anchor="_Toc231254055" w:history="1">
+            <w:r>
+              <w:rPr>
+                <w:rStyle w:val="Hyperlink"/>
+                <w:noProof/>
+              </w:rPr>
+              <w:t>10. System Boundaries (Critical)</w:t>
+            </w:r>
+            <w:r>
+              <w:rPr>
+                <w:noProof/>
+                <w:webHidden/>
+              </w:rPr>
+              <w:tab/>
+            </w:r>
+            <w:r>
+              <w:rPr>
+                <w:noProof/>
+                <w:webHidden/>
+              </w:rPr>
+              <w:fldChar w:fldCharType="begin"/>
+            </w:r>
+            <w:r>
+              <w:rPr>
+                <w:noProof/>
+                <w:webHidden/>
+              </w:rPr>
+              <w:instrText xml:space="preserve"> PAGEREF _Toc231254055 \h </w:instrText>
+            </w:r>
+            <w:r>
+              <w:rPr>
+                <w:noProof/>
+                <w:webHidden/>
+              </w:rPr>
+            </w:r>
+            <w:r>
+              <w:rPr>
+                <w:noProof/>
+                <w:webHidden/>
+              </w:rPr>
+              <w:fldChar w:fldCharType="separate"/>
+            </w:r>
+            <w:r>
+              <w:rPr>
+                <w:noProof/>
+                <w:webHidden/>
+              </w:rPr>
+              <w:t>12</w:t>
+            </w:r>
+            <w:r>
+              <w:rPr>
+                <w:noProof/>
+                <w:webHidden/>
+              </w:rPr>
+              <w:fldChar w:fldCharType="end"/>
+            </w:r>
+          </w:hyperlink>
+        </w:p>
+        <w:p>
+          <w:pPr>
+            <w:pStyle w:val="TOC1"/>
+            <w:tabs>
+              <w:tab w:val="right" w:leader="dot" w:pos="9742"/>
+            </w:tabs>
+            <w:rPr>
+              <w:rFonts w:eastAsiaTheme="minorEastAsia"/>
+              <w:noProof/>
+              <w:kern w:val="2"/>
+              <w:sz w:val="24"/>
+              <w:szCs w:val="24"/>
+              <w:lang w:eastAsia="en-IN" w:bidi="kn-IN"/>
+              <w14:ligatures w14:val="standardContextual"/>
+            </w:rPr>
+          </w:pPr>
+          <w:hyperlink w:anchor="_Toc231254056" w:history="1">
+            <w:r>
+              <w:rPr>
+                <w:rStyle w:val="Hyperlink"/>
+                <w:noProof/>
+              </w:rPr>
+              <w:t>11. Proposed User Journey</w:t>
+            </w:r>
+            <w:r>
+              <w:rPr>
+                <w:noProof/>
+                <w:webHidden/>
+              </w:rPr>
+              <w:tab/>
+            </w:r>
+            <w:r>
+              <w:rPr>
+                <w:noProof/>
+                <w:webHidden/>
+              </w:rPr>
+              <w:fldChar w:fldCharType="begin"/>
+            </w:r>
+            <w:r>
+              <w:rPr>
+                <w:noProof/>
+                <w:webHidden/>
+              </w:rPr>
+              <w:instrText xml:space="preserve"> PAGEREF _Toc231254056 \h </w:instrText>
+            </w:r>
+            <w:r>
+              <w:rPr>
+                <w:noProof/>
+                <w:webHidden/>
+              </w:rPr>
+            </w:r>
+            <w:r>
+              <w:rPr>
+                <w:noProof/>
+                <w:webHidden/>
+              </w:rPr>
+              <w:fldChar w:fldCharType="separate"/>
+            </w:r>
+            <w:r>
+              <w:rPr>
+                <w:noProof/>
+                <w:webHidden/>
+              </w:rPr>
+              <w:t>13</w:t>
+            </w:r>
+            <w:r>
+              <w:rPr>
+                <w:noProof/>
+                <w:webHidden/>
+              </w:rPr>
+              <w:fldChar w:fldCharType="end"/>
+            </w:r>
+          </w:hyperlink>
+        </w:p>
+        <w:p>
+          <w:pPr>
+            <w:pStyle w:val="TOC1"/>
+            <w:tabs>
+              <w:tab w:val="right" w:leader="dot" w:pos="9742"/>
+            </w:tabs>
+            <w:rPr>
+              <w:rFonts w:eastAsiaTheme="minorEastAsia"/>
+              <w:noProof/>
+              <w:kern w:val="2"/>
+              <w:sz w:val="24"/>
+              <w:szCs w:val="24"/>
+              <w:lang w:eastAsia="en-IN" w:bidi="kn-IN"/>
+              <w14:ligatures w14:val="standardContextual"/>
+            </w:rPr>
+          </w:pPr>
+          <w:hyperlink w:anchor="_Toc231254057" w:history="1">
+            <w:r>
+              <w:rPr>
+                <w:rStyle w:val="Hyperlink"/>
+                <w:noProof/>
+              </w:rPr>
+              <w:t>12. Example Business Trade-Offs</w:t>
+            </w:r>
+            <w:r>
+              <w:rPr>
+                <w:noProof/>
+                <w:webHidden/>
+              </w:rPr>
+              <w:tab/>
+            </w:r>
+            <w:r>
+              <w:rPr>
+                <w:noProof/>
+                <w:webHidden/>
+              </w:rPr>
+              <w:fldChar w:fldCharType="begin"/>
+            </w:r>
+            <w:r>
+              <w:rPr>
+                <w:noProof/>
+                <w:webHidden/>
+              </w:rPr>
+              <w:instrText xml:space="preserve"> PAGEREF _Toc231254057 \h </w:instrText>
+            </w:r>
+            <w:r>
+              <w:rPr>
+                <w:noProof/>
+                <w:webHidden/>
+              </w:rPr>
+            </w:r>
+            <w:r>
+              <w:rPr>
+                <w:noProof/>
+                <w:webHidden/>
+              </w:rPr>
+              <w:fldChar w:fldCharType="separate"/>
+            </w:r>
+            <w:r>
+              <w:rPr>
+                <w:noProof/>
+                <w:webHidden/>
+              </w:rPr>
+              <w:t>15</w:t>
+            </w:r>
+            <w:r>
+              <w:rPr>
+                <w:noProof/>
+                <w:webHidden/>
+              </w:rPr>
+              <w:fldChar w:fldCharType="end"/>
+            </w:r>
+          </w:hyperlink>
+        </w:p>
+        <w:p>
+          <w:pPr>
+            <w:pStyle w:val="TOC1"/>
+            <w:tabs>
+              <w:tab w:val="right" w:leader="dot" w:pos="9742"/>
+            </w:tabs>
+            <w:rPr>
+              <w:rFonts w:eastAsiaTheme="minorEastAsia"/>
+              <w:noProof/>
+              <w:kern w:val="2"/>
+              <w:sz w:val="24"/>
+              <w:szCs w:val="24"/>
+              <w:lang w:eastAsia="en-IN" w:bidi="kn-IN"/>
+              <w14:ligatures w14:val="standardContextual"/>
+            </w:rPr>
+          </w:pPr>
+          <w:hyperlink w:anchor="_Toc231254058" w:history="1">
+            <w:r>
+              <w:rPr>
+                <w:rStyle w:val="Hyperlink"/>
+                <w:noProof/>
+              </w:rPr>
+              <w:t>14. Initial Dataset Strategy</w:t>
+            </w:r>
+            <w:r>
+              <w:rPr>
+                <w:noProof/>
+                <w:webHidden/>
+              </w:rPr>
+              <w:tab/>
+            </w:r>
+            <w:r>
+              <w:rPr>
+                <w:noProof/>
+                <w:webHidden/>
+              </w:rPr>
+              <w:fldChar w:fldCharType="begin"/>
+            </w:r>
+            <w:r>
+              <w:rPr>
+                <w:noProof/>
+                <w:webHidden/>
+              </w:rPr>
+              <w:instrText xml:space="preserve"> PAGEREF _Toc231254058 \h </w:instrText>
+            </w:r>
+            <w:r>
+              <w:rPr>
+                <w:noProof/>
+                <w:webHidden/>
+              </w:rPr>
+            </w:r>
+            <w:r>
+              <w:rPr>
+                <w:noProof/>
+                <w:webHidden/>
+              </w:rPr>
+              <w:fldChar w:fldCharType="separate"/>
+            </w:r>
+            <w:r>
+              <w:rPr>
+                <w:noProof/>
+                <w:webHidden/>
+              </w:rPr>
+              <w:t>16</w:t>
             </w:r>
             <w:r>
               <w:rPr>
@@ -273,7 +1031,7 @@
       <w:pPr>
         <w:pStyle w:val="Heading1"/>
       </w:pPr>
-      <w:bookmarkStart w:id="0" w:name="_Toc230036691"/>
+      <w:bookmarkStart w:id="0" w:name="_Toc231254046"/>
       <w:r>
         <w:lastRenderedPageBreak/>
         <w:t>1. Project Vision</w:t>
@@ -294,14 +1052,13 @@
         </w:rPr>
         <w:t>Project Name</w:t>
       </w:r>
-    </w:p>
-    <w:p>
-      <w:pPr>
+      <w:r>
         <w:rPr>
           <w:b/>
           <w:bCs/>
         </w:rPr>
-      </w:pPr>
+        <w:t xml:space="preserve">: </w:t>
+      </w:r>
       <w:r>
         <w:rPr>
           <w:b/>
@@ -340,7 +1097,7 @@
       <w:pPr>
         <w:pStyle w:val="Heading1"/>
       </w:pPr>
-      <w:bookmarkStart w:id="1" w:name="_Toc230036692"/>
+      <w:bookmarkStart w:id="1" w:name="_Toc231254047"/>
       <w:r>
         <w:lastRenderedPageBreak/>
         <w:t>2. Business Context</w:t>
@@ -355,13 +1112,11 @@
         <w:t xml:space="preserve">Imagine </w:t>
       </w:r>
       <w:r>
-        <w:t xml:space="preserve">this system belongs in a fashion market place or </w:t>
-      </w:r>
-      <w:proofErr w:type="gramStart"/>
-      <w:r>
-        <w:t>a</w:t>
-      </w:r>
-      <w:proofErr w:type="gramEnd"/>
+        <w:t>this system belongs in a fashion market place or a</w:t>
+      </w:r>
+      <w:r>
+        <w:t>n</w:t>
+      </w:r>
       <w:r>
         <w:t xml:space="preserve"> e-commerce retailer. A platform similar to Amazon Sponsored Products or Flipkart Ads, where brands pay to promote products.</w:t>
       </w:r>
@@ -434,7 +1189,7 @@
       <w:pPr>
         <w:pStyle w:val="Heading1"/>
       </w:pPr>
-      <w:bookmarkStart w:id="2" w:name="_Toc230036693"/>
+      <w:bookmarkStart w:id="2" w:name="_Toc231254048"/>
       <w:r>
         <w:lastRenderedPageBreak/>
         <w:t xml:space="preserve">3. The Core </w:t>
@@ -444,7 +1199,6 @@
       </w:r>
       <w:bookmarkEnd w:id="2"/>
     </w:p>
-    <w:p/>
     <w:p>
       <w:r>
         <w:t>Given a user session and browsing context, retrieve and rank the most relevant sponsored fashion products in real-time while balancing personalization, business goals, and latency constraints.</w:t>
@@ -610,6 +1364,7 @@
       <w:pPr>
         <w:pStyle w:val="Heading1"/>
       </w:pPr>
+      <w:bookmarkStart w:id="3" w:name="_Toc231254049"/>
       <w:r>
         <w:lastRenderedPageBreak/>
         <w:t xml:space="preserve">4. </w:t>
@@ -617,13 +1372,11 @@
       <w:r>
         <w:t>Real-World Constraints</w:t>
       </w:r>
-    </w:p>
-    <w:p>
-      <w:r>
-        <w:t xml:space="preserve">We need to look at the performance of the recommendation system as NOT just “maximize accuracy at any cost”. There are other </w:t>
-      </w:r>
-      <w:r>
-        <w:t>factors to considers in terms of the performance that will play a role in user experience.</w:t>
+      <w:bookmarkEnd w:id="3"/>
+    </w:p>
+    <w:p>
+      <w:r>
+        <w:t>We need to look at the performance of the recommendation system as NOT just “maximize accuracy at any cost”. There are other factors to considers in terms of the performance that will play a role in user experience.</w:t>
       </w:r>
     </w:p>
     <w:tbl>
@@ -1005,6 +1758,7 @@
       <w:pPr>
         <w:pStyle w:val="Heading1"/>
       </w:pPr>
+      <w:bookmarkStart w:id="4" w:name="_Toc231254050"/>
       <w:r>
         <w:lastRenderedPageBreak/>
         <w:t>5</w:t>
@@ -1012,6 +1766,7 @@
       <w:r>
         <w:t>. Business KPIs</w:t>
       </w:r>
+      <w:bookmarkEnd w:id="4"/>
     </w:p>
     <w:p>
       <w:r>
@@ -1569,6 +2324,7 @@
       <w:pPr>
         <w:pStyle w:val="Heading1"/>
       </w:pPr>
+      <w:bookmarkStart w:id="5" w:name="_Toc231254051"/>
       <w:r>
         <w:lastRenderedPageBreak/>
         <w:t xml:space="preserve">6. </w:t>
@@ -1576,6 +2332,7 @@
       <w:r>
         <w:t>Functional Requirements</w:t>
       </w:r>
+      <w:bookmarkEnd w:id="5"/>
     </w:p>
     <w:p>
       <w:pPr>
@@ -1979,6 +2736,7 @@
       <w:pPr>
         <w:pStyle w:val="Heading1"/>
       </w:pPr>
+      <w:bookmarkStart w:id="6" w:name="_Toc231254052"/>
       <w:r>
         <w:lastRenderedPageBreak/>
         <w:t xml:space="preserve">7. </w:t>
@@ -1986,6 +2744,7 @@
       <w:r>
         <w:t>Non-Functional Requirements (VERY Important)</w:t>
       </w:r>
+      <w:bookmarkEnd w:id="6"/>
     </w:p>
     <w:p>
       <w:r>
@@ -2324,6 +3083,7 @@
       <w:pPr>
         <w:pStyle w:val="Heading1"/>
       </w:pPr>
+      <w:bookmarkStart w:id="7" w:name="_Toc231254053"/>
       <w:r>
         <w:lastRenderedPageBreak/>
         <w:t xml:space="preserve">8. </w:t>
@@ -2331,6 +3091,7 @@
       <w:r>
         <w:t>Recommendation Strategy</w:t>
       </w:r>
+      <w:bookmarkEnd w:id="7"/>
     </w:p>
     <w:p>
       <w:r>
@@ -2360,7 +3121,7 @@
     <w:p>
       <w:r>
         <w:pict w14:anchorId="0B9E50C8">
-          <v:rect id="_x0000_i1111" style="width:0;height:1.5pt" o:hralign="center" o:hrstd="t" o:hr="t" fillcolor="#a0a0a0" stroked="f"/>
+          <v:rect id="_x0000_i1025" style="width:0;height:1.5pt" o:hralign="center" o:hrstd="t" o:hr="t" fillcolor="#a0a0a0" stroked="f"/>
         </w:pict>
       </w:r>
     </w:p>
@@ -2463,7 +3224,7 @@
     <w:p>
       <w:r>
         <w:pict w14:anchorId="538DB623">
-          <v:rect id="_x0000_i1112" style="width:0;height:1.5pt" o:hralign="center" o:hrstd="t" o:hr="t" fillcolor="#a0a0a0" stroked="f"/>
+          <v:rect id="_x0000_i1026" style="width:0;height:1.5pt" o:hralign="center" o:hrstd="t" o:hr="t" fillcolor="#a0a0a0" stroked="f"/>
         </w:pict>
       </w:r>
     </w:p>
@@ -2597,7 +3358,7 @@
     <w:p>
       <w:r>
         <w:pict w14:anchorId="7E91405E">
-          <v:rect id="_x0000_i1113" style="width:0;height:1.5pt" o:hralign="center" o:hrstd="t" o:hr="t" fillcolor="#a0a0a0" stroked="f"/>
+          <v:rect id="_x0000_i1027" style="width:0;height:1.5pt" o:hralign="center" o:hrstd="t" o:hr="t" fillcolor="#a0a0a0" stroked="f"/>
         </w:pict>
       </w:r>
     </w:p>
@@ -2694,6 +3455,7 @@
       <w:pPr>
         <w:pStyle w:val="Heading1"/>
       </w:pPr>
+      <w:bookmarkStart w:id="8" w:name="_Toc231254054"/>
       <w:r>
         <w:lastRenderedPageBreak/>
         <w:t xml:space="preserve">9. </w:t>
@@ -2701,6 +3463,7 @@
       <w:r>
         <w:t>Online vs Offline Architecture</w:t>
       </w:r>
+      <w:bookmarkEnd w:id="8"/>
     </w:p>
     <w:p>
       <w:r>
@@ -2710,7 +3473,7 @@
     <w:p>
       <w:r>
         <w:pict w14:anchorId="17628DF7">
-          <v:rect id="_x0000_i1135" style="width:0;height:1.5pt" o:hralign="center" o:hrstd="t" o:hr="t" fillcolor="#a0a0a0" stroked="f"/>
+          <v:rect id="_x0000_i1028" style="width:0;height:1.5pt" o:hralign="center" o:hrstd="t" o:hr="t" fillcolor="#a0a0a0" stroked="f"/>
         </w:pict>
       </w:r>
     </w:p>
@@ -2781,7 +3544,7 @@
     <w:p>
       <w:r>
         <w:pict w14:anchorId="3AECEDBC">
-          <v:rect id="_x0000_i1136" style="width:0;height:1.5pt" o:hralign="center" o:hrstd="t" o:hr="t" fillcolor="#a0a0a0" stroked="f"/>
+          <v:rect id="_x0000_i1029" style="width:0;height:1.5pt" o:hralign="center" o:hrstd="t" o:hr="t" fillcolor="#a0a0a0" stroked="f"/>
         </w:pict>
       </w:r>
     </w:p>
@@ -2852,7 +3615,7 @@
     <w:p>
       <w:r>
         <w:pict w14:anchorId="2E691732">
-          <v:rect id="_x0000_i1137" style="width:0;height:1.5pt" o:hralign="center" o:hrstd="t" o:hr="t" fillcolor="#a0a0a0" stroked="f"/>
+          <v:rect id="_x0000_i1030" style="width:0;height:1.5pt" o:hralign="center" o:hrstd="t" o:hr="t" fillcolor="#a0a0a0" stroked="f"/>
         </w:pict>
       </w:r>
     </w:p>
@@ -3067,6 +3830,7 @@
           <w:rFonts w:eastAsiaTheme="minorHAnsi"/>
         </w:rPr>
       </w:pPr>
+      <w:bookmarkStart w:id="9" w:name="_Toc231254055"/>
       <w:r>
         <w:lastRenderedPageBreak/>
         <w:t xml:space="preserve">10. </w:t>
@@ -3077,6 +3841,7 @@
         </w:rPr>
         <w:t>System Boundaries (Critical)</w:t>
       </w:r>
+      <w:bookmarkEnd w:id="9"/>
     </w:p>
     <w:p>
       <w:r>
@@ -3091,7 +3856,7 @@
     <w:p>
       <w:r>
         <w:pict w14:anchorId="2B80EAB1">
-          <v:rect id="_x0000_i1153" style="width:0;height:1.5pt" o:hralign="center" o:hrstd="t" o:hr="t" fillcolor="#a0a0a0" stroked="f"/>
+          <v:rect id="_x0000_i1031" style="width:0;height:1.5pt" o:hralign="center" o:hrstd="t" o:hr="t" fillcolor="#a0a0a0" stroked="f"/>
         </w:pict>
       </w:r>
     </w:p>
@@ -3220,7 +3985,7 @@
     <w:p>
       <w:r>
         <w:pict w14:anchorId="0BB845AC">
-          <v:rect id="_x0000_i1154" style="width:0;height:1.5pt" o:hralign="center" o:hrstd="t" o:hr="t" fillcolor="#a0a0a0" stroked="f"/>
+          <v:rect id="_x0000_i1032" style="width:0;height:1.5pt" o:hralign="center" o:hrstd="t" o:hr="t" fillcolor="#a0a0a0" stroked="f"/>
         </w:pict>
       </w:r>
     </w:p>
@@ -3339,6 +4104,7 @@
       <w:pPr>
         <w:pStyle w:val="Heading1"/>
       </w:pPr>
+      <w:bookmarkStart w:id="10" w:name="_Toc231254056"/>
       <w:r>
         <w:lastRenderedPageBreak/>
         <w:t>1</w:t>
@@ -3349,6 +4115,7 @@
       <w:r>
         <w:t>. Proposed User Journey</w:t>
       </w:r>
+      <w:bookmarkEnd w:id="10"/>
     </w:p>
     <w:p>
       <w:r>
@@ -3358,7 +4125,7 @@
     <w:p>
       <w:r>
         <w:pict w14:anchorId="4F1BE573">
-          <v:rect id="_x0000_i1205" style="width:0;height:1.5pt" o:hralign="center" o:hrstd="t" o:hr="t" fillcolor="#a0a0a0" stroked="f"/>
+          <v:rect id="_x0000_i1033" style="width:0;height:1.5pt" o:hralign="center" o:hrstd="t" o:hr="t" fillcolor="#a0a0a0" stroked="f"/>
         </w:pict>
       </w:r>
     </w:p>
@@ -3420,7 +4187,7 @@
     <w:p>
       <w:r>
         <w:pict w14:anchorId="7C3E45F0">
-          <v:rect id="_x0000_i1206" style="width:0;height:1.5pt" o:hralign="center" o:hrstd="t" o:hr="t" fillcolor="#a0a0a0" stroked="f"/>
+          <v:rect id="_x0000_i1034" style="width:0;height:1.5pt" o:hralign="center" o:hrstd="t" o:hr="t" fillcolor="#a0a0a0" stroked="f"/>
         </w:pict>
       </w:r>
     </w:p>
@@ -3500,7 +4267,7 @@
     <w:p>
       <w:r>
         <w:pict w14:anchorId="7C0E0E3B">
-          <v:rect id="_x0000_i1207" style="width:0;height:1.5pt" o:hralign="center" o:hrstd="t" o:hr="t" fillcolor="#a0a0a0" stroked="f"/>
+          <v:rect id="_x0000_i1035" style="width:0;height:1.5pt" o:hralign="center" o:hrstd="t" o:hr="t" fillcolor="#a0a0a0" stroked="f"/>
         </w:pict>
       </w:r>
     </w:p>
@@ -3538,7 +4305,7 @@
     <w:p>
       <w:r>
         <w:pict w14:anchorId="4244EBFD">
-          <v:rect id="_x0000_i1208" style="width:0;height:1.5pt" o:hralign="center" o:hrstd="t" o:hr="t" fillcolor="#a0a0a0" stroked="f"/>
+          <v:rect id="_x0000_i1036" style="width:0;height:1.5pt" o:hralign="center" o:hrstd="t" o:hr="t" fillcolor="#a0a0a0" stroked="f"/>
         </w:pict>
       </w:r>
     </w:p>
@@ -3576,7 +4343,7 @@
     <w:p>
       <w:r>
         <w:pict w14:anchorId="691E1ACE">
-          <v:rect id="_x0000_i1209" style="width:0;height:1.5pt" o:hralign="center" o:hrstd="t" o:hr="t" fillcolor="#a0a0a0" stroked="f"/>
+          <v:rect id="_x0000_i1037" style="width:0;height:1.5pt" o:hralign="center" o:hrstd="t" o:hr="t" fillcolor="#a0a0a0" stroked="f"/>
         </w:pict>
       </w:r>
     </w:p>
@@ -3615,7 +4382,7 @@
     <w:p>
       <w:r>
         <w:pict w14:anchorId="42F73F21">
-          <v:rect id="_x0000_i1210" style="width:0;height:1.5pt" o:hralign="center" o:hrstd="t" o:hr="t" fillcolor="#a0a0a0" stroked="f"/>
+          <v:rect id="_x0000_i1038" style="width:0;height:1.5pt" o:hralign="center" o:hrstd="t" o:hr="t" fillcolor="#a0a0a0" stroked="f"/>
         </w:pict>
       </w:r>
     </w:p>
@@ -3671,7 +4438,7 @@
     <w:p>
       <w:r>
         <w:pict w14:anchorId="223DBD37">
-          <v:rect id="_x0000_i1211" style="width:0;height:1.5pt" o:hralign="center" o:hrstd="t" o:hr="t" fillcolor="#a0a0a0" stroked="f"/>
+          <v:rect id="_x0000_i1039" style="width:0;height:1.5pt" o:hralign="center" o:hrstd="t" o:hr="t" fillcolor="#a0a0a0" stroked="f"/>
         </w:pict>
       </w:r>
     </w:p>
@@ -3698,7 +4465,7 @@
     <w:p>
       <w:r>
         <w:pict w14:anchorId="3590B3DC">
-          <v:rect id="_x0000_i1212" style="width:0;height:1.5pt" o:hralign="center" o:hrstd="t" o:hr="t" fillcolor="#a0a0a0" stroked="f"/>
+          <v:rect id="_x0000_i1040" style="width:0;height:1.5pt" o:hralign="center" o:hrstd="t" o:hr="t" fillcolor="#a0a0a0" stroked="f"/>
         </w:pict>
       </w:r>
     </w:p>
@@ -3734,6 +4501,7 @@
           <w:rFonts w:eastAsiaTheme="minorHAnsi"/>
         </w:rPr>
       </w:pPr>
+      <w:bookmarkStart w:id="11" w:name="_Toc231254057"/>
       <w:r>
         <w:lastRenderedPageBreak/>
         <w:t xml:space="preserve">12. </w:t>
@@ -3744,6 +4512,7 @@
         </w:rPr>
         <w:t>Example Business Trade-Offs</w:t>
       </w:r>
+      <w:bookmarkEnd w:id="11"/>
     </w:p>
     <w:p>
       <w:r>
@@ -3753,7 +4522,7 @@
     <w:p>
       <w:r>
         <w:pict w14:anchorId="31504EE3">
-          <v:rect id="_x0000_i1227" style="width:0;height:1.5pt" o:hralign="center" o:hrstd="t" o:hr="t" fillcolor="#a0a0a0" stroked="f"/>
+          <v:rect id="_x0000_i1041" style="width:0;height:1.5pt" o:hralign="center" o:hrstd="t" o:hr="t" fillcolor="#a0a0a0" stroked="f"/>
         </w:pict>
       </w:r>
     </w:p>
@@ -3994,10 +4763,12 @@
       <w:pPr>
         <w:pStyle w:val="Heading1"/>
       </w:pPr>
+      <w:bookmarkStart w:id="12" w:name="_Toc231254058"/>
       <w:r>
         <w:lastRenderedPageBreak/>
         <w:t>14. Initial Dataset Strategy</w:t>
       </w:r>
+      <w:bookmarkEnd w:id="12"/>
     </w:p>
     <w:p>
       <w:pPr>
@@ -4096,7 +4867,7 @@
     <w:p>
       <w:r>
         <w:pict w14:anchorId="0E3AA22F">
-          <v:rect id="_x0000_i1235" style="width:0;height:1.5pt" o:hralign="center" o:hrstd="t" o:hr="t" fillcolor="#a0a0a0" stroked="f"/>
+          <v:rect id="_x0000_i1042" style="width:0;height:1.5pt" o:hralign="center" o:hrstd="t" o:hr="t" fillcolor="#a0a0a0" stroked="f"/>
         </w:pict>
       </w:r>
     </w:p>
@@ -4198,7 +4969,7 @@
     <w:p>
       <w:r>
         <w:pict w14:anchorId="3E24DCE7">
-          <v:rect id="_x0000_i1273" style="width:0;height:1.5pt" o:hralign="center" o:hrstd="t" o:hr="t" fillcolor="#a0a0a0" stroked="f"/>
+          <v:rect id="_x0000_i1043" style="width:0;height:1.5pt" o:hralign="center" o:hrstd="t" o:hr="t" fillcolor="#a0a0a0" stroked="f"/>
         </w:pict>
       </w:r>
     </w:p>
@@ -4225,7 +4996,7 @@
     <w:p>
       <w:r>
         <w:pict w14:anchorId="273B5659">
-          <v:rect id="_x0000_i1274" style="width:0;height:1.5pt" o:hralign="center" o:hrstd="t" o:hr="t" fillcolor="#a0a0a0" stroked="f"/>
+          <v:rect id="_x0000_i1044" style="width:0;height:1.5pt" o:hralign="center" o:hrstd="t" o:hr="t" fillcolor="#a0a0a0" stroked="f"/>
         </w:pict>
       </w:r>
     </w:p>
@@ -4575,7 +5346,7 @@
     <w:p>
       <w:r>
         <w:pict w14:anchorId="2A6C524D">
-          <v:rect id="_x0000_i1275" style="width:0;height:1.5pt" o:hralign="center" o:hrstd="t" o:hr="t" fillcolor="#a0a0a0" stroked="f"/>
+          <v:rect id="_x0000_i1045" style="width:0;height:1.5pt" o:hralign="center" o:hrstd="t" o:hr="t" fillcolor="#a0a0a0" stroked="f"/>
         </w:pict>
       </w:r>
     </w:p>
@@ -4651,7 +5422,7 @@
     <w:p>
       <w:r>
         <w:pict w14:anchorId="189E0FC5">
-          <v:rect id="_x0000_i1276" style="width:0;height:1.5pt" o:hralign="center" o:hrstd="t" o:hr="t" fillcolor="#a0a0a0" stroked="f"/>
+          <v:rect id="_x0000_i1046" style="width:0;height:1.5pt" o:hralign="center" o:hrstd="t" o:hr="t" fillcolor="#a0a0a0" stroked="f"/>
         </w:pict>
       </w:r>
     </w:p>
@@ -4977,7 +5748,7 @@
     <w:p>
       <w:r>
         <w:pict w14:anchorId="02CFAA19">
-          <v:rect id="_x0000_i1277" style="width:0;height:1.5pt" o:hralign="center" o:hrstd="t" o:hr="t" fillcolor="#a0a0a0" stroked="f"/>
+          <v:rect id="_x0000_i1047" style="width:0;height:1.5pt" o:hralign="center" o:hrstd="t" o:hr="t" fillcolor="#a0a0a0" stroked="f"/>
         </w:pict>
       </w:r>
     </w:p>
@@ -5108,7 +5879,7 @@
     <w:p>
       <w:r>
         <w:pict w14:anchorId="73BD3707">
-          <v:rect id="_x0000_i1278" style="width:0;height:1.5pt" o:hralign="center" o:hrstd="t" o:hr="t" fillcolor="#a0a0a0" stroked="f"/>
+          <v:rect id="_x0000_i1048" style="width:0;height:1.5pt" o:hralign="center" o:hrstd="t" o:hr="t" fillcolor="#a0a0a0" stroked="f"/>
         </w:pict>
       </w:r>
     </w:p>
@@ -9740,6 +10511,7 @@
   <w:style w:type="character" w:default="1" w:styleId="DefaultParagraphFont">
     <w:name w:val="Default Paragraph Font"/>
     <w:uiPriority w:val="1"/>
+    <w:semiHidden/>
     <w:unhideWhenUsed/>
   </w:style>
   <w:style w:type="table" w:default="1" w:styleId="TableNormal">
